--- a/por/docx/007.content.docx
+++ b/por/docx/007.content.docx
@@ -384,138 +384,102 @@
           <w:lang w:val="pt_PT" w:bidi="pt_PT"/>
         </w:rPr>
       </w:r>
-      <w:hyperlink r:id="rId13">
-        <w:r>
-          <w:rPr>
-            <w:lang w:val="pt_PT" w:bidi="pt_PT"/>
-          </w:rPr>
-          <w:rPr>
-            <w:color w:val="0000EE"/>
-            <w:u w:val="single"/>
-          </w:rPr>
-          <w:t>Deuteronômio 19.19</w:t>
-        </w:r>
-      </w:hyperlink>
-    </w:p>
-    <w:p>
-      <w:pPr>
-        <w:pStyle w:val="ListBullet"/>
-        <w:spacing w:line="240" w:lineRule="auto"/>
-        <w:ind w:left="720"/>
-      </w:pPr>
-      <w:r>
-        <w:rPr>
-          <w:lang w:val="pt_PT" w:bidi="pt_PT"/>
-        </w:rPr>
-      </w:r>
-      <w:hyperlink r:id="rId14">
-        <w:r>
-          <w:rPr>
-            <w:lang w:val="pt_PT" w:bidi="pt_PT"/>
-          </w:rPr>
-          <w:rPr>
-            <w:color w:val="0000EE"/>
-            <w:u w:val="single"/>
-          </w:rPr>
-          <w:t>Êxodo 20.16</w:t>
-        </w:r>
-      </w:hyperlink>
-    </w:p>
-    <w:p>
-      <w:pPr>
-        <w:pStyle w:val="ListBullet"/>
-        <w:spacing w:line="240" w:lineRule="auto"/>
-        <w:ind w:left="720"/>
-      </w:pPr>
-      <w:r>
-        <w:rPr>
-          <w:lang w:val="pt_PT" w:bidi="pt_PT"/>
-        </w:rPr>
-      </w:r>
-      <w:hyperlink r:id="rId15">
-        <w:r>
-          <w:rPr>
-            <w:lang w:val="pt_PT" w:bidi="pt_PT"/>
-          </w:rPr>
-          <w:rPr>
-            <w:color w:val="0000EE"/>
-            <w:u w:val="single"/>
-          </w:rPr>
-          <w:t>Mateus 15.18–20</w:t>
-        </w:r>
-      </w:hyperlink>
-    </w:p>
-    <w:p>
-      <w:pPr>
-        <w:pStyle w:val="ListBullet"/>
-        <w:spacing w:line="240" w:lineRule="auto"/>
-        <w:ind w:left="720"/>
-      </w:pPr>
-      <w:r>
-        <w:rPr>
-          <w:lang w:val="pt_PT" w:bidi="pt_PT"/>
-        </w:rPr>
-      </w:r>
-      <w:hyperlink r:id="rId16">
-        <w:r>
-          <w:rPr>
-            <w:lang w:val="pt_PT" w:bidi="pt_PT"/>
-          </w:rPr>
-          <w:rPr>
-            <w:color w:val="0000EE"/>
-            <w:u w:val="single"/>
-          </w:rPr>
-          <w:t>Mateus 19.18–19</w:t>
-        </w:r>
-      </w:hyperlink>
-    </w:p>
-    <w:p>
-      <w:pPr>
-        <w:pStyle w:val="ListBullet"/>
-        <w:spacing w:line="240" w:lineRule="auto"/>
-        <w:ind w:left="720"/>
-      </w:pPr>
-      <w:r>
-        <w:rPr>
-          <w:lang w:val="pt_PT" w:bidi="pt_PT"/>
-        </w:rPr>
-      </w:r>
-      <w:hyperlink r:id="rId17">
-        <w:r>
-          <w:rPr>
-            <w:lang w:val="pt_PT" w:bidi="pt_PT"/>
-          </w:rPr>
-          <w:rPr>
-            <w:color w:val="0000EE"/>
-            <w:u w:val="single"/>
-          </w:rPr>
-          <w:t>Provérbios 14.5–6</w:t>
-        </w:r>
-      </w:hyperlink>
-    </w:p>
-    <w:p>
-      <w:pPr>
-        <w:pStyle w:val="ListBullet"/>
-        <w:spacing w:line="240" w:lineRule="auto"/>
-        <w:ind w:left="720"/>
-      </w:pPr>
-      <w:r>
-        <w:rPr>
-          <w:lang w:val="pt_PT" w:bidi="pt_PT"/>
-        </w:rPr>
-      </w:r>
-      <w:hyperlink r:id="rId18">
-        <w:r>
-          <w:rPr>
-            <w:lang w:val="pt_PT" w:bidi="pt_PT"/>
-          </w:rPr>
-          <w:rPr>
-            <w:color w:val="0000EE"/>
-            <w:u w:val="single"/>
-          </w:rPr>
-          <w:t>Salmos 27.11–12</w:t>
-        </w:r>
-      </w:hyperlink>
+      <w:r>
+        <w:rPr>
+          <w:lang w:val="pt_PT" w:bidi="pt_PT"/>
+        </w:rPr>
+        <w:t>Deuteronômio 19.19</w:t>
+      </w:r>
+    </w:p>
+    <w:p>
+      <w:pPr>
+        <w:pStyle w:val="ListBullet"/>
+        <w:spacing w:line="240" w:lineRule="auto"/>
+        <w:ind w:left="720"/>
+      </w:pPr>
+      <w:r>
+        <w:rPr>
+          <w:lang w:val="pt_PT" w:bidi="pt_PT"/>
+        </w:rPr>
+      </w:r>
+      <w:r>
+        <w:rPr>
+          <w:lang w:val="pt_PT" w:bidi="pt_PT"/>
+        </w:rPr>
+        <w:t>Êxodo 20.16</w:t>
+      </w:r>
+    </w:p>
+    <w:p>
+      <w:pPr>
+        <w:pStyle w:val="ListBullet"/>
+        <w:spacing w:line="240" w:lineRule="auto"/>
+        <w:ind w:left="720"/>
+      </w:pPr>
+      <w:r>
+        <w:rPr>
+          <w:lang w:val="pt_PT" w:bidi="pt_PT"/>
+        </w:rPr>
+      </w:r>
+      <w:r>
+        <w:rPr>
+          <w:lang w:val="pt_PT" w:bidi="pt_PT"/>
+        </w:rPr>
+        <w:t>Mateus 15.18–20</w:t>
+      </w:r>
+    </w:p>
+    <w:p>
+      <w:pPr>
+        <w:pStyle w:val="ListBullet"/>
+        <w:spacing w:line="240" w:lineRule="auto"/>
+        <w:ind w:left="720"/>
+      </w:pPr>
+      <w:r>
+        <w:rPr>
+          <w:lang w:val="pt_PT" w:bidi="pt_PT"/>
+        </w:rPr>
+      </w:r>
+      <w:r>
+        <w:rPr>
+          <w:lang w:val="pt_PT" w:bidi="pt_PT"/>
+        </w:rPr>
+        <w:t>Mateus 19.18–19</w:t>
+      </w:r>
+    </w:p>
+    <w:p>
+      <w:pPr>
+        <w:pStyle w:val="ListBullet"/>
+        <w:spacing w:line="240" w:lineRule="auto"/>
+        <w:ind w:left="720"/>
+      </w:pPr>
+      <w:r>
+        <w:rPr>
+          <w:lang w:val="pt_PT" w:bidi="pt_PT"/>
+        </w:rPr>
+      </w:r>
+      <w:r>
+        <w:rPr>
+          <w:lang w:val="pt_PT" w:bidi="pt_PT"/>
+        </w:rPr>
+        <w:t>Provérbios 14.5–6</w:t>
+      </w:r>
+    </w:p>
+    <w:p>
+      <w:pPr>
+        <w:pStyle w:val="ListBullet"/>
+        <w:spacing w:line="240" w:lineRule="auto"/>
+        <w:ind w:left="720"/>
+      </w:pPr>
+      <w:r>
+        <w:rPr>
+          <w:lang w:val="pt_PT" w:bidi="pt_PT"/>
+        </w:rPr>
+      </w:r>
+      <w:r>
+        <w:rPr>
+          <w:lang w:val="pt_PT" w:bidi="pt_PT"/>
+        </w:rPr>
+        <w:t>Salmos 27.11–12</w:t>
+      </w:r>
     </w:p>
     <w:p>
       <w:pPr>
@@ -1068,330 +1032,246 @@
           <w:lang w:val="pt_PT" w:bidi="pt_PT"/>
         </w:rPr>
       </w:r>
-      <w:hyperlink r:id="rId19">
-        <w:r>
-          <w:rPr>
-            <w:lang w:val="pt_PT" w:bidi="pt_PT"/>
-          </w:rPr>
-          <w:rPr>
-            <w:color w:val="0000EE"/>
-            <w:u w:val="single"/>
-          </w:rPr>
-          <w:t>Gênesis 35.2</w:t>
-        </w:r>
-      </w:hyperlink>
-    </w:p>
-    <w:p>
-      <w:pPr>
-        <w:pStyle w:val="ListBullet"/>
-        <w:spacing w:line="240" w:lineRule="auto"/>
-        <w:ind w:left="720"/>
-      </w:pPr>
-      <w:r>
-        <w:rPr>
-          <w:lang w:val="pt_PT" w:bidi="pt_PT"/>
-        </w:rPr>
-      </w:r>
-      <w:hyperlink r:id="rId20">
-        <w:r>
-          <w:rPr>
-            <w:lang w:val="pt_PT" w:bidi="pt_PT"/>
-          </w:rPr>
-          <w:rPr>
-            <w:color w:val="0000EE"/>
-            <w:u w:val="single"/>
-          </w:rPr>
-          <w:t>Êxodo 32.1</w:t>
-        </w:r>
-      </w:hyperlink>
-    </w:p>
-    <w:p>
-      <w:pPr>
-        <w:pStyle w:val="ListBullet"/>
-        <w:spacing w:line="240" w:lineRule="auto"/>
-        <w:ind w:left="720"/>
-      </w:pPr>
-      <w:r>
-        <w:rPr>
-          <w:lang w:val="pt_PT" w:bidi="pt_PT"/>
-        </w:rPr>
-      </w:r>
-      <w:hyperlink r:id="rId21">
-        <w:r>
-          <w:rPr>
-            <w:lang w:val="pt_PT" w:bidi="pt_PT"/>
-          </w:rPr>
-          <w:rPr>
-            <w:color w:val="0000EE"/>
-            <w:u w:val="single"/>
-          </w:rPr>
-          <w:t>Salmos 31.6</w:t>
-        </w:r>
-      </w:hyperlink>
-    </w:p>
-    <w:p>
-      <w:pPr>
-        <w:pStyle w:val="ListBullet"/>
-        <w:spacing w:line="240" w:lineRule="auto"/>
-        <w:ind w:left="720"/>
-      </w:pPr>
-      <w:r>
-        <w:rPr>
-          <w:lang w:val="pt_PT" w:bidi="pt_PT"/>
-        </w:rPr>
-      </w:r>
-      <w:hyperlink r:id="rId22">
-        <w:r>
-          <w:rPr>
-            <w:lang w:val="pt_PT" w:bidi="pt_PT"/>
-          </w:rPr>
-          <w:rPr>
-            <w:color w:val="0000EE"/>
-            <w:u w:val="single"/>
-          </w:rPr>
-          <w:t>Salmos 81.8–10</w:t>
-        </w:r>
-      </w:hyperlink>
-    </w:p>
-    <w:p>
-      <w:pPr>
-        <w:pStyle w:val="ListBullet"/>
-        <w:spacing w:line="240" w:lineRule="auto"/>
-        <w:ind w:left="720"/>
-      </w:pPr>
-      <w:r>
-        <w:rPr>
-          <w:lang w:val="pt_PT" w:bidi="pt_PT"/>
-        </w:rPr>
-      </w:r>
-      <w:hyperlink r:id="rId23">
-        <w:r>
-          <w:rPr>
-            <w:lang w:val="pt_PT" w:bidi="pt_PT"/>
-          </w:rPr>
-          <w:rPr>
-            <w:color w:val="0000EE"/>
-            <w:u w:val="single"/>
-          </w:rPr>
-          <w:t>Isaías 44.20</w:t>
-        </w:r>
-      </w:hyperlink>
-    </w:p>
-    <w:p>
-      <w:pPr>
-        <w:pStyle w:val="ListBullet"/>
-        <w:spacing w:line="240" w:lineRule="auto"/>
-        <w:ind w:left="720"/>
-      </w:pPr>
-      <w:r>
-        <w:rPr>
-          <w:lang w:val="pt_PT" w:bidi="pt_PT"/>
-        </w:rPr>
-      </w:r>
-      <w:hyperlink r:id="rId24">
-        <w:r>
-          <w:rPr>
-            <w:lang w:val="pt_PT" w:bidi="pt_PT"/>
-          </w:rPr>
-          <w:rPr>
-            <w:color w:val="0000EE"/>
-            <w:u w:val="single"/>
-          </w:rPr>
-          <w:t>Atos 7.41</w:t>
-        </w:r>
-      </w:hyperlink>
-    </w:p>
-    <w:p>
-      <w:pPr>
-        <w:pStyle w:val="ListBullet"/>
-        <w:spacing w:line="240" w:lineRule="auto"/>
-        <w:ind w:left="720"/>
-      </w:pPr>
-      <w:r>
-        <w:rPr>
-          <w:lang w:val="pt_PT" w:bidi="pt_PT"/>
-        </w:rPr>
-      </w:r>
-      <w:hyperlink r:id="rId25">
-        <w:r>
-          <w:rPr>
-            <w:lang w:val="pt_PT" w:bidi="pt_PT"/>
-          </w:rPr>
-          <w:rPr>
-            <w:color w:val="0000EE"/>
-            <w:u w:val="single"/>
-          </w:rPr>
-          <w:t>Atos 7.43</w:t>
-        </w:r>
-      </w:hyperlink>
-    </w:p>
-    <w:p>
-      <w:pPr>
-        <w:pStyle w:val="ListBullet"/>
-        <w:spacing w:line="240" w:lineRule="auto"/>
-        <w:ind w:left="720"/>
-      </w:pPr>
-      <w:r>
-        <w:rPr>
-          <w:lang w:val="pt_PT" w:bidi="pt_PT"/>
-        </w:rPr>
-      </w:r>
-      <w:hyperlink r:id="rId26">
-        <w:r>
-          <w:rPr>
-            <w:lang w:val="pt_PT" w:bidi="pt_PT"/>
-          </w:rPr>
-          <w:rPr>
-            <w:color w:val="0000EE"/>
-            <w:u w:val="single"/>
-          </w:rPr>
-          <w:t>Atos 15.20</w:t>
-        </w:r>
-      </w:hyperlink>
-    </w:p>
-    <w:p>
-      <w:pPr>
-        <w:pStyle w:val="ListBullet"/>
-        <w:spacing w:line="240" w:lineRule="auto"/>
-        <w:ind w:left="720"/>
-      </w:pPr>
-      <w:r>
-        <w:rPr>
-          <w:lang w:val="pt_PT" w:bidi="pt_PT"/>
-        </w:rPr>
-      </w:r>
-      <w:hyperlink r:id="rId27">
-        <w:r>
-          <w:rPr>
-            <w:lang w:val="pt_PT" w:bidi="pt_PT"/>
-          </w:rPr>
-          <w:rPr>
-            <w:color w:val="0000EE"/>
-            <w:u w:val="single"/>
-          </w:rPr>
-          <w:t>Atos 19.27</w:t>
-        </w:r>
-      </w:hyperlink>
-    </w:p>
-    <w:p>
-      <w:pPr>
-        <w:pStyle w:val="ListBullet"/>
-        <w:spacing w:line="240" w:lineRule="auto"/>
-        <w:ind w:left="720"/>
-      </w:pPr>
-      <w:r>
-        <w:rPr>
-          <w:lang w:val="pt_PT" w:bidi="pt_PT"/>
-        </w:rPr>
-      </w:r>
-      <w:hyperlink r:id="rId28">
-        <w:r>
-          <w:rPr>
-            <w:lang w:val="pt_PT" w:bidi="pt_PT"/>
-          </w:rPr>
-          <w:rPr>
-            <w:color w:val="0000EE"/>
-            <w:u w:val="single"/>
-          </w:rPr>
-          <w:t>Romanos 2.22</w:t>
-        </w:r>
-      </w:hyperlink>
-    </w:p>
-    <w:p>
-      <w:pPr>
-        <w:pStyle w:val="ListBullet"/>
-        <w:spacing w:line="240" w:lineRule="auto"/>
-        <w:ind w:left="720"/>
-      </w:pPr>
-      <w:r>
-        <w:rPr>
-          <w:lang w:val="pt_PT" w:bidi="pt_PT"/>
-        </w:rPr>
-      </w:r>
-      <w:hyperlink r:id="rId29">
-        <w:r>
-          <w:rPr>
-            <w:lang w:val="pt_PT" w:bidi="pt_PT"/>
-          </w:rPr>
-          <w:rPr>
-            <w:color w:val="0000EE"/>
-            <w:u w:val="single"/>
-          </w:rPr>
-          <w:t>Gálatas 4.8–9</w:t>
-        </w:r>
-      </w:hyperlink>
-    </w:p>
-    <w:p>
-      <w:pPr>
-        <w:pStyle w:val="ListBullet"/>
-        <w:spacing w:line="240" w:lineRule="auto"/>
-        <w:ind w:left="720"/>
-      </w:pPr>
-      <w:r>
-        <w:rPr>
-          <w:lang w:val="pt_PT" w:bidi="pt_PT"/>
-        </w:rPr>
-      </w:r>
-      <w:hyperlink r:id="rId30">
-        <w:r>
-          <w:rPr>
-            <w:lang w:val="pt_PT" w:bidi="pt_PT"/>
-          </w:rPr>
-          <w:rPr>
-            <w:color w:val="0000EE"/>
-            <w:u w:val="single"/>
-          </w:rPr>
-          <w:t>Gálatas 5.19–21</w:t>
-        </w:r>
-      </w:hyperlink>
-    </w:p>
-    <w:p>
-      <w:pPr>
-        <w:pStyle w:val="ListBullet"/>
-        <w:spacing w:line="240" w:lineRule="auto"/>
-        <w:ind w:left="720"/>
-      </w:pPr>
-      <w:r>
-        <w:rPr>
-          <w:lang w:val="pt_PT" w:bidi="pt_PT"/>
-        </w:rPr>
-      </w:r>
-      <w:hyperlink r:id="rId31">
-        <w:r>
-          <w:rPr>
-            <w:lang w:val="pt_PT" w:bidi="pt_PT"/>
-          </w:rPr>
-          <w:rPr>
-            <w:color w:val="0000EE"/>
-            <w:u w:val="single"/>
-          </w:rPr>
-          <w:t>Colossenses 3.5</w:t>
-        </w:r>
-      </w:hyperlink>
-    </w:p>
-    <w:p>
-      <w:pPr>
-        <w:pStyle w:val="ListBullet"/>
-        <w:spacing w:line="240" w:lineRule="auto"/>
-        <w:ind w:left="720"/>
-      </w:pPr>
-      <w:r>
-        <w:rPr>
-          <w:lang w:val="pt_PT" w:bidi="pt_PT"/>
-        </w:rPr>
-      </w:r>
-      <w:hyperlink r:id="rId32">
-        <w:r>
-          <w:rPr>
-            <w:lang w:val="pt_PT" w:bidi="pt_PT"/>
-          </w:rPr>
-          <w:rPr>
-            <w:color w:val="0000EE"/>
-            <w:u w:val="single"/>
-          </w:rPr>
-          <w:t>1 Tessalonicenses 1.9</w:t>
-        </w:r>
-      </w:hyperlink>
+      <w:r>
+        <w:rPr>
+          <w:lang w:val="pt_PT" w:bidi="pt_PT"/>
+        </w:rPr>
+        <w:t>Gênesis 35.2</w:t>
+      </w:r>
+    </w:p>
+    <w:p>
+      <w:pPr>
+        <w:pStyle w:val="ListBullet"/>
+        <w:spacing w:line="240" w:lineRule="auto"/>
+        <w:ind w:left="720"/>
+      </w:pPr>
+      <w:r>
+        <w:rPr>
+          <w:lang w:val="pt_PT" w:bidi="pt_PT"/>
+        </w:rPr>
+      </w:r>
+      <w:r>
+        <w:rPr>
+          <w:lang w:val="pt_PT" w:bidi="pt_PT"/>
+        </w:rPr>
+        <w:t>Êxodo 32.1</w:t>
+      </w:r>
+    </w:p>
+    <w:p>
+      <w:pPr>
+        <w:pStyle w:val="ListBullet"/>
+        <w:spacing w:line="240" w:lineRule="auto"/>
+        <w:ind w:left="720"/>
+      </w:pPr>
+      <w:r>
+        <w:rPr>
+          <w:lang w:val="pt_PT" w:bidi="pt_PT"/>
+        </w:rPr>
+      </w:r>
+      <w:r>
+        <w:rPr>
+          <w:lang w:val="pt_PT" w:bidi="pt_PT"/>
+        </w:rPr>
+        <w:t>Salmos 31.6</w:t>
+      </w:r>
+    </w:p>
+    <w:p>
+      <w:pPr>
+        <w:pStyle w:val="ListBullet"/>
+        <w:spacing w:line="240" w:lineRule="auto"/>
+        <w:ind w:left="720"/>
+      </w:pPr>
+      <w:r>
+        <w:rPr>
+          <w:lang w:val="pt_PT" w:bidi="pt_PT"/>
+        </w:rPr>
+      </w:r>
+      <w:r>
+        <w:rPr>
+          <w:lang w:val="pt_PT" w:bidi="pt_PT"/>
+        </w:rPr>
+        <w:t>Salmos 81.8–10</w:t>
+      </w:r>
+    </w:p>
+    <w:p>
+      <w:pPr>
+        <w:pStyle w:val="ListBullet"/>
+        <w:spacing w:line="240" w:lineRule="auto"/>
+        <w:ind w:left="720"/>
+      </w:pPr>
+      <w:r>
+        <w:rPr>
+          <w:lang w:val="pt_PT" w:bidi="pt_PT"/>
+        </w:rPr>
+      </w:r>
+      <w:r>
+        <w:rPr>
+          <w:lang w:val="pt_PT" w:bidi="pt_PT"/>
+        </w:rPr>
+        <w:t>Isaías 44.20</w:t>
+      </w:r>
+    </w:p>
+    <w:p>
+      <w:pPr>
+        <w:pStyle w:val="ListBullet"/>
+        <w:spacing w:line="240" w:lineRule="auto"/>
+        <w:ind w:left="720"/>
+      </w:pPr>
+      <w:r>
+        <w:rPr>
+          <w:lang w:val="pt_PT" w:bidi="pt_PT"/>
+        </w:rPr>
+      </w:r>
+      <w:r>
+        <w:rPr>
+          <w:lang w:val="pt_PT" w:bidi="pt_PT"/>
+        </w:rPr>
+        <w:t>Atos 7.41</w:t>
+      </w:r>
+    </w:p>
+    <w:p>
+      <w:pPr>
+        <w:pStyle w:val="ListBullet"/>
+        <w:spacing w:line="240" w:lineRule="auto"/>
+        <w:ind w:left="720"/>
+      </w:pPr>
+      <w:r>
+        <w:rPr>
+          <w:lang w:val="pt_PT" w:bidi="pt_PT"/>
+        </w:rPr>
+      </w:r>
+      <w:r>
+        <w:rPr>
+          <w:lang w:val="pt_PT" w:bidi="pt_PT"/>
+        </w:rPr>
+        <w:t>Atos 7.43</w:t>
+      </w:r>
+    </w:p>
+    <w:p>
+      <w:pPr>
+        <w:pStyle w:val="ListBullet"/>
+        <w:spacing w:line="240" w:lineRule="auto"/>
+        <w:ind w:left="720"/>
+      </w:pPr>
+      <w:r>
+        <w:rPr>
+          <w:lang w:val="pt_PT" w:bidi="pt_PT"/>
+        </w:rPr>
+      </w:r>
+      <w:r>
+        <w:rPr>
+          <w:lang w:val="pt_PT" w:bidi="pt_PT"/>
+        </w:rPr>
+        <w:t>Atos 15.20</w:t>
+      </w:r>
+    </w:p>
+    <w:p>
+      <w:pPr>
+        <w:pStyle w:val="ListBullet"/>
+        <w:spacing w:line="240" w:lineRule="auto"/>
+        <w:ind w:left="720"/>
+      </w:pPr>
+      <w:r>
+        <w:rPr>
+          <w:lang w:val="pt_PT" w:bidi="pt_PT"/>
+        </w:rPr>
+      </w:r>
+      <w:r>
+        <w:rPr>
+          <w:lang w:val="pt_PT" w:bidi="pt_PT"/>
+        </w:rPr>
+        <w:t>Atos 19.27</w:t>
+      </w:r>
+    </w:p>
+    <w:p>
+      <w:pPr>
+        <w:pStyle w:val="ListBullet"/>
+        <w:spacing w:line="240" w:lineRule="auto"/>
+        <w:ind w:left="720"/>
+      </w:pPr>
+      <w:r>
+        <w:rPr>
+          <w:lang w:val="pt_PT" w:bidi="pt_PT"/>
+        </w:rPr>
+      </w:r>
+      <w:r>
+        <w:rPr>
+          <w:lang w:val="pt_PT" w:bidi="pt_PT"/>
+        </w:rPr>
+        <w:t>Romanos 2.22</w:t>
+      </w:r>
+    </w:p>
+    <w:p>
+      <w:pPr>
+        <w:pStyle w:val="ListBullet"/>
+        <w:spacing w:line="240" w:lineRule="auto"/>
+        <w:ind w:left="720"/>
+      </w:pPr>
+      <w:r>
+        <w:rPr>
+          <w:lang w:val="pt_PT" w:bidi="pt_PT"/>
+        </w:rPr>
+      </w:r>
+      <w:r>
+        <w:rPr>
+          <w:lang w:val="pt_PT" w:bidi="pt_PT"/>
+        </w:rPr>
+        <w:t>Gálatas 4.8–9</w:t>
+      </w:r>
+    </w:p>
+    <w:p>
+      <w:pPr>
+        <w:pStyle w:val="ListBullet"/>
+        <w:spacing w:line="240" w:lineRule="auto"/>
+        <w:ind w:left="720"/>
+      </w:pPr>
+      <w:r>
+        <w:rPr>
+          <w:lang w:val="pt_PT" w:bidi="pt_PT"/>
+        </w:rPr>
+      </w:r>
+      <w:r>
+        <w:rPr>
+          <w:lang w:val="pt_PT" w:bidi="pt_PT"/>
+        </w:rPr>
+        <w:t>Gálatas 5.19–21</w:t>
+      </w:r>
+    </w:p>
+    <w:p>
+      <w:pPr>
+        <w:pStyle w:val="ListBullet"/>
+        <w:spacing w:line="240" w:lineRule="auto"/>
+        <w:ind w:left="720"/>
+      </w:pPr>
+      <w:r>
+        <w:rPr>
+          <w:lang w:val="pt_PT" w:bidi="pt_PT"/>
+        </w:rPr>
+      </w:r>
+      <w:r>
+        <w:rPr>
+          <w:lang w:val="pt_PT" w:bidi="pt_PT"/>
+        </w:rPr>
+        <w:t>Colossenses 3.5</w:t>
+      </w:r>
+    </w:p>
+    <w:p>
+      <w:pPr>
+        <w:pStyle w:val="ListBullet"/>
+        <w:spacing w:line="240" w:lineRule="auto"/>
+        <w:ind w:left="720"/>
+      </w:pPr>
+      <w:r>
+        <w:rPr>
+          <w:lang w:val="pt_PT" w:bidi="pt_PT"/>
+        </w:rPr>
+      </w:r>
+      <w:r>
+        <w:rPr>
+          <w:lang w:val="pt_PT" w:bidi="pt_PT"/>
+        </w:rPr>
+        <w:t>1 Tessalonicenses 1.9</w:t>
+      </w:r>
     </w:p>
     <w:p>
       <w:pPr>
@@ -1826,138 +1706,102 @@
           <w:lang w:val="pt_PT" w:bidi="pt_PT"/>
         </w:rPr>
       </w:r>
-      <w:hyperlink r:id="rId33">
-        <w:r>
-          <w:rPr>
-            <w:lang w:val="pt_PT" w:bidi="pt_PT"/>
-          </w:rPr>
-          <w:rPr>
-            <w:color w:val="0000EE"/>
-            <w:u w:val="single"/>
-          </w:rPr>
-          <w:t>1 João 4.1–3</w:t>
-        </w:r>
-      </w:hyperlink>
-    </w:p>
-    <w:p>
-      <w:pPr>
-        <w:pStyle w:val="ListBullet"/>
-        <w:spacing w:line="240" w:lineRule="auto"/>
-        <w:ind w:left="720"/>
-      </w:pPr>
-      <w:r>
-        <w:rPr>
-          <w:lang w:val="pt_PT" w:bidi="pt_PT"/>
-        </w:rPr>
-      </w:r>
-      <w:hyperlink r:id="rId34">
-        <w:r>
-          <w:rPr>
-            <w:lang w:val="pt_PT" w:bidi="pt_PT"/>
-          </w:rPr>
-          <w:rPr>
-            <w:color w:val="0000EE"/>
-            <w:u w:val="single"/>
-          </w:rPr>
-          <w:t>2 Pedro 2.1</w:t>
-        </w:r>
-      </w:hyperlink>
-    </w:p>
-    <w:p>
-      <w:pPr>
-        <w:pStyle w:val="ListBullet"/>
-        <w:spacing w:line="240" w:lineRule="auto"/>
-        <w:ind w:left="720"/>
-      </w:pPr>
-      <w:r>
-        <w:rPr>
-          <w:lang w:val="pt_PT" w:bidi="pt_PT"/>
-        </w:rPr>
-      </w:r>
-      <w:hyperlink r:id="rId35">
-        <w:r>
-          <w:rPr>
-            <w:lang w:val="pt_PT" w:bidi="pt_PT"/>
-          </w:rPr>
-          <w:rPr>
-            <w:color w:val="0000EE"/>
-            <w:u w:val="single"/>
-          </w:rPr>
-          <w:t>Atos 13.6–8</w:t>
-        </w:r>
-      </w:hyperlink>
-    </w:p>
-    <w:p>
-      <w:pPr>
-        <w:pStyle w:val="ListBullet"/>
-        <w:spacing w:line="240" w:lineRule="auto"/>
-        <w:ind w:left="720"/>
-      </w:pPr>
-      <w:r>
-        <w:rPr>
-          <w:lang w:val="pt_PT" w:bidi="pt_PT"/>
-        </w:rPr>
-      </w:r>
-      <w:hyperlink r:id="rId36">
-        <w:r>
-          <w:rPr>
-            <w:lang w:val="pt_PT" w:bidi="pt_PT"/>
-          </w:rPr>
-          <w:rPr>
-            <w:color w:val="0000EE"/>
-            <w:u w:val="single"/>
-          </w:rPr>
-          <w:t>Lucas 6.26</w:t>
-        </w:r>
-      </w:hyperlink>
-    </w:p>
-    <w:p>
-      <w:pPr>
-        <w:pStyle w:val="ListBullet"/>
-        <w:spacing w:line="240" w:lineRule="auto"/>
-        <w:ind w:left="720"/>
-      </w:pPr>
-      <w:r>
-        <w:rPr>
-          <w:lang w:val="pt_PT" w:bidi="pt_PT"/>
-        </w:rPr>
-      </w:r>
-      <w:hyperlink r:id="rId37">
-        <w:r>
-          <w:rPr>
-            <w:lang w:val="pt_PT" w:bidi="pt_PT"/>
-          </w:rPr>
-          <w:rPr>
-            <w:color w:val="0000EE"/>
-            <w:u w:val="single"/>
-          </w:rPr>
-          <w:t>Mateus 7.16</w:t>
-        </w:r>
-      </w:hyperlink>
-    </w:p>
-    <w:p>
-      <w:pPr>
-        <w:pStyle w:val="ListBullet"/>
-        <w:spacing w:line="240" w:lineRule="auto"/>
-        <w:ind w:left="720"/>
-      </w:pPr>
-      <w:r>
-        <w:rPr>
-          <w:lang w:val="pt_PT" w:bidi="pt_PT"/>
-        </w:rPr>
-      </w:r>
-      <w:hyperlink r:id="rId38">
-        <w:r>
-          <w:rPr>
-            <w:lang w:val="pt_PT" w:bidi="pt_PT"/>
-          </w:rPr>
-          <w:rPr>
-            <w:color w:val="0000EE"/>
-            <w:u w:val="single"/>
-          </w:rPr>
-          <w:t>Mateus 24.23–25</w:t>
-        </w:r>
-      </w:hyperlink>
+      <w:r>
+        <w:rPr>
+          <w:lang w:val="pt_PT" w:bidi="pt_PT"/>
+        </w:rPr>
+        <w:t>1 João 4.1–3</w:t>
+      </w:r>
+    </w:p>
+    <w:p>
+      <w:pPr>
+        <w:pStyle w:val="ListBullet"/>
+        <w:spacing w:line="240" w:lineRule="auto"/>
+        <w:ind w:left="720"/>
+      </w:pPr>
+      <w:r>
+        <w:rPr>
+          <w:lang w:val="pt_PT" w:bidi="pt_PT"/>
+        </w:rPr>
+      </w:r>
+      <w:r>
+        <w:rPr>
+          <w:lang w:val="pt_PT" w:bidi="pt_PT"/>
+        </w:rPr>
+        <w:t>2 Pedro 2.1</w:t>
+      </w:r>
+    </w:p>
+    <w:p>
+      <w:pPr>
+        <w:pStyle w:val="ListBullet"/>
+        <w:spacing w:line="240" w:lineRule="auto"/>
+        <w:ind w:left="720"/>
+      </w:pPr>
+      <w:r>
+        <w:rPr>
+          <w:lang w:val="pt_PT" w:bidi="pt_PT"/>
+        </w:rPr>
+      </w:r>
+      <w:r>
+        <w:rPr>
+          <w:lang w:val="pt_PT" w:bidi="pt_PT"/>
+        </w:rPr>
+        <w:t>Atos 13.6–8</w:t>
+      </w:r>
+    </w:p>
+    <w:p>
+      <w:pPr>
+        <w:pStyle w:val="ListBullet"/>
+        <w:spacing w:line="240" w:lineRule="auto"/>
+        <w:ind w:left="720"/>
+      </w:pPr>
+      <w:r>
+        <w:rPr>
+          <w:lang w:val="pt_PT" w:bidi="pt_PT"/>
+        </w:rPr>
+      </w:r>
+      <w:r>
+        <w:rPr>
+          <w:lang w:val="pt_PT" w:bidi="pt_PT"/>
+        </w:rPr>
+        <w:t>Lucas 6.26</w:t>
+      </w:r>
+    </w:p>
+    <w:p>
+      <w:pPr>
+        <w:pStyle w:val="ListBullet"/>
+        <w:spacing w:line="240" w:lineRule="auto"/>
+        <w:ind w:left="720"/>
+      </w:pPr>
+      <w:r>
+        <w:rPr>
+          <w:lang w:val="pt_PT" w:bidi="pt_PT"/>
+        </w:rPr>
+      </w:r>
+      <w:r>
+        <w:rPr>
+          <w:lang w:val="pt_PT" w:bidi="pt_PT"/>
+        </w:rPr>
+        <w:t>Mateus 7.16</w:t>
+      </w:r>
+    </w:p>
+    <w:p>
+      <w:pPr>
+        <w:pStyle w:val="ListBullet"/>
+        <w:spacing w:line="240" w:lineRule="auto"/>
+        <w:ind w:left="720"/>
+      </w:pPr>
+      <w:r>
+        <w:rPr>
+          <w:lang w:val="pt_PT" w:bidi="pt_PT"/>
+        </w:rPr>
+      </w:r>
+      <w:r>
+        <w:rPr>
+          <w:lang w:val="pt_PT" w:bidi="pt_PT"/>
+        </w:rPr>
+        <w:t>Mateus 24.23–25</w:t>
+      </w:r>
     </w:p>
     <w:p>
       <w:pPr>
@@ -2191,114 +2035,84 @@
           <w:lang w:val="pt_PT" w:bidi="pt_PT"/>
         </w:rPr>
       </w:r>
-      <w:hyperlink r:id="rId39">
-        <w:r>
-          <w:rPr>
-            <w:lang w:val="pt_PT" w:bidi="pt_PT"/>
-          </w:rPr>
-          <w:rPr>
-            <w:color w:val="0000EE"/>
-            <w:u w:val="single"/>
-          </w:rPr>
-          <w:t>1 Reis 8.1–2</w:t>
-        </w:r>
-      </w:hyperlink>
-    </w:p>
-    <w:p>
-      <w:pPr>
-        <w:pStyle w:val="ListBullet"/>
-        <w:spacing w:line="240" w:lineRule="auto"/>
-        <w:ind w:left="720"/>
-      </w:pPr>
-      <w:r>
-        <w:rPr>
-          <w:lang w:val="pt_PT" w:bidi="pt_PT"/>
-        </w:rPr>
-      </w:r>
-      <w:hyperlink r:id="rId40">
-        <w:r>
-          <w:rPr>
-            <w:lang w:val="pt_PT" w:bidi="pt_PT"/>
-          </w:rPr>
-          <w:rPr>
-            <w:color w:val="0000EE"/>
-            <w:u w:val="single"/>
-          </w:rPr>
-          <w:t>1 Samuel 18.18</w:t>
-        </w:r>
-      </w:hyperlink>
-    </w:p>
-    <w:p>
-      <w:pPr>
-        <w:pStyle w:val="ListBullet"/>
-        <w:spacing w:line="240" w:lineRule="auto"/>
-        <w:ind w:left="720"/>
-      </w:pPr>
-      <w:r>
-        <w:rPr>
-          <w:lang w:val="pt_PT" w:bidi="pt_PT"/>
-        </w:rPr>
-      </w:r>
-      <w:hyperlink r:id="rId41">
-        <w:r>
-          <w:rPr>
-            <w:lang w:val="pt_PT" w:bidi="pt_PT"/>
-          </w:rPr>
-          <w:rPr>
-            <w:color w:val="0000EE"/>
-            <w:u w:val="single"/>
-          </w:rPr>
-          <w:t>Êxodo 1.21</w:t>
-        </w:r>
-      </w:hyperlink>
-    </w:p>
-    <w:p>
-      <w:pPr>
-        <w:pStyle w:val="ListBullet"/>
-        <w:spacing w:line="240" w:lineRule="auto"/>
-        <w:ind w:left="720"/>
-      </w:pPr>
-      <w:r>
-        <w:rPr>
-          <w:lang w:val="pt_PT" w:bidi="pt_PT"/>
-        </w:rPr>
-      </w:r>
-      <w:hyperlink r:id="rId42">
-        <w:r>
-          <w:rPr>
-            <w:lang w:val="pt_PT" w:bidi="pt_PT"/>
-          </w:rPr>
-          <w:rPr>
-            <w:color w:val="0000EE"/>
-            <w:u w:val="single"/>
-          </w:rPr>
-          <w:t>Josué 2.12–13</w:t>
-        </w:r>
-      </w:hyperlink>
-    </w:p>
-    <w:p>
-      <w:pPr>
-        <w:pStyle w:val="ListBullet"/>
-        <w:spacing w:line="240" w:lineRule="auto"/>
-        <w:ind w:left="720"/>
-      </w:pPr>
-      <w:r>
-        <w:rPr>
-          <w:lang w:val="pt_PT" w:bidi="pt_PT"/>
-        </w:rPr>
-      </w:r>
-      <w:hyperlink r:id="rId43">
-        <w:r>
-          <w:rPr>
-            <w:lang w:val="pt_PT" w:bidi="pt_PT"/>
-          </w:rPr>
-          <w:rPr>
-            <w:color w:val="0000EE"/>
-            <w:u w:val="single"/>
-          </w:rPr>
-          <w:t>Lucas 2.4</w:t>
-        </w:r>
-      </w:hyperlink>
+      <w:r>
+        <w:rPr>
+          <w:lang w:val="pt_PT" w:bidi="pt_PT"/>
+        </w:rPr>
+        <w:t>1 Reis 8.1–2</w:t>
+      </w:r>
+    </w:p>
+    <w:p>
+      <w:pPr>
+        <w:pStyle w:val="ListBullet"/>
+        <w:spacing w:line="240" w:lineRule="auto"/>
+        <w:ind w:left="720"/>
+      </w:pPr>
+      <w:r>
+        <w:rPr>
+          <w:lang w:val="pt_PT" w:bidi="pt_PT"/>
+        </w:rPr>
+      </w:r>
+      <w:r>
+        <w:rPr>
+          <w:lang w:val="pt_PT" w:bidi="pt_PT"/>
+        </w:rPr>
+        <w:t>1 Samuel 18.18</w:t>
+      </w:r>
+    </w:p>
+    <w:p>
+      <w:pPr>
+        <w:pStyle w:val="ListBullet"/>
+        <w:spacing w:line="240" w:lineRule="auto"/>
+        <w:ind w:left="720"/>
+      </w:pPr>
+      <w:r>
+        <w:rPr>
+          <w:lang w:val="pt_PT" w:bidi="pt_PT"/>
+        </w:rPr>
+      </w:r>
+      <w:r>
+        <w:rPr>
+          <w:lang w:val="pt_PT" w:bidi="pt_PT"/>
+        </w:rPr>
+        <w:t>Êxodo 1.21</w:t>
+      </w:r>
+    </w:p>
+    <w:p>
+      <w:pPr>
+        <w:pStyle w:val="ListBullet"/>
+        <w:spacing w:line="240" w:lineRule="auto"/>
+        <w:ind w:left="720"/>
+      </w:pPr>
+      <w:r>
+        <w:rPr>
+          <w:lang w:val="pt_PT" w:bidi="pt_PT"/>
+        </w:rPr>
+      </w:r>
+      <w:r>
+        <w:rPr>
+          <w:lang w:val="pt_PT" w:bidi="pt_PT"/>
+        </w:rPr>
+        <w:t>Josué 2.12–13</w:t>
+      </w:r>
+    </w:p>
+    <w:p>
+      <w:pPr>
+        <w:pStyle w:val="ListBullet"/>
+        <w:spacing w:line="240" w:lineRule="auto"/>
+        <w:ind w:left="720"/>
+      </w:pPr>
+      <w:r>
+        <w:rPr>
+          <w:lang w:val="pt_PT" w:bidi="pt_PT"/>
+        </w:rPr>
+      </w:r>
+      <w:r>
+        <w:rPr>
+          <w:lang w:val="pt_PT" w:bidi="pt_PT"/>
+        </w:rPr>
+        <w:t>Lucas 2.4</w:t>
+      </w:r>
     </w:p>
     <w:p>
       <w:pPr>
@@ -2534,138 +2348,102 @@
           <w:lang w:val="pt_PT" w:bidi="pt_PT"/>
         </w:rPr>
       </w:r>
-      <w:hyperlink r:id="rId44">
-        <w:r>
-          <w:rPr>
-            <w:lang w:val="pt_PT" w:bidi="pt_PT"/>
-          </w:rPr>
-          <w:rPr>
-            <w:color w:val="0000EE"/>
-            <w:u w:val="single"/>
-          </w:rPr>
-          <w:t>Atos 7.9–10</w:t>
-        </w:r>
-      </w:hyperlink>
-    </w:p>
-    <w:p>
-      <w:pPr>
-        <w:pStyle w:val="ListBullet"/>
-        <w:spacing w:line="240" w:lineRule="auto"/>
-        <w:ind w:left="720"/>
-      </w:pPr>
-      <w:r>
-        <w:rPr>
-          <w:lang w:val="pt_PT" w:bidi="pt_PT"/>
-        </w:rPr>
-      </w:r>
-      <w:hyperlink r:id="rId45">
-        <w:r>
-          <w:rPr>
-            <w:lang w:val="pt_PT" w:bidi="pt_PT"/>
-          </w:rPr>
-          <w:rPr>
-            <w:color w:val="0000EE"/>
-            <w:u w:val="single"/>
-          </w:rPr>
-          <w:t>Atos 7.13</w:t>
-        </w:r>
-      </w:hyperlink>
-    </w:p>
-    <w:p>
-      <w:pPr>
-        <w:pStyle w:val="ListBullet"/>
-        <w:spacing w:line="240" w:lineRule="auto"/>
-        <w:ind w:left="720"/>
-      </w:pPr>
-      <w:r>
-        <w:rPr>
-          <w:lang w:val="pt_PT" w:bidi="pt_PT"/>
-        </w:rPr>
-      </w:r>
-      <w:hyperlink r:id="rId46">
-        <w:r>
-          <w:rPr>
-            <w:lang w:val="pt_PT" w:bidi="pt_PT"/>
-          </w:rPr>
-          <w:rPr>
-            <w:color w:val="0000EE"/>
-            <w:u w:val="single"/>
-          </w:rPr>
-          <w:t>Atos 7.21</w:t>
-        </w:r>
-      </w:hyperlink>
-    </w:p>
-    <w:p>
-      <w:pPr>
-        <w:pStyle w:val="ListBullet"/>
-        <w:spacing w:line="240" w:lineRule="auto"/>
-        <w:ind w:left="720"/>
-      </w:pPr>
-      <w:r>
-        <w:rPr>
-          <w:lang w:val="pt_PT" w:bidi="pt_PT"/>
-        </w:rPr>
-      </w:r>
-      <w:hyperlink r:id="rId47">
-        <w:r>
-          <w:rPr>
-            <w:lang w:val="pt_PT" w:bidi="pt_PT"/>
-          </w:rPr>
-          <w:rPr>
-            <w:color w:val="0000EE"/>
-            <w:u w:val="single"/>
-          </w:rPr>
-          <w:t>Gênesis 12.15</w:t>
-        </w:r>
-      </w:hyperlink>
-    </w:p>
-    <w:p>
-      <w:pPr>
-        <w:pStyle w:val="ListBullet"/>
-        <w:spacing w:line="240" w:lineRule="auto"/>
-        <w:ind w:left="720"/>
-      </w:pPr>
-      <w:r>
-        <w:rPr>
-          <w:lang w:val="pt_PT" w:bidi="pt_PT"/>
-        </w:rPr>
-      </w:r>
-      <w:hyperlink r:id="rId48">
-        <w:r>
-          <w:rPr>
-            <w:lang w:val="pt_PT" w:bidi="pt_PT"/>
-          </w:rPr>
-          <w:rPr>
-            <w:color w:val="0000EE"/>
-            <w:u w:val="single"/>
-          </w:rPr>
-          <w:t>Gênesis 40.7</w:t>
-        </w:r>
-      </w:hyperlink>
-    </w:p>
-    <w:p>
-      <w:pPr>
-        <w:pStyle w:val="ListBullet"/>
-        <w:spacing w:line="240" w:lineRule="auto"/>
-        <w:ind w:left="720"/>
-      </w:pPr>
-      <w:r>
-        <w:rPr>
-          <w:lang w:val="pt_PT" w:bidi="pt_PT"/>
-        </w:rPr>
-      </w:r>
-      <w:hyperlink r:id="rId49">
-        <w:r>
-          <w:rPr>
-            <w:lang w:val="pt_PT" w:bidi="pt_PT"/>
-          </w:rPr>
-          <w:rPr>
-            <w:color w:val="0000EE"/>
-            <w:u w:val="single"/>
-          </w:rPr>
-          <w:t>Gênesis 41.25</w:t>
-        </w:r>
-      </w:hyperlink>
+      <w:r>
+        <w:rPr>
+          <w:lang w:val="pt_PT" w:bidi="pt_PT"/>
+        </w:rPr>
+        <w:t>Atos 7.9–10</w:t>
+      </w:r>
+    </w:p>
+    <w:p>
+      <w:pPr>
+        <w:pStyle w:val="ListBullet"/>
+        <w:spacing w:line="240" w:lineRule="auto"/>
+        <w:ind w:left="720"/>
+      </w:pPr>
+      <w:r>
+        <w:rPr>
+          <w:lang w:val="pt_PT" w:bidi="pt_PT"/>
+        </w:rPr>
+      </w:r>
+      <w:r>
+        <w:rPr>
+          <w:lang w:val="pt_PT" w:bidi="pt_PT"/>
+        </w:rPr>
+        <w:t>Atos 7.13</w:t>
+      </w:r>
+    </w:p>
+    <w:p>
+      <w:pPr>
+        <w:pStyle w:val="ListBullet"/>
+        <w:spacing w:line="240" w:lineRule="auto"/>
+        <w:ind w:left="720"/>
+      </w:pPr>
+      <w:r>
+        <w:rPr>
+          <w:lang w:val="pt_PT" w:bidi="pt_PT"/>
+        </w:rPr>
+      </w:r>
+      <w:r>
+        <w:rPr>
+          <w:lang w:val="pt_PT" w:bidi="pt_PT"/>
+        </w:rPr>
+        <w:t>Atos 7.21</w:t>
+      </w:r>
+    </w:p>
+    <w:p>
+      <w:pPr>
+        <w:pStyle w:val="ListBullet"/>
+        <w:spacing w:line="240" w:lineRule="auto"/>
+        <w:ind w:left="720"/>
+      </w:pPr>
+      <w:r>
+        <w:rPr>
+          <w:lang w:val="pt_PT" w:bidi="pt_PT"/>
+        </w:rPr>
+      </w:r>
+      <w:r>
+        <w:rPr>
+          <w:lang w:val="pt_PT" w:bidi="pt_PT"/>
+        </w:rPr>
+        <w:t>Gênesis 12.15</w:t>
+      </w:r>
+    </w:p>
+    <w:p>
+      <w:pPr>
+        <w:pStyle w:val="ListBullet"/>
+        <w:spacing w:line="240" w:lineRule="auto"/>
+        <w:ind w:left="720"/>
+      </w:pPr>
+      <w:r>
+        <w:rPr>
+          <w:lang w:val="pt_PT" w:bidi="pt_PT"/>
+        </w:rPr>
+      </w:r>
+      <w:r>
+        <w:rPr>
+          <w:lang w:val="pt_PT" w:bidi="pt_PT"/>
+        </w:rPr>
+        <w:t>Gênesis 40.7</w:t>
+      </w:r>
+    </w:p>
+    <w:p>
+      <w:pPr>
+        <w:pStyle w:val="ListBullet"/>
+        <w:spacing w:line="240" w:lineRule="auto"/>
+        <w:ind w:left="720"/>
+      </w:pPr>
+      <w:r>
+        <w:rPr>
+          <w:lang w:val="pt_PT" w:bidi="pt_PT"/>
+        </w:rPr>
+      </w:r>
+      <w:r>
+        <w:rPr>
+          <w:lang w:val="pt_PT" w:bidi="pt_PT"/>
+        </w:rPr>
+        <w:t>Gênesis 41.25</w:t>
+      </w:r>
     </w:p>
     <w:p>
       <w:pPr>
@@ -3130,210 +2908,156 @@
           <w:lang w:val="pt_PT" w:bidi="pt_PT"/>
         </w:rPr>
       </w:r>
-      <w:hyperlink r:id="rId50">
-        <w:r>
-          <w:rPr>
-            <w:lang w:val="pt_PT" w:bidi="pt_PT"/>
-          </w:rPr>
-          <w:rPr>
-            <w:color w:val="0000EE"/>
-            <w:u w:val="single"/>
-          </w:rPr>
-          <w:t>Atos 26.4</w:t>
-        </w:r>
-      </w:hyperlink>
-    </w:p>
-    <w:p>
-      <w:pPr>
-        <w:pStyle w:val="ListBullet"/>
-        <w:spacing w:line="240" w:lineRule="auto"/>
-        <w:ind w:left="720"/>
-      </w:pPr>
-      <w:r>
-        <w:rPr>
-          <w:lang w:val="pt_PT" w:bidi="pt_PT"/>
-        </w:rPr>
-      </w:r>
-      <w:hyperlink r:id="rId51">
-        <w:r>
-          <w:rPr>
-            <w:lang w:val="pt_PT" w:bidi="pt_PT"/>
-          </w:rPr>
-          <w:rPr>
-            <w:color w:val="0000EE"/>
-            <w:u w:val="single"/>
-          </w:rPr>
-          <w:t>João 3.1–2</w:t>
-        </w:r>
-      </w:hyperlink>
-    </w:p>
-    <w:p>
-      <w:pPr>
-        <w:pStyle w:val="ListBullet"/>
-        <w:spacing w:line="240" w:lineRule="auto"/>
-        <w:ind w:left="720"/>
-      </w:pPr>
-      <w:r>
-        <w:rPr>
-          <w:lang w:val="pt_PT" w:bidi="pt_PT"/>
-        </w:rPr>
-      </w:r>
-      <w:hyperlink r:id="rId52">
-        <w:r>
-          <w:rPr>
-            <w:lang w:val="pt_PT" w:bidi="pt_PT"/>
-          </w:rPr>
-          <w:rPr>
-            <w:color w:val="0000EE"/>
-            <w:u w:val="single"/>
-          </w:rPr>
-          <w:t>Lucas 11.44</w:t>
-        </w:r>
-      </w:hyperlink>
-    </w:p>
-    <w:p>
-      <w:pPr>
-        <w:pStyle w:val="ListBullet"/>
-        <w:spacing w:line="240" w:lineRule="auto"/>
-        <w:ind w:left="720"/>
-      </w:pPr>
-      <w:r>
-        <w:rPr>
-          <w:lang w:val="pt_PT" w:bidi="pt_PT"/>
-        </w:rPr>
-      </w:r>
-      <w:hyperlink r:id="rId53">
-        <w:r>
-          <w:rPr>
-            <w:lang w:val="pt_PT" w:bidi="pt_PT"/>
-          </w:rPr>
-          <w:rPr>
-            <w:color w:val="0000EE"/>
-            <w:u w:val="single"/>
-          </w:rPr>
-          <w:t>Mateus 3.7</w:t>
-        </w:r>
-      </w:hyperlink>
-    </w:p>
-    <w:p>
-      <w:pPr>
-        <w:pStyle w:val="ListBullet"/>
-        <w:spacing w:line="240" w:lineRule="auto"/>
-        <w:ind w:left="720"/>
-      </w:pPr>
-      <w:r>
-        <w:rPr>
-          <w:lang w:val="pt_PT" w:bidi="pt_PT"/>
-        </w:rPr>
-      </w:r>
-      <w:hyperlink r:id="rId54">
-        <w:r>
-          <w:rPr>
-            <w:lang w:val="pt_PT" w:bidi="pt_PT"/>
-          </w:rPr>
-          <w:rPr>
-            <w:color w:val="0000EE"/>
-            <w:u w:val="single"/>
-          </w:rPr>
-          <w:t>Mateus 5.20</w:t>
-        </w:r>
-      </w:hyperlink>
-    </w:p>
-    <w:p>
-      <w:pPr>
-        <w:pStyle w:val="ListBullet"/>
-        <w:spacing w:line="240" w:lineRule="auto"/>
-        <w:ind w:left="720"/>
-      </w:pPr>
-      <w:r>
-        <w:rPr>
-          <w:lang w:val="pt_PT" w:bidi="pt_PT"/>
-        </w:rPr>
-      </w:r>
-      <w:hyperlink r:id="rId55">
-        <w:r>
-          <w:rPr>
-            <w:lang w:val="pt_PT" w:bidi="pt_PT"/>
-          </w:rPr>
-          <w:rPr>
-            <w:color w:val="0000EE"/>
-            <w:u w:val="single"/>
-          </w:rPr>
-          <w:t>Mateus 9.11</w:t>
-        </w:r>
-      </w:hyperlink>
-    </w:p>
-    <w:p>
-      <w:pPr>
-        <w:pStyle w:val="ListBullet"/>
-        <w:spacing w:line="240" w:lineRule="auto"/>
-        <w:ind w:left="720"/>
-      </w:pPr>
-      <w:r>
-        <w:rPr>
-          <w:lang w:val="pt_PT" w:bidi="pt_PT"/>
-        </w:rPr>
-      </w:r>
-      <w:hyperlink r:id="rId56">
-        <w:r>
-          <w:rPr>
-            <w:lang w:val="pt_PT" w:bidi="pt_PT"/>
-          </w:rPr>
-          <w:rPr>
-            <w:color w:val="0000EE"/>
-            <w:u w:val="single"/>
-          </w:rPr>
-          <w:t>Mateus 12.2</w:t>
-        </w:r>
-      </w:hyperlink>
-    </w:p>
-    <w:p>
-      <w:pPr>
-        <w:pStyle w:val="ListBullet"/>
-        <w:spacing w:line="240" w:lineRule="auto"/>
-        <w:ind w:left="720"/>
-      </w:pPr>
-      <w:r>
-        <w:rPr>
-          <w:lang w:val="pt_PT" w:bidi="pt_PT"/>
-        </w:rPr>
-      </w:r>
-      <w:hyperlink r:id="rId57">
-        <w:r>
-          <w:rPr>
-            <w:lang w:val="pt_PT" w:bidi="pt_PT"/>
-          </w:rPr>
-          <w:rPr>
-            <w:color w:val="0000EE"/>
-            <w:u w:val="single"/>
-          </w:rPr>
-          <w:t>Mateus 12.38</w:t>
-        </w:r>
-      </w:hyperlink>
-    </w:p>
-    <w:p>
-      <w:pPr>
-        <w:pStyle w:val="ListBullet"/>
-        <w:spacing w:line="240" w:lineRule="auto"/>
-        <w:ind w:left="720"/>
-      </w:pPr>
-      <w:r>
-        <w:rPr>
-          <w:lang w:val="pt_PT" w:bidi="pt_PT"/>
-        </w:rPr>
-      </w:r>
-      <w:hyperlink r:id="rId58">
-        <w:r>
-          <w:rPr>
-            <w:lang w:val="pt_PT" w:bidi="pt_PT"/>
-          </w:rPr>
-          <w:rPr>
-            <w:color w:val="0000EE"/>
-            <w:u w:val="single"/>
-          </w:rPr>
-          <w:t>Filipenses 3.5</w:t>
-        </w:r>
-      </w:hyperlink>
+      <w:r>
+        <w:rPr>
+          <w:lang w:val="pt_PT" w:bidi="pt_PT"/>
+        </w:rPr>
+        <w:t>Atos 26.4</w:t>
+      </w:r>
+    </w:p>
+    <w:p>
+      <w:pPr>
+        <w:pStyle w:val="ListBullet"/>
+        <w:spacing w:line="240" w:lineRule="auto"/>
+        <w:ind w:left="720"/>
+      </w:pPr>
+      <w:r>
+        <w:rPr>
+          <w:lang w:val="pt_PT" w:bidi="pt_PT"/>
+        </w:rPr>
+      </w:r>
+      <w:r>
+        <w:rPr>
+          <w:lang w:val="pt_PT" w:bidi="pt_PT"/>
+        </w:rPr>
+        <w:t>João 3.1–2</w:t>
+      </w:r>
+    </w:p>
+    <w:p>
+      <w:pPr>
+        <w:pStyle w:val="ListBullet"/>
+        <w:spacing w:line="240" w:lineRule="auto"/>
+        <w:ind w:left="720"/>
+      </w:pPr>
+      <w:r>
+        <w:rPr>
+          <w:lang w:val="pt_PT" w:bidi="pt_PT"/>
+        </w:rPr>
+      </w:r>
+      <w:r>
+        <w:rPr>
+          <w:lang w:val="pt_PT" w:bidi="pt_PT"/>
+        </w:rPr>
+        <w:t>Lucas 11.44</w:t>
+      </w:r>
+    </w:p>
+    <w:p>
+      <w:pPr>
+        <w:pStyle w:val="ListBullet"/>
+        <w:spacing w:line="240" w:lineRule="auto"/>
+        <w:ind w:left="720"/>
+      </w:pPr>
+      <w:r>
+        <w:rPr>
+          <w:lang w:val="pt_PT" w:bidi="pt_PT"/>
+        </w:rPr>
+      </w:r>
+      <w:r>
+        <w:rPr>
+          <w:lang w:val="pt_PT" w:bidi="pt_PT"/>
+        </w:rPr>
+        <w:t>Mateus 3.7</w:t>
+      </w:r>
+    </w:p>
+    <w:p>
+      <w:pPr>
+        <w:pStyle w:val="ListBullet"/>
+        <w:spacing w:line="240" w:lineRule="auto"/>
+        <w:ind w:left="720"/>
+      </w:pPr>
+      <w:r>
+        <w:rPr>
+          <w:lang w:val="pt_PT" w:bidi="pt_PT"/>
+        </w:rPr>
+      </w:r>
+      <w:r>
+        <w:rPr>
+          <w:lang w:val="pt_PT" w:bidi="pt_PT"/>
+        </w:rPr>
+        <w:t>Mateus 5.20</w:t>
+      </w:r>
+    </w:p>
+    <w:p>
+      <w:pPr>
+        <w:pStyle w:val="ListBullet"/>
+        <w:spacing w:line="240" w:lineRule="auto"/>
+        <w:ind w:left="720"/>
+      </w:pPr>
+      <w:r>
+        <w:rPr>
+          <w:lang w:val="pt_PT" w:bidi="pt_PT"/>
+        </w:rPr>
+      </w:r>
+      <w:r>
+        <w:rPr>
+          <w:lang w:val="pt_PT" w:bidi="pt_PT"/>
+        </w:rPr>
+        <w:t>Mateus 9.11</w:t>
+      </w:r>
+    </w:p>
+    <w:p>
+      <w:pPr>
+        <w:pStyle w:val="ListBullet"/>
+        <w:spacing w:line="240" w:lineRule="auto"/>
+        <w:ind w:left="720"/>
+      </w:pPr>
+      <w:r>
+        <w:rPr>
+          <w:lang w:val="pt_PT" w:bidi="pt_PT"/>
+        </w:rPr>
+      </w:r>
+      <w:r>
+        <w:rPr>
+          <w:lang w:val="pt_PT" w:bidi="pt_PT"/>
+        </w:rPr>
+        <w:t>Mateus 12.2</w:t>
+      </w:r>
+    </w:p>
+    <w:p>
+      <w:pPr>
+        <w:pStyle w:val="ListBullet"/>
+        <w:spacing w:line="240" w:lineRule="auto"/>
+        <w:ind w:left="720"/>
+      </w:pPr>
+      <w:r>
+        <w:rPr>
+          <w:lang w:val="pt_PT" w:bidi="pt_PT"/>
+        </w:rPr>
+      </w:r>
+      <w:r>
+        <w:rPr>
+          <w:lang w:val="pt_PT" w:bidi="pt_PT"/>
+        </w:rPr>
+        <w:t>Mateus 12.38</w:t>
+      </w:r>
+    </w:p>
+    <w:p>
+      <w:pPr>
+        <w:pStyle w:val="ListBullet"/>
+        <w:spacing w:line="240" w:lineRule="auto"/>
+        <w:ind w:left="720"/>
+      </w:pPr>
+      <w:r>
+        <w:rPr>
+          <w:lang w:val="pt_PT" w:bidi="pt_PT"/>
+        </w:rPr>
+      </w:r>
+      <w:r>
+        <w:rPr>
+          <w:lang w:val="pt_PT" w:bidi="pt_PT"/>
+        </w:rPr>
+        <w:t>Filipenses 3.5</w:t>
+      </w:r>
     </w:p>
     <w:p>
       <w:pPr>
@@ -3600,162 +3324,120 @@
           <w:lang w:val="pt_PT" w:bidi="pt_PT"/>
         </w:rPr>
       </w:r>
-      <w:hyperlink r:id="rId59">
-        <w:r>
-          <w:rPr>
-            <w:lang w:val="pt_PT" w:bidi="pt_PT"/>
-          </w:rPr>
-          <w:rPr>
-            <w:color w:val="0000EE"/>
-            <w:u w:val="single"/>
-          </w:rPr>
-          <w:t>1 Samuel 2.25–26</w:t>
-        </w:r>
-      </w:hyperlink>
-    </w:p>
-    <w:p>
-      <w:pPr>
-        <w:pStyle w:val="ListBullet"/>
-        <w:spacing w:line="240" w:lineRule="auto"/>
-        <w:ind w:left="720"/>
-      </w:pPr>
-      <w:r>
-        <w:rPr>
-          <w:lang w:val="pt_PT" w:bidi="pt_PT"/>
-        </w:rPr>
-      </w:r>
-      <w:hyperlink r:id="rId60">
-        <w:r>
-          <w:rPr>
-            <w:lang w:val="pt_PT" w:bidi="pt_PT"/>
-          </w:rPr>
-          <w:rPr>
-            <w:color w:val="0000EE"/>
-            <w:u w:val="single"/>
-          </w:rPr>
-          <w:t>2 Crônicas 19.7</w:t>
-        </w:r>
-      </w:hyperlink>
-    </w:p>
-    <w:p>
-      <w:pPr>
-        <w:pStyle w:val="ListBullet"/>
-        <w:spacing w:line="240" w:lineRule="auto"/>
-        <w:ind w:left="720"/>
-      </w:pPr>
-      <w:r>
-        <w:rPr>
-          <w:lang w:val="pt_PT" w:bidi="pt_PT"/>
-        </w:rPr>
-      </w:r>
-      <w:hyperlink r:id="rId61">
-        <w:r>
-          <w:rPr>
-            <w:lang w:val="pt_PT" w:bidi="pt_PT"/>
-          </w:rPr>
-          <w:rPr>
-            <w:color w:val="0000EE"/>
-            <w:u w:val="single"/>
-          </w:rPr>
-          <w:t>2 Coríntios 1.11</w:t>
-        </w:r>
-      </w:hyperlink>
-    </w:p>
-    <w:p>
-      <w:pPr>
-        <w:pStyle w:val="ListBullet"/>
-        <w:spacing w:line="240" w:lineRule="auto"/>
-        <w:ind w:left="720"/>
-      </w:pPr>
-      <w:r>
-        <w:rPr>
-          <w:lang w:val="pt_PT" w:bidi="pt_PT"/>
-        </w:rPr>
-      </w:r>
-      <w:hyperlink r:id="rId62">
-        <w:r>
-          <w:rPr>
-            <w:lang w:val="pt_PT" w:bidi="pt_PT"/>
-          </w:rPr>
-          <w:rPr>
-            <w:color w:val="0000EE"/>
-            <w:u w:val="single"/>
-          </w:rPr>
-          <w:t>Atos 24.27</w:t>
-        </w:r>
-      </w:hyperlink>
-    </w:p>
-    <w:p>
-      <w:pPr>
-        <w:pStyle w:val="ListBullet"/>
-        <w:spacing w:line="240" w:lineRule="auto"/>
-        <w:ind w:left="720"/>
-      </w:pPr>
-      <w:r>
-        <w:rPr>
-          <w:lang w:val="pt_PT" w:bidi="pt_PT"/>
-        </w:rPr>
-      </w:r>
-      <w:hyperlink r:id="rId63">
-        <w:r>
-          <w:rPr>
-            <w:lang w:val="pt_PT" w:bidi="pt_PT"/>
-          </w:rPr>
-          <w:rPr>
-            <w:color w:val="0000EE"/>
-            <w:u w:val="single"/>
-          </w:rPr>
-          <w:t>Gênesis 41.16</w:t>
-        </w:r>
-      </w:hyperlink>
-    </w:p>
-    <w:p>
-      <w:pPr>
-        <w:pStyle w:val="ListBullet"/>
-        <w:spacing w:line="240" w:lineRule="auto"/>
-        <w:ind w:left="720"/>
-      </w:pPr>
-      <w:r>
-        <w:rPr>
-          <w:lang w:val="pt_PT" w:bidi="pt_PT"/>
-        </w:rPr>
-      </w:r>
-      <w:hyperlink r:id="rId64">
-        <w:r>
-          <w:rPr>
-            <w:lang w:val="pt_PT" w:bidi="pt_PT"/>
-          </w:rPr>
-          <w:rPr>
-            <w:color w:val="0000EE"/>
-            <w:u w:val="single"/>
-          </w:rPr>
-          <w:t>Gênesis 47.25</w:t>
-        </w:r>
-      </w:hyperlink>
-    </w:p>
-    <w:p>
-      <w:pPr>
-        <w:pStyle w:val="ListBullet"/>
-        <w:spacing w:line="240" w:lineRule="auto"/>
-        <w:ind w:left="720"/>
-      </w:pPr>
-      <w:r>
-        <w:rPr>
-          <w:lang w:val="pt_PT" w:bidi="pt_PT"/>
-        </w:rPr>
-      </w:r>
-      <w:hyperlink r:id="rId65">
-        <w:r>
-          <w:rPr>
-            <w:lang w:val="pt_PT" w:bidi="pt_PT"/>
-          </w:rPr>
-          <w:rPr>
-            <w:color w:val="0000EE"/>
-            <w:u w:val="single"/>
-          </w:rPr>
-          <w:t>Gênesis 50.5</w:t>
-        </w:r>
-      </w:hyperlink>
+      <w:r>
+        <w:rPr>
+          <w:lang w:val="pt_PT" w:bidi="pt_PT"/>
+        </w:rPr>
+        <w:t>1 Samuel 2.25–26</w:t>
+      </w:r>
+    </w:p>
+    <w:p>
+      <w:pPr>
+        <w:pStyle w:val="ListBullet"/>
+        <w:spacing w:line="240" w:lineRule="auto"/>
+        <w:ind w:left="720"/>
+      </w:pPr>
+      <w:r>
+        <w:rPr>
+          <w:lang w:val="pt_PT" w:bidi="pt_PT"/>
+        </w:rPr>
+      </w:r>
+      <w:r>
+        <w:rPr>
+          <w:lang w:val="pt_PT" w:bidi="pt_PT"/>
+        </w:rPr>
+        <w:t>2 Crônicas 19.7</w:t>
+      </w:r>
+    </w:p>
+    <w:p>
+      <w:pPr>
+        <w:pStyle w:val="ListBullet"/>
+        <w:spacing w:line="240" w:lineRule="auto"/>
+        <w:ind w:left="720"/>
+      </w:pPr>
+      <w:r>
+        <w:rPr>
+          <w:lang w:val="pt_PT" w:bidi="pt_PT"/>
+        </w:rPr>
+      </w:r>
+      <w:r>
+        <w:rPr>
+          <w:lang w:val="pt_PT" w:bidi="pt_PT"/>
+        </w:rPr>
+        <w:t>2 Coríntios 1.11</w:t>
+      </w:r>
+    </w:p>
+    <w:p>
+      <w:pPr>
+        <w:pStyle w:val="ListBullet"/>
+        <w:spacing w:line="240" w:lineRule="auto"/>
+        <w:ind w:left="720"/>
+      </w:pPr>
+      <w:r>
+        <w:rPr>
+          <w:lang w:val="pt_PT" w:bidi="pt_PT"/>
+        </w:rPr>
+      </w:r>
+      <w:r>
+        <w:rPr>
+          <w:lang w:val="pt_PT" w:bidi="pt_PT"/>
+        </w:rPr>
+        <w:t>Atos 24.27</w:t>
+      </w:r>
+    </w:p>
+    <w:p>
+      <w:pPr>
+        <w:pStyle w:val="ListBullet"/>
+        <w:spacing w:line="240" w:lineRule="auto"/>
+        <w:ind w:left="720"/>
+      </w:pPr>
+      <w:r>
+        <w:rPr>
+          <w:lang w:val="pt_PT" w:bidi="pt_PT"/>
+        </w:rPr>
+      </w:r>
+      <w:r>
+        <w:rPr>
+          <w:lang w:val="pt_PT" w:bidi="pt_PT"/>
+        </w:rPr>
+        <w:t>Gênesis 41.16</w:t>
+      </w:r>
+    </w:p>
+    <w:p>
+      <w:pPr>
+        <w:pStyle w:val="ListBullet"/>
+        <w:spacing w:line="240" w:lineRule="auto"/>
+        <w:ind w:left="720"/>
+      </w:pPr>
+      <w:r>
+        <w:rPr>
+          <w:lang w:val="pt_PT" w:bidi="pt_PT"/>
+        </w:rPr>
+      </w:r>
+      <w:r>
+        <w:rPr>
+          <w:lang w:val="pt_PT" w:bidi="pt_PT"/>
+        </w:rPr>
+        <w:t>Gênesis 47.25</w:t>
+      </w:r>
+    </w:p>
+    <w:p>
+      <w:pPr>
+        <w:pStyle w:val="ListBullet"/>
+        <w:spacing w:line="240" w:lineRule="auto"/>
+        <w:ind w:left="720"/>
+      </w:pPr>
+      <w:r>
+        <w:rPr>
+          <w:lang w:val="pt_PT" w:bidi="pt_PT"/>
+        </w:rPr>
+      </w:r>
+      <w:r>
+        <w:rPr>
+          <w:lang w:val="pt_PT" w:bidi="pt_PT"/>
+        </w:rPr>
+        <w:t>Gênesis 50.5</w:t>
+      </w:r>
     </w:p>
     <w:p>
       <w:pPr>
@@ -4096,90 +3778,66 @@
           <w:lang w:val="pt_PT" w:bidi="pt_PT"/>
         </w:rPr>
       </w:r>
-      <w:hyperlink r:id="rId66">
-        <w:r>
-          <w:rPr>
-            <w:lang w:val="pt_PT" w:bidi="pt_PT"/>
-          </w:rPr>
-          <w:rPr>
-            <w:color w:val="0000EE"/>
-            <w:u w:val="single"/>
-          </w:rPr>
-          <w:t>2 Timóteo 4.7</w:t>
-        </w:r>
-      </w:hyperlink>
-    </w:p>
-    <w:p>
-      <w:pPr>
-        <w:pStyle w:val="ListBullet"/>
-        <w:spacing w:line="240" w:lineRule="auto"/>
-        <w:ind w:left="720"/>
-      </w:pPr>
-      <w:r>
-        <w:rPr>
-          <w:lang w:val="pt_PT" w:bidi="pt_PT"/>
-        </w:rPr>
-      </w:r>
-      <w:hyperlink r:id="rId67">
-        <w:r>
-          <w:rPr>
-            <w:lang w:val="pt_PT" w:bidi="pt_PT"/>
-          </w:rPr>
-          <w:rPr>
-            <w:color w:val="0000EE"/>
-            <w:u w:val="single"/>
-          </w:rPr>
-          <w:t>Atos 6.7</w:t>
-        </w:r>
-      </w:hyperlink>
-    </w:p>
-    <w:p>
-      <w:pPr>
-        <w:pStyle w:val="ListBullet"/>
-        <w:spacing w:line="240" w:lineRule="auto"/>
-        <w:ind w:left="720"/>
-      </w:pPr>
-      <w:r>
-        <w:rPr>
-          <w:lang w:val="pt_PT" w:bidi="pt_PT"/>
-        </w:rPr>
-      </w:r>
-      <w:hyperlink r:id="rId68">
-        <w:r>
-          <w:rPr>
-            <w:lang w:val="pt_PT" w:bidi="pt_PT"/>
-          </w:rPr>
-          <w:rPr>
-            <w:color w:val="0000EE"/>
-            <w:u w:val="single"/>
-          </w:rPr>
-          <w:t>Gálatas 2.20–21</w:t>
-        </w:r>
-      </w:hyperlink>
-    </w:p>
-    <w:p>
-      <w:pPr>
-        <w:pStyle w:val="ListBullet"/>
-        <w:spacing w:line="240" w:lineRule="auto"/>
-        <w:ind w:left="720"/>
-      </w:pPr>
-      <w:r>
-        <w:rPr>
-          <w:lang w:val="pt_PT" w:bidi="pt_PT"/>
-        </w:rPr>
-      </w:r>
-      <w:hyperlink r:id="rId69">
-        <w:r>
-          <w:rPr>
-            <w:lang w:val="pt_PT" w:bidi="pt_PT"/>
-          </w:rPr>
-          <w:rPr>
-            <w:color w:val="0000EE"/>
-            <w:u w:val="single"/>
-          </w:rPr>
-          <w:t>Tiago 2.20</w:t>
-        </w:r>
-      </w:hyperlink>
+      <w:r>
+        <w:rPr>
+          <w:lang w:val="pt_PT" w:bidi="pt_PT"/>
+        </w:rPr>
+        <w:t>2 Timóteo 4.7</w:t>
+      </w:r>
+    </w:p>
+    <w:p>
+      <w:pPr>
+        <w:pStyle w:val="ListBullet"/>
+        <w:spacing w:line="240" w:lineRule="auto"/>
+        <w:ind w:left="720"/>
+      </w:pPr>
+      <w:r>
+        <w:rPr>
+          <w:lang w:val="pt_PT" w:bidi="pt_PT"/>
+        </w:rPr>
+      </w:r>
+      <w:r>
+        <w:rPr>
+          <w:lang w:val="pt_PT" w:bidi="pt_PT"/>
+        </w:rPr>
+        <w:t>Atos 6.7</w:t>
+      </w:r>
+    </w:p>
+    <w:p>
+      <w:pPr>
+        <w:pStyle w:val="ListBullet"/>
+        <w:spacing w:line="240" w:lineRule="auto"/>
+        <w:ind w:left="720"/>
+      </w:pPr>
+      <w:r>
+        <w:rPr>
+          <w:lang w:val="pt_PT" w:bidi="pt_PT"/>
+        </w:rPr>
+      </w:r>
+      <w:r>
+        <w:rPr>
+          <w:lang w:val="pt_PT" w:bidi="pt_PT"/>
+        </w:rPr>
+        <w:t>Gálatas 2.20–21</w:t>
+      </w:r>
+    </w:p>
+    <w:p>
+      <w:pPr>
+        <w:pStyle w:val="ListBullet"/>
+        <w:spacing w:line="240" w:lineRule="auto"/>
+        <w:ind w:left="720"/>
+      </w:pPr>
+      <w:r>
+        <w:rPr>
+          <w:lang w:val="pt_PT" w:bidi="pt_PT"/>
+        </w:rPr>
+      </w:r>
+      <w:r>
+        <w:rPr>
+          <w:lang w:val="pt_PT" w:bidi="pt_PT"/>
+        </w:rPr>
+        <w:t>Tiago 2.20</w:t>
+      </w:r>
     </w:p>
     <w:p>
       <w:pPr>
@@ -4642,90 +4300,66 @@
           <w:lang w:val="pt_PT" w:bidi="pt_PT"/>
         </w:rPr>
       </w:r>
-      <w:hyperlink r:id="rId70">
-        <w:r>
-          <w:rPr>
-            <w:lang w:val="pt_PT" w:bidi="pt_PT"/>
-          </w:rPr>
-          <w:rPr>
-            <w:color w:val="0000EE"/>
-            <w:u w:val="single"/>
-          </w:rPr>
-          <w:t>Atos 8.9–11</w:t>
-        </w:r>
-      </w:hyperlink>
-    </w:p>
-    <w:p>
-      <w:pPr>
-        <w:pStyle w:val="ListBullet"/>
-        <w:spacing w:line="240" w:lineRule="auto"/>
-        <w:ind w:left="720"/>
-      </w:pPr>
-      <w:r>
-        <w:rPr>
-          <w:lang w:val="pt_PT" w:bidi="pt_PT"/>
-        </w:rPr>
-      </w:r>
-      <w:hyperlink r:id="rId71">
-        <w:r>
-          <w:rPr>
-            <w:lang w:val="pt_PT" w:bidi="pt_PT"/>
-          </w:rPr>
-          <w:rPr>
-            <w:color w:val="0000EE"/>
-            <w:u w:val="single"/>
-          </w:rPr>
-          <w:t>Êxodo 7.11–13</w:t>
-        </w:r>
-      </w:hyperlink>
-    </w:p>
-    <w:p>
-      <w:pPr>
-        <w:pStyle w:val="ListBullet"/>
-        <w:spacing w:line="240" w:lineRule="auto"/>
-        <w:ind w:left="720"/>
-      </w:pPr>
-      <w:r>
-        <w:rPr>
-          <w:lang w:val="pt_PT" w:bidi="pt_PT"/>
-        </w:rPr>
-      </w:r>
-      <w:hyperlink r:id="rId30">
-        <w:r>
-          <w:rPr>
-            <w:lang w:val="pt_PT" w:bidi="pt_PT"/>
-          </w:rPr>
-          <w:rPr>
-            <w:color w:val="0000EE"/>
-            <w:u w:val="single"/>
-          </w:rPr>
-          <w:t>Gálatas 5.19–21</w:t>
-        </w:r>
-      </w:hyperlink>
-    </w:p>
-    <w:p>
-      <w:pPr>
-        <w:pStyle w:val="ListBullet"/>
-        <w:spacing w:line="240" w:lineRule="auto"/>
-        <w:ind w:left="720"/>
-      </w:pPr>
-      <w:r>
-        <w:rPr>
-          <w:lang w:val="pt_PT" w:bidi="pt_PT"/>
-        </w:rPr>
-      </w:r>
-      <w:hyperlink r:id="rId72">
-        <w:r>
-          <w:rPr>
-            <w:lang w:val="pt_PT" w:bidi="pt_PT"/>
-          </w:rPr>
-          <w:rPr>
-            <w:color w:val="0000EE"/>
-            <w:u w:val="single"/>
-          </w:rPr>
-          <w:t>Apocalipse 9.20–21</w:t>
-        </w:r>
-      </w:hyperlink>
+      <w:r>
+        <w:rPr>
+          <w:lang w:val="pt_PT" w:bidi="pt_PT"/>
+        </w:rPr>
+        <w:t>Atos 8.9–11</w:t>
+      </w:r>
+    </w:p>
+    <w:p>
+      <w:pPr>
+        <w:pStyle w:val="ListBullet"/>
+        <w:spacing w:line="240" w:lineRule="auto"/>
+        <w:ind w:left="720"/>
+      </w:pPr>
+      <w:r>
+        <w:rPr>
+          <w:lang w:val="pt_PT" w:bidi="pt_PT"/>
+        </w:rPr>
+      </w:r>
+      <w:r>
+        <w:rPr>
+          <w:lang w:val="pt_PT" w:bidi="pt_PT"/>
+        </w:rPr>
+        <w:t>Êxodo 7.11–13</w:t>
+      </w:r>
+    </w:p>
+    <w:p>
+      <w:pPr>
+        <w:pStyle w:val="ListBullet"/>
+        <w:spacing w:line="240" w:lineRule="auto"/>
+        <w:ind w:left="720"/>
+      </w:pPr>
+      <w:r>
+        <w:rPr>
+          <w:lang w:val="pt_PT" w:bidi="pt_PT"/>
+        </w:rPr>
+      </w:r>
+      <w:r>
+        <w:rPr>
+          <w:lang w:val="pt_PT" w:bidi="pt_PT"/>
+        </w:rPr>
+        <w:t>Gálatas 5.19–21</w:t>
+      </w:r>
+    </w:p>
+    <w:p>
+      <w:pPr>
+        <w:pStyle w:val="ListBullet"/>
+        <w:spacing w:line="240" w:lineRule="auto"/>
+        <w:ind w:left="720"/>
+      </w:pPr>
+      <w:r>
+        <w:rPr>
+          <w:lang w:val="pt_PT" w:bidi="pt_PT"/>
+        </w:rPr>
+      </w:r>
+      <w:r>
+        <w:rPr>
+          <w:lang w:val="pt_PT" w:bidi="pt_PT"/>
+        </w:rPr>
+        <w:t>Apocalipse 9.20–21</w:t>
+      </w:r>
     </w:p>
     <w:p>
       <w:pPr>
@@ -4985,90 +4619,66 @@
           <w:lang w:val="pt_PT" w:bidi="pt_PT"/>
         </w:rPr>
       </w:r>
-      <w:hyperlink r:id="rId73">
-        <w:r>
-          <w:rPr>
-            <w:lang w:val="pt_PT" w:bidi="pt_PT"/>
-          </w:rPr>
-          <w:rPr>
-            <w:color w:val="0000EE"/>
-            <w:u w:val="single"/>
-          </w:rPr>
-          <w:t>Atos 11.19–21</w:t>
-        </w:r>
-      </w:hyperlink>
-    </w:p>
-    <w:p>
-      <w:pPr>
-        <w:pStyle w:val="ListBullet"/>
-        <w:spacing w:line="240" w:lineRule="auto"/>
-        <w:ind w:left="720"/>
-      </w:pPr>
-      <w:r>
-        <w:rPr>
-          <w:lang w:val="pt_PT" w:bidi="pt_PT"/>
-        </w:rPr>
-      </w:r>
-      <w:hyperlink r:id="rId74">
-        <w:r>
-          <w:rPr>
-            <w:lang w:val="pt_PT" w:bidi="pt_PT"/>
-          </w:rPr>
-          <w:rPr>
-            <w:color w:val="0000EE"/>
-            <w:u w:val="single"/>
-          </w:rPr>
-          <w:t>Atos 15.3–4</w:t>
-        </w:r>
-      </w:hyperlink>
-    </w:p>
-    <w:p>
-      <w:pPr>
-        <w:pStyle w:val="ListBullet"/>
-        <w:spacing w:line="240" w:lineRule="auto"/>
-        <w:ind w:left="720"/>
-      </w:pPr>
-      <w:r>
-        <w:rPr>
-          <w:lang w:val="pt_PT" w:bidi="pt_PT"/>
-        </w:rPr>
-      </w:r>
-      <w:hyperlink r:id="rId75">
-        <w:r>
-          <w:rPr>
-            <w:lang w:val="pt_PT" w:bidi="pt_PT"/>
-          </w:rPr>
-          <w:rPr>
-            <w:color w:val="0000EE"/>
-            <w:u w:val="single"/>
-          </w:rPr>
-          <w:t>Atos 21.2</w:t>
-        </w:r>
-      </w:hyperlink>
-    </w:p>
-    <w:p>
-      <w:pPr>
-        <w:pStyle w:val="ListBullet"/>
-        <w:spacing w:line="240" w:lineRule="auto"/>
-        <w:ind w:left="720"/>
-      </w:pPr>
-      <w:r>
-        <w:rPr>
-          <w:lang w:val="pt_PT" w:bidi="pt_PT"/>
-        </w:rPr>
-      </w:r>
-      <w:hyperlink r:id="rId76">
-        <w:r>
-          <w:rPr>
-            <w:lang w:val="pt_PT" w:bidi="pt_PT"/>
-          </w:rPr>
-          <w:rPr>
-            <w:color w:val="0000EE"/>
-            <w:u w:val="single"/>
-          </w:rPr>
-          <w:t>Isaías 23.10–12</w:t>
-        </w:r>
-      </w:hyperlink>
+      <w:r>
+        <w:rPr>
+          <w:lang w:val="pt_PT" w:bidi="pt_PT"/>
+        </w:rPr>
+        <w:t>Atos 11.19–21</w:t>
+      </w:r>
+    </w:p>
+    <w:p>
+      <w:pPr>
+        <w:pStyle w:val="ListBullet"/>
+        <w:spacing w:line="240" w:lineRule="auto"/>
+        <w:ind w:left="720"/>
+      </w:pPr>
+      <w:r>
+        <w:rPr>
+          <w:lang w:val="pt_PT" w:bidi="pt_PT"/>
+        </w:rPr>
+      </w:r>
+      <w:r>
+        <w:rPr>
+          <w:lang w:val="pt_PT" w:bidi="pt_PT"/>
+        </w:rPr>
+        <w:t>Atos 15.3–4</w:t>
+      </w:r>
+    </w:p>
+    <w:p>
+      <w:pPr>
+        <w:pStyle w:val="ListBullet"/>
+        <w:spacing w:line="240" w:lineRule="auto"/>
+        <w:ind w:left="720"/>
+      </w:pPr>
+      <w:r>
+        <w:rPr>
+          <w:lang w:val="pt_PT" w:bidi="pt_PT"/>
+        </w:rPr>
+      </w:r>
+      <w:r>
+        <w:rPr>
+          <w:lang w:val="pt_PT" w:bidi="pt_PT"/>
+        </w:rPr>
+        <w:t>Atos 21.2</w:t>
+      </w:r>
+    </w:p>
+    <w:p>
+      <w:pPr>
+        <w:pStyle w:val="ListBullet"/>
+        <w:spacing w:line="240" w:lineRule="auto"/>
+        <w:ind w:left="720"/>
+      </w:pPr>
+      <w:r>
+        <w:rPr>
+          <w:lang w:val="pt_PT" w:bidi="pt_PT"/>
+        </w:rPr>
+      </w:r>
+      <w:r>
+        <w:rPr>
+          <w:lang w:val="pt_PT" w:bidi="pt_PT"/>
+        </w:rPr>
+        <w:t>Isaías 23.10–12</w:t>
+      </w:r>
     </w:p>
     <w:p>
       <w:pPr>
@@ -5497,186 +5107,138 @@
           <w:lang w:val="pt_PT" w:bidi="pt_PT"/>
         </w:rPr>
       </w:r>
-      <w:hyperlink r:id="rId77">
-        <w:r>
-          <w:rPr>
-            <w:lang w:val="pt_PT" w:bidi="pt_PT"/>
-          </w:rPr>
-          <w:rPr>
-            <w:color w:val="0000EE"/>
-            <w:u w:val="single"/>
-          </w:rPr>
-          <w:t>2 Pedro 2.12–14</w:t>
-        </w:r>
-      </w:hyperlink>
-    </w:p>
-    <w:p>
-      <w:pPr>
-        <w:pStyle w:val="ListBullet"/>
-        <w:spacing w:line="240" w:lineRule="auto"/>
-        <w:ind w:left="720"/>
-      </w:pPr>
-      <w:r>
-        <w:rPr>
-          <w:lang w:val="pt_PT" w:bidi="pt_PT"/>
-        </w:rPr>
-      </w:r>
-      <w:hyperlink r:id="rId78">
-        <w:r>
-          <w:rPr>
-            <w:lang w:val="pt_PT" w:bidi="pt_PT"/>
-          </w:rPr>
-          <w:rPr>
-            <w:color w:val="0000EE"/>
-            <w:u w:val="single"/>
-          </w:rPr>
-          <w:t>Gênesis 26.30</w:t>
-        </w:r>
-      </w:hyperlink>
-    </w:p>
-    <w:p>
-      <w:pPr>
-        <w:pStyle w:val="ListBullet"/>
-        <w:spacing w:line="240" w:lineRule="auto"/>
-        <w:ind w:left="720"/>
-      </w:pPr>
-      <w:r>
-        <w:rPr>
-          <w:lang w:val="pt_PT" w:bidi="pt_PT"/>
-        </w:rPr>
-      </w:r>
-      <w:hyperlink r:id="rId79">
-        <w:r>
-          <w:rPr>
-            <w:lang w:val="pt_PT" w:bidi="pt_PT"/>
-          </w:rPr>
-          <w:rPr>
-            <w:color w:val="0000EE"/>
-            <w:u w:val="single"/>
-          </w:rPr>
-          <w:t>Gênesis 29.22</w:t>
-        </w:r>
-      </w:hyperlink>
-    </w:p>
-    <w:p>
-      <w:pPr>
-        <w:pStyle w:val="ListBullet"/>
-        <w:spacing w:line="240" w:lineRule="auto"/>
-        <w:ind w:left="720"/>
-      </w:pPr>
-      <w:r>
-        <w:rPr>
-          <w:lang w:val="pt_PT" w:bidi="pt_PT"/>
-        </w:rPr>
-      </w:r>
-      <w:hyperlink r:id="rId80">
-        <w:r>
-          <w:rPr>
-            <w:lang w:val="pt_PT" w:bidi="pt_PT"/>
-          </w:rPr>
-          <w:rPr>
-            <w:color w:val="0000EE"/>
-            <w:u w:val="single"/>
-          </w:rPr>
-          <w:t>Gênesis 40.20</w:t>
-        </w:r>
-      </w:hyperlink>
-    </w:p>
-    <w:p>
-      <w:pPr>
-        <w:pStyle w:val="ListBullet"/>
-        <w:spacing w:line="240" w:lineRule="auto"/>
-        <w:ind w:left="720"/>
-      </w:pPr>
-      <w:r>
-        <w:rPr>
-          <w:lang w:val="pt_PT" w:bidi="pt_PT"/>
-        </w:rPr>
-      </w:r>
-      <w:hyperlink r:id="rId81">
-        <w:r>
-          <w:rPr>
-            <w:lang w:val="pt_PT" w:bidi="pt_PT"/>
-          </w:rPr>
-          <w:rPr>
-            <w:color w:val="0000EE"/>
-            <w:u w:val="single"/>
-          </w:rPr>
-          <w:t>Judas 1.12–13</w:t>
-        </w:r>
-      </w:hyperlink>
-    </w:p>
-    <w:p>
-      <w:pPr>
-        <w:pStyle w:val="ListBullet"/>
-        <w:spacing w:line="240" w:lineRule="auto"/>
-        <w:ind w:left="720"/>
-      </w:pPr>
-      <w:r>
-        <w:rPr>
-          <w:lang w:val="pt_PT" w:bidi="pt_PT"/>
-        </w:rPr>
-      </w:r>
-      <w:hyperlink r:id="rId82">
-        <w:r>
-          <w:rPr>
-            <w:lang w:val="pt_PT" w:bidi="pt_PT"/>
-          </w:rPr>
-          <w:rPr>
-            <w:color w:val="0000EE"/>
-            <w:u w:val="single"/>
-          </w:rPr>
-          <w:t>Lucas 2.43</w:t>
-        </w:r>
-      </w:hyperlink>
-    </w:p>
-    <w:p>
-      <w:pPr>
-        <w:pStyle w:val="ListBullet"/>
-        <w:spacing w:line="240" w:lineRule="auto"/>
-        <w:ind w:left="720"/>
-      </w:pPr>
-      <w:r>
-        <w:rPr>
-          <w:lang w:val="pt_PT" w:bidi="pt_PT"/>
-        </w:rPr>
-      </w:r>
-      <w:hyperlink r:id="rId83">
-        <w:r>
-          <w:rPr>
-            <w:lang w:val="pt_PT" w:bidi="pt_PT"/>
-          </w:rPr>
-          <w:rPr>
-            <w:color w:val="0000EE"/>
-            <w:u w:val="single"/>
-          </w:rPr>
-          <w:t>Lucas 14.7–9</w:t>
-        </w:r>
-      </w:hyperlink>
-    </w:p>
-    <w:p>
-      <w:pPr>
-        <w:pStyle w:val="ListBullet"/>
-        <w:spacing w:line="240" w:lineRule="auto"/>
-        <w:ind w:left="720"/>
-      </w:pPr>
-      <w:r>
-        <w:rPr>
-          <w:lang w:val="pt_PT" w:bidi="pt_PT"/>
-        </w:rPr>
-      </w:r>
-      <w:hyperlink r:id="rId84">
-        <w:r>
-          <w:rPr>
-            <w:lang w:val="pt_PT" w:bidi="pt_PT"/>
-          </w:rPr>
-          <w:rPr>
-            <w:color w:val="0000EE"/>
-            <w:u w:val="single"/>
-          </w:rPr>
-          <w:t>Mateus 22.1</w:t>
-        </w:r>
-      </w:hyperlink>
+      <w:r>
+        <w:rPr>
+          <w:lang w:val="pt_PT" w:bidi="pt_PT"/>
+        </w:rPr>
+        <w:t>2 Pedro 2.12–14</w:t>
+      </w:r>
+    </w:p>
+    <w:p>
+      <w:pPr>
+        <w:pStyle w:val="ListBullet"/>
+        <w:spacing w:line="240" w:lineRule="auto"/>
+        <w:ind w:left="720"/>
+      </w:pPr>
+      <w:r>
+        <w:rPr>
+          <w:lang w:val="pt_PT" w:bidi="pt_PT"/>
+        </w:rPr>
+      </w:r>
+      <w:r>
+        <w:rPr>
+          <w:lang w:val="pt_PT" w:bidi="pt_PT"/>
+        </w:rPr>
+        <w:t>Gênesis 26.30</w:t>
+      </w:r>
+    </w:p>
+    <w:p>
+      <w:pPr>
+        <w:pStyle w:val="ListBullet"/>
+        <w:spacing w:line="240" w:lineRule="auto"/>
+        <w:ind w:left="720"/>
+      </w:pPr>
+      <w:r>
+        <w:rPr>
+          <w:lang w:val="pt_PT" w:bidi="pt_PT"/>
+        </w:rPr>
+      </w:r>
+      <w:r>
+        <w:rPr>
+          <w:lang w:val="pt_PT" w:bidi="pt_PT"/>
+        </w:rPr>
+        <w:t>Gênesis 29.22</w:t>
+      </w:r>
+    </w:p>
+    <w:p>
+      <w:pPr>
+        <w:pStyle w:val="ListBullet"/>
+        <w:spacing w:line="240" w:lineRule="auto"/>
+        <w:ind w:left="720"/>
+      </w:pPr>
+      <w:r>
+        <w:rPr>
+          <w:lang w:val="pt_PT" w:bidi="pt_PT"/>
+        </w:rPr>
+      </w:r>
+      <w:r>
+        <w:rPr>
+          <w:lang w:val="pt_PT" w:bidi="pt_PT"/>
+        </w:rPr>
+        <w:t>Gênesis 40.20</w:t>
+      </w:r>
+    </w:p>
+    <w:p>
+      <w:pPr>
+        <w:pStyle w:val="ListBullet"/>
+        <w:spacing w:line="240" w:lineRule="auto"/>
+        <w:ind w:left="720"/>
+      </w:pPr>
+      <w:r>
+        <w:rPr>
+          <w:lang w:val="pt_PT" w:bidi="pt_PT"/>
+        </w:rPr>
+      </w:r>
+      <w:r>
+        <w:rPr>
+          <w:lang w:val="pt_PT" w:bidi="pt_PT"/>
+        </w:rPr>
+        <w:t>Judas 1.12–13</w:t>
+      </w:r>
+    </w:p>
+    <w:p>
+      <w:pPr>
+        <w:pStyle w:val="ListBullet"/>
+        <w:spacing w:line="240" w:lineRule="auto"/>
+        <w:ind w:left="720"/>
+      </w:pPr>
+      <w:r>
+        <w:rPr>
+          <w:lang w:val="pt_PT" w:bidi="pt_PT"/>
+        </w:rPr>
+      </w:r>
+      <w:r>
+        <w:rPr>
+          <w:lang w:val="pt_PT" w:bidi="pt_PT"/>
+        </w:rPr>
+        <w:t>Lucas 2.43</w:t>
+      </w:r>
+    </w:p>
+    <w:p>
+      <w:pPr>
+        <w:pStyle w:val="ListBullet"/>
+        <w:spacing w:line="240" w:lineRule="auto"/>
+        <w:ind w:left="720"/>
+      </w:pPr>
+      <w:r>
+        <w:rPr>
+          <w:lang w:val="pt_PT" w:bidi="pt_PT"/>
+        </w:rPr>
+      </w:r>
+      <w:r>
+        <w:rPr>
+          <w:lang w:val="pt_PT" w:bidi="pt_PT"/>
+        </w:rPr>
+        <w:t>Lucas 14.7–9</w:t>
+      </w:r>
+    </w:p>
+    <w:p>
+      <w:pPr>
+        <w:pStyle w:val="ListBullet"/>
+        <w:spacing w:line="240" w:lineRule="auto"/>
+        <w:ind w:left="720"/>
+      </w:pPr>
+      <w:r>
+        <w:rPr>
+          <w:lang w:val="pt_PT" w:bidi="pt_PT"/>
+        </w:rPr>
+      </w:r>
+      <w:r>
+        <w:rPr>
+          <w:lang w:val="pt_PT" w:bidi="pt_PT"/>
+        </w:rPr>
+        <w:t>Mateus 22.1</w:t>
+      </w:r>
     </w:p>
     <w:p>
       <w:pPr>
@@ -6030,114 +5592,84 @@
           <w:lang w:val="pt_PT" w:bidi="pt_PT"/>
         </w:rPr>
       </w:r>
-      <w:hyperlink r:id="rId85">
-        <w:r>
-          <w:rPr>
-            <w:lang w:val="pt_PT" w:bidi="pt_PT"/>
-          </w:rPr>
-          <w:rPr>
-            <w:color w:val="0000EE"/>
-            <w:u w:val="single"/>
-          </w:rPr>
-          <w:t>1 Crônicas 23.31</w:t>
-        </w:r>
-      </w:hyperlink>
-    </w:p>
-    <w:p>
-      <w:pPr>
-        <w:pStyle w:val="ListBullet"/>
-        <w:spacing w:line="240" w:lineRule="auto"/>
-        <w:ind w:left="720"/>
-      </w:pPr>
-      <w:r>
-        <w:rPr>
-          <w:lang w:val="pt_PT" w:bidi="pt_PT"/>
-        </w:rPr>
-      </w:r>
-      <w:hyperlink r:id="rId86">
-        <w:r>
-          <w:rPr>
-            <w:lang w:val="pt_PT" w:bidi="pt_PT"/>
-          </w:rPr>
-          <w:rPr>
-            <w:color w:val="0000EE"/>
-            <w:u w:val="single"/>
-          </w:rPr>
-          <w:t>2 Crônicas 8.13</w:t>
-        </w:r>
-      </w:hyperlink>
-    </w:p>
-    <w:p>
-      <w:pPr>
-        <w:pStyle w:val="ListBullet"/>
-        <w:spacing w:line="240" w:lineRule="auto"/>
-        <w:ind w:left="720"/>
-      </w:pPr>
-      <w:r>
-        <w:rPr>
-          <w:lang w:val="pt_PT" w:bidi="pt_PT"/>
-        </w:rPr>
-      </w:r>
-      <w:hyperlink r:id="rId87">
-        <w:r>
-          <w:rPr>
-            <w:lang w:val="pt_PT" w:bidi="pt_PT"/>
-          </w:rPr>
-          <w:rPr>
-            <w:color w:val="0000EE"/>
-            <w:u w:val="single"/>
-          </w:rPr>
-          <w:t>Êxodo 5.1</w:t>
-        </w:r>
-      </w:hyperlink>
-    </w:p>
-    <w:p>
-      <w:pPr>
-        <w:pStyle w:val="ListBullet"/>
-        <w:spacing w:line="240" w:lineRule="auto"/>
-        <w:ind w:left="720"/>
-      </w:pPr>
-      <w:r>
-        <w:rPr>
-          <w:lang w:val="pt_PT" w:bidi="pt_PT"/>
-        </w:rPr>
-      </w:r>
-      <w:hyperlink r:id="rId88">
-        <w:r>
-          <w:rPr>
-            <w:lang w:val="pt_PT" w:bidi="pt_PT"/>
-          </w:rPr>
-          <w:rPr>
-            <w:color w:val="0000EE"/>
-            <w:u w:val="single"/>
-          </w:rPr>
-          <w:t>João 4.45</w:t>
-        </w:r>
-      </w:hyperlink>
-    </w:p>
-    <w:p>
-      <w:pPr>
-        <w:pStyle w:val="ListBullet"/>
-        <w:spacing w:line="240" w:lineRule="auto"/>
-        <w:ind w:left="720"/>
-      </w:pPr>
-      <w:r>
-        <w:rPr>
-          <w:lang w:val="pt_PT" w:bidi="pt_PT"/>
-        </w:rPr>
-      </w:r>
-      <w:hyperlink r:id="rId89">
-        <w:r>
-          <w:rPr>
-            <w:lang w:val="pt_PT" w:bidi="pt_PT"/>
-          </w:rPr>
-          <w:rPr>
-            <w:color w:val="0000EE"/>
-            <w:u w:val="single"/>
-          </w:rPr>
-          <w:t>Lucas 22.1</w:t>
-        </w:r>
-      </w:hyperlink>
+      <w:r>
+        <w:rPr>
+          <w:lang w:val="pt_PT" w:bidi="pt_PT"/>
+        </w:rPr>
+        <w:t>1 Crônicas 23.31</w:t>
+      </w:r>
+    </w:p>
+    <w:p>
+      <w:pPr>
+        <w:pStyle w:val="ListBullet"/>
+        <w:spacing w:line="240" w:lineRule="auto"/>
+        <w:ind w:left="720"/>
+      </w:pPr>
+      <w:r>
+        <w:rPr>
+          <w:lang w:val="pt_PT" w:bidi="pt_PT"/>
+        </w:rPr>
+      </w:r>
+      <w:r>
+        <w:rPr>
+          <w:lang w:val="pt_PT" w:bidi="pt_PT"/>
+        </w:rPr>
+        <w:t>2 Crônicas 8.13</w:t>
+      </w:r>
+    </w:p>
+    <w:p>
+      <w:pPr>
+        <w:pStyle w:val="ListBullet"/>
+        <w:spacing w:line="240" w:lineRule="auto"/>
+        <w:ind w:left="720"/>
+      </w:pPr>
+      <w:r>
+        <w:rPr>
+          <w:lang w:val="pt_PT" w:bidi="pt_PT"/>
+        </w:rPr>
+      </w:r>
+      <w:r>
+        <w:rPr>
+          <w:lang w:val="pt_PT" w:bidi="pt_PT"/>
+        </w:rPr>
+        <w:t>Êxodo 5.1</w:t>
+      </w:r>
+    </w:p>
+    <w:p>
+      <w:pPr>
+        <w:pStyle w:val="ListBullet"/>
+        <w:spacing w:line="240" w:lineRule="auto"/>
+        <w:ind w:left="720"/>
+      </w:pPr>
+      <w:r>
+        <w:rPr>
+          <w:lang w:val="pt_PT" w:bidi="pt_PT"/>
+        </w:rPr>
+      </w:r>
+      <w:r>
+        <w:rPr>
+          <w:lang w:val="pt_PT" w:bidi="pt_PT"/>
+        </w:rPr>
+        <w:t>João 4.45</w:t>
+      </w:r>
+    </w:p>
+    <w:p>
+      <w:pPr>
+        <w:pStyle w:val="ListBullet"/>
+        <w:spacing w:line="240" w:lineRule="auto"/>
+        <w:ind w:left="720"/>
+      </w:pPr>
+      <w:r>
+        <w:rPr>
+          <w:lang w:val="pt_PT" w:bidi="pt_PT"/>
+        </w:rPr>
+      </w:r>
+      <w:r>
+        <w:rPr>
+          <w:lang w:val="pt_PT" w:bidi="pt_PT"/>
+        </w:rPr>
+        <w:t>Lucas 22.1</w:t>
+      </w:r>
     </w:p>
     <w:p>
       <w:pPr>
@@ -6371,42 +5903,30 @@
           <w:lang w:val="pt_PT" w:bidi="pt_PT"/>
         </w:rPr>
       </w:r>
-      <w:hyperlink r:id="rId90">
-        <w:r>
-          <w:rPr>
-            <w:lang w:val="pt_PT" w:bidi="pt_PT"/>
-          </w:rPr>
-          <w:rPr>
-            <w:color w:val="0000EE"/>
-            <w:u w:val="single"/>
-          </w:rPr>
-          <w:t>Esdras 3.11</w:t>
-        </w:r>
-      </w:hyperlink>
-    </w:p>
-    <w:p>
-      <w:pPr>
-        <w:pStyle w:val="ListBullet"/>
-        <w:spacing w:line="240" w:lineRule="auto"/>
-        <w:ind w:left="720"/>
-      </w:pPr>
-      <w:r>
-        <w:rPr>
-          <w:lang w:val="pt_PT" w:bidi="pt_PT"/>
-        </w:rPr>
-      </w:r>
-      <w:hyperlink r:id="rId91">
-        <w:r>
-          <w:rPr>
-            <w:lang w:val="pt_PT" w:bidi="pt_PT"/>
-          </w:rPr>
-          <w:rPr>
-            <w:color w:val="0000EE"/>
-            <w:u w:val="single"/>
-          </w:rPr>
-          <w:t>Números 14.18</w:t>
-        </w:r>
-      </w:hyperlink>
+      <w:r>
+        <w:rPr>
+          <w:lang w:val="pt_PT" w:bidi="pt_PT"/>
+        </w:rPr>
+        <w:t>Esdras 3.11</w:t>
+      </w:r>
+    </w:p>
+    <w:p>
+      <w:pPr>
+        <w:pStyle w:val="ListBullet"/>
+        <w:spacing w:line="240" w:lineRule="auto"/>
+        <w:ind w:left="720"/>
+      </w:pPr>
+      <w:r>
+        <w:rPr>
+          <w:lang w:val="pt_PT" w:bidi="pt_PT"/>
+        </w:rPr>
+      </w:r>
+      <w:r>
+        <w:rPr>
+          <w:lang w:val="pt_PT" w:bidi="pt_PT"/>
+        </w:rPr>
+        <w:t>Números 14.18</w:t>
+      </w:r>
     </w:p>
     <w:p>
       <w:pPr>
@@ -6675,378 +6195,282 @@
           <w:lang w:val="pt_PT" w:bidi="pt_PT"/>
         </w:rPr>
       </w:r>
-      <w:hyperlink r:id="rId92">
-        <w:r>
-          <w:rPr>
-            <w:lang w:val="pt_PT" w:bidi="pt_PT"/>
-          </w:rPr>
-          <w:rPr>
-            <w:color w:val="0000EE"/>
-            <w:u w:val="single"/>
-          </w:rPr>
-          <w:t>Gênesis 24.49</w:t>
-        </w:r>
-      </w:hyperlink>
-    </w:p>
-    <w:p>
-      <w:pPr>
-        <w:pStyle w:val="ListBullet"/>
-        <w:spacing w:line="240" w:lineRule="auto"/>
-        <w:ind w:left="720"/>
-      </w:pPr>
-      <w:r>
-        <w:rPr>
-          <w:lang w:val="pt_PT" w:bidi="pt_PT"/>
-        </w:rPr>
-      </w:r>
-      <w:hyperlink r:id="rId93">
-        <w:r>
-          <w:rPr>
-            <w:lang w:val="pt_PT" w:bidi="pt_PT"/>
-          </w:rPr>
-          <w:rPr>
-            <w:color w:val="0000EE"/>
-            <w:u w:val="single"/>
-          </w:rPr>
-          <w:t>Levítico 26.40</w:t>
-        </w:r>
-      </w:hyperlink>
-    </w:p>
-    <w:p>
-      <w:pPr>
-        <w:pStyle w:val="ListBullet"/>
-        <w:spacing w:line="240" w:lineRule="auto"/>
-        <w:ind w:left="720"/>
-      </w:pPr>
-      <w:r>
-        <w:rPr>
-          <w:lang w:val="pt_PT" w:bidi="pt_PT"/>
-        </w:rPr>
-      </w:r>
-      <w:hyperlink r:id="rId94">
-        <w:r>
-          <w:rPr>
-            <w:lang w:val="pt_PT" w:bidi="pt_PT"/>
-          </w:rPr>
-          <w:rPr>
-            <w:color w:val="0000EE"/>
-            <w:u w:val="single"/>
-          </w:rPr>
-          <w:t>Números 12.7</w:t>
-        </w:r>
-      </w:hyperlink>
-    </w:p>
-    <w:p>
-      <w:pPr>
-        <w:pStyle w:val="ListBullet"/>
-        <w:spacing w:line="240" w:lineRule="auto"/>
-        <w:ind w:left="720"/>
-      </w:pPr>
-      <w:r>
-        <w:rPr>
-          <w:lang w:val="pt_PT" w:bidi="pt_PT"/>
-        </w:rPr>
-      </w:r>
-      <w:hyperlink r:id="rId95">
-        <w:r>
-          <w:rPr>
-            <w:lang w:val="pt_PT" w:bidi="pt_PT"/>
-          </w:rPr>
-          <w:rPr>
-            <w:color w:val="0000EE"/>
-            <w:u w:val="single"/>
-          </w:rPr>
-          <w:t>Josué 2.14</w:t>
-        </w:r>
-      </w:hyperlink>
-    </w:p>
-    <w:p>
-      <w:pPr>
-        <w:pStyle w:val="ListBullet"/>
-        <w:spacing w:line="240" w:lineRule="auto"/>
-        <w:ind w:left="720"/>
-      </w:pPr>
-      <w:r>
-        <w:rPr>
-          <w:lang w:val="pt_PT" w:bidi="pt_PT"/>
-        </w:rPr>
-      </w:r>
-      <w:hyperlink r:id="rId96">
-        <w:r>
-          <w:rPr>
-            <w:lang w:val="pt_PT" w:bidi="pt_PT"/>
-          </w:rPr>
-          <w:rPr>
-            <w:color w:val="0000EE"/>
-            <w:u w:val="single"/>
-          </w:rPr>
-          <w:t>Juízes 2.16–17</w:t>
-        </w:r>
-      </w:hyperlink>
-    </w:p>
-    <w:p>
-      <w:pPr>
-        <w:pStyle w:val="ListBullet"/>
-        <w:spacing w:line="240" w:lineRule="auto"/>
-        <w:ind w:left="720"/>
-      </w:pPr>
-      <w:r>
-        <w:rPr>
-          <w:lang w:val="pt_PT" w:bidi="pt_PT"/>
-        </w:rPr>
-      </w:r>
-      <w:hyperlink r:id="rId97">
-        <w:r>
-          <w:rPr>
-            <w:lang w:val="pt_PT" w:bidi="pt_PT"/>
-          </w:rPr>
-          <w:rPr>
-            <w:color w:val="0000EE"/>
-            <w:u w:val="single"/>
-          </w:rPr>
-          <w:t>1 Samuel 2.9</w:t>
-        </w:r>
-      </w:hyperlink>
-    </w:p>
-    <w:p>
-      <w:pPr>
-        <w:pStyle w:val="ListBullet"/>
-        <w:spacing w:line="240" w:lineRule="auto"/>
-        <w:ind w:left="720"/>
-      </w:pPr>
-      <w:r>
-        <w:rPr>
-          <w:lang w:val="pt_PT" w:bidi="pt_PT"/>
-        </w:rPr>
-      </w:r>
-      <w:hyperlink r:id="rId98">
-        <w:r>
-          <w:rPr>
-            <w:lang w:val="pt_PT" w:bidi="pt_PT"/>
-          </w:rPr>
-          <w:rPr>
-            <w:color w:val="0000EE"/>
-            <w:u w:val="single"/>
-          </w:rPr>
-          <w:t>Salmos 12.1</w:t>
-        </w:r>
-      </w:hyperlink>
-    </w:p>
-    <w:p>
-      <w:pPr>
-        <w:pStyle w:val="ListBullet"/>
-        <w:spacing w:line="240" w:lineRule="auto"/>
-        <w:ind w:left="720"/>
-      </w:pPr>
-      <w:r>
-        <w:rPr>
-          <w:lang w:val="pt_PT" w:bidi="pt_PT"/>
-        </w:rPr>
-      </w:r>
-      <w:hyperlink r:id="rId99">
-        <w:r>
-          <w:rPr>
-            <w:lang w:val="pt_PT" w:bidi="pt_PT"/>
-          </w:rPr>
-          <w:rPr>
-            <w:color w:val="0000EE"/>
-            <w:u w:val="single"/>
-          </w:rPr>
-          <w:t>Provérbios 11.12–13</w:t>
-        </w:r>
-      </w:hyperlink>
-    </w:p>
-    <w:p>
-      <w:pPr>
-        <w:pStyle w:val="ListBullet"/>
-        <w:spacing w:line="240" w:lineRule="auto"/>
-        <w:ind w:left="720"/>
-      </w:pPr>
-      <w:r>
-        <w:rPr>
-          <w:lang w:val="pt_PT" w:bidi="pt_PT"/>
-        </w:rPr>
-      </w:r>
-      <w:hyperlink r:id="rId100">
-        <w:r>
-          <w:rPr>
-            <w:lang w:val="pt_PT" w:bidi="pt_PT"/>
-          </w:rPr>
-          <w:rPr>
-            <w:color w:val="0000EE"/>
-            <w:u w:val="single"/>
-          </w:rPr>
-          <w:t>Isaías 1.26</w:t>
-        </w:r>
-      </w:hyperlink>
-    </w:p>
-    <w:p>
-      <w:pPr>
-        <w:pStyle w:val="ListBullet"/>
-        <w:spacing w:line="240" w:lineRule="auto"/>
-        <w:ind w:left="720"/>
-      </w:pPr>
-      <w:r>
-        <w:rPr>
-          <w:lang w:val="pt_PT" w:bidi="pt_PT"/>
-        </w:rPr>
-      </w:r>
-      <w:hyperlink r:id="rId101">
-        <w:r>
-          <w:rPr>
-            <w:lang w:val="pt_PT" w:bidi="pt_PT"/>
-          </w:rPr>
-          <w:rPr>
-            <w:color w:val="0000EE"/>
-            <w:u w:val="single"/>
-          </w:rPr>
-          <w:t>Jeremias 9.7–9</w:t>
-        </w:r>
-      </w:hyperlink>
-    </w:p>
-    <w:p>
-      <w:pPr>
-        <w:pStyle w:val="ListBullet"/>
-        <w:spacing w:line="240" w:lineRule="auto"/>
-        <w:ind w:left="720"/>
-      </w:pPr>
-      <w:r>
-        <w:rPr>
-          <w:lang w:val="pt_PT" w:bidi="pt_PT"/>
-        </w:rPr>
-      </w:r>
-      <w:hyperlink r:id="rId102">
-        <w:r>
-          <w:rPr>
-            <w:lang w:val="pt_PT" w:bidi="pt_PT"/>
-          </w:rPr>
-          <w:rPr>
-            <w:color w:val="0000EE"/>
-            <w:u w:val="single"/>
-          </w:rPr>
-          <w:t>Oseias 5.7</w:t>
-        </w:r>
-      </w:hyperlink>
-    </w:p>
-    <w:p>
-      <w:pPr>
-        <w:pStyle w:val="ListBullet"/>
-        <w:spacing w:line="240" w:lineRule="auto"/>
-        <w:ind w:left="720"/>
-      </w:pPr>
-      <w:r>
-        <w:rPr>
-          <w:lang w:val="pt_PT" w:bidi="pt_PT"/>
-        </w:rPr>
-      </w:r>
-      <w:hyperlink r:id="rId103">
-        <w:r>
-          <w:rPr>
-            <w:lang w:val="pt_PT" w:bidi="pt_PT"/>
-          </w:rPr>
-          <w:rPr>
-            <w:color w:val="0000EE"/>
-            <w:u w:val="single"/>
-          </w:rPr>
-          <w:t>Lucas 12.46</w:t>
-        </w:r>
-      </w:hyperlink>
-    </w:p>
-    <w:p>
-      <w:pPr>
-        <w:pStyle w:val="ListBullet"/>
-        <w:spacing w:line="240" w:lineRule="auto"/>
-        <w:ind w:left="720"/>
-      </w:pPr>
-      <w:r>
-        <w:rPr>
-          <w:lang w:val="pt_PT" w:bidi="pt_PT"/>
-        </w:rPr>
-      </w:r>
-      <w:hyperlink r:id="rId104">
-        <w:r>
-          <w:rPr>
-            <w:lang w:val="pt_PT" w:bidi="pt_PT"/>
-          </w:rPr>
-          <w:rPr>
-            <w:color w:val="0000EE"/>
-            <w:u w:val="single"/>
-          </w:rPr>
-          <w:t>Lucas 16.10</w:t>
-        </w:r>
-      </w:hyperlink>
-    </w:p>
-    <w:p>
-      <w:pPr>
-        <w:pStyle w:val="ListBullet"/>
-        <w:spacing w:line="240" w:lineRule="auto"/>
-        <w:ind w:left="720"/>
-      </w:pPr>
-      <w:r>
-        <w:rPr>
-          <w:lang w:val="pt_PT" w:bidi="pt_PT"/>
-        </w:rPr>
-      </w:r>
-      <w:hyperlink r:id="rId105">
-        <w:r>
-          <w:rPr>
-            <w:lang w:val="pt_PT" w:bidi="pt_PT"/>
-          </w:rPr>
-          <w:rPr>
-            <w:color w:val="0000EE"/>
-            <w:u w:val="single"/>
-          </w:rPr>
-          <w:t>Colossenses 1.7</w:t>
-        </w:r>
-      </w:hyperlink>
-    </w:p>
-    <w:p>
-      <w:pPr>
-        <w:pStyle w:val="ListBullet"/>
-        <w:spacing w:line="240" w:lineRule="auto"/>
-        <w:ind w:left="720"/>
-      </w:pPr>
-      <w:r>
-        <w:rPr>
-          <w:lang w:val="pt_PT" w:bidi="pt_PT"/>
-        </w:rPr>
-      </w:r>
-      <w:hyperlink r:id="rId106">
-        <w:r>
-          <w:rPr>
-            <w:lang w:val="pt_PT" w:bidi="pt_PT"/>
-          </w:rPr>
-          <w:rPr>
-            <w:color w:val="0000EE"/>
-            <w:u w:val="single"/>
-          </w:rPr>
-          <w:t>1 Tessalonicenses 5.24</w:t>
-        </w:r>
-      </w:hyperlink>
-    </w:p>
-    <w:p>
-      <w:pPr>
-        <w:pStyle w:val="ListBullet"/>
-        <w:spacing w:line="240" w:lineRule="auto"/>
-        <w:ind w:left="720"/>
-      </w:pPr>
-      <w:r>
-        <w:rPr>
-          <w:lang w:val="pt_PT" w:bidi="pt_PT"/>
-        </w:rPr>
-      </w:r>
-      <w:hyperlink r:id="rId107">
-        <w:r>
-          <w:rPr>
-            <w:lang w:val="pt_PT" w:bidi="pt_PT"/>
-          </w:rPr>
-          <w:rPr>
-            <w:color w:val="0000EE"/>
-            <w:u w:val="single"/>
-          </w:rPr>
-          <w:t>3 João 1.5</w:t>
-        </w:r>
-      </w:hyperlink>
+      <w:r>
+        <w:rPr>
+          <w:lang w:val="pt_PT" w:bidi="pt_PT"/>
+        </w:rPr>
+        <w:t>Gênesis 24.49</w:t>
+      </w:r>
+    </w:p>
+    <w:p>
+      <w:pPr>
+        <w:pStyle w:val="ListBullet"/>
+        <w:spacing w:line="240" w:lineRule="auto"/>
+        <w:ind w:left="720"/>
+      </w:pPr>
+      <w:r>
+        <w:rPr>
+          <w:lang w:val="pt_PT" w:bidi="pt_PT"/>
+        </w:rPr>
+      </w:r>
+      <w:r>
+        <w:rPr>
+          <w:lang w:val="pt_PT" w:bidi="pt_PT"/>
+        </w:rPr>
+        <w:t>Levítico 26.40</w:t>
+      </w:r>
+    </w:p>
+    <w:p>
+      <w:pPr>
+        <w:pStyle w:val="ListBullet"/>
+        <w:spacing w:line="240" w:lineRule="auto"/>
+        <w:ind w:left="720"/>
+      </w:pPr>
+      <w:r>
+        <w:rPr>
+          <w:lang w:val="pt_PT" w:bidi="pt_PT"/>
+        </w:rPr>
+      </w:r>
+      <w:r>
+        <w:rPr>
+          <w:lang w:val="pt_PT" w:bidi="pt_PT"/>
+        </w:rPr>
+        <w:t>Números 12.7</w:t>
+      </w:r>
+    </w:p>
+    <w:p>
+      <w:pPr>
+        <w:pStyle w:val="ListBullet"/>
+        <w:spacing w:line="240" w:lineRule="auto"/>
+        <w:ind w:left="720"/>
+      </w:pPr>
+      <w:r>
+        <w:rPr>
+          <w:lang w:val="pt_PT" w:bidi="pt_PT"/>
+        </w:rPr>
+      </w:r>
+      <w:r>
+        <w:rPr>
+          <w:lang w:val="pt_PT" w:bidi="pt_PT"/>
+        </w:rPr>
+        <w:t>Josué 2.14</w:t>
+      </w:r>
+    </w:p>
+    <w:p>
+      <w:pPr>
+        <w:pStyle w:val="ListBullet"/>
+        <w:spacing w:line="240" w:lineRule="auto"/>
+        <w:ind w:left="720"/>
+      </w:pPr>
+      <w:r>
+        <w:rPr>
+          <w:lang w:val="pt_PT" w:bidi="pt_PT"/>
+        </w:rPr>
+      </w:r>
+      <w:r>
+        <w:rPr>
+          <w:lang w:val="pt_PT" w:bidi="pt_PT"/>
+        </w:rPr>
+        <w:t>Juízes 2.16–17</w:t>
+      </w:r>
+    </w:p>
+    <w:p>
+      <w:pPr>
+        <w:pStyle w:val="ListBullet"/>
+        <w:spacing w:line="240" w:lineRule="auto"/>
+        <w:ind w:left="720"/>
+      </w:pPr>
+      <w:r>
+        <w:rPr>
+          <w:lang w:val="pt_PT" w:bidi="pt_PT"/>
+        </w:rPr>
+      </w:r>
+      <w:r>
+        <w:rPr>
+          <w:lang w:val="pt_PT" w:bidi="pt_PT"/>
+        </w:rPr>
+        <w:t>1 Samuel 2.9</w:t>
+      </w:r>
+    </w:p>
+    <w:p>
+      <w:pPr>
+        <w:pStyle w:val="ListBullet"/>
+        <w:spacing w:line="240" w:lineRule="auto"/>
+        <w:ind w:left="720"/>
+      </w:pPr>
+      <w:r>
+        <w:rPr>
+          <w:lang w:val="pt_PT" w:bidi="pt_PT"/>
+        </w:rPr>
+      </w:r>
+      <w:r>
+        <w:rPr>
+          <w:lang w:val="pt_PT" w:bidi="pt_PT"/>
+        </w:rPr>
+        <w:t>Salmos 12.1</w:t>
+      </w:r>
+    </w:p>
+    <w:p>
+      <w:pPr>
+        <w:pStyle w:val="ListBullet"/>
+        <w:spacing w:line="240" w:lineRule="auto"/>
+        <w:ind w:left="720"/>
+      </w:pPr>
+      <w:r>
+        <w:rPr>
+          <w:lang w:val="pt_PT" w:bidi="pt_PT"/>
+        </w:rPr>
+      </w:r>
+      <w:r>
+        <w:rPr>
+          <w:lang w:val="pt_PT" w:bidi="pt_PT"/>
+        </w:rPr>
+        <w:t>Provérbios 11.12–13</w:t>
+      </w:r>
+    </w:p>
+    <w:p>
+      <w:pPr>
+        <w:pStyle w:val="ListBullet"/>
+        <w:spacing w:line="240" w:lineRule="auto"/>
+        <w:ind w:left="720"/>
+      </w:pPr>
+      <w:r>
+        <w:rPr>
+          <w:lang w:val="pt_PT" w:bidi="pt_PT"/>
+        </w:rPr>
+      </w:r>
+      <w:r>
+        <w:rPr>
+          <w:lang w:val="pt_PT" w:bidi="pt_PT"/>
+        </w:rPr>
+        <w:t>Isaías 1.26</w:t>
+      </w:r>
+    </w:p>
+    <w:p>
+      <w:pPr>
+        <w:pStyle w:val="ListBullet"/>
+        <w:spacing w:line="240" w:lineRule="auto"/>
+        <w:ind w:left="720"/>
+      </w:pPr>
+      <w:r>
+        <w:rPr>
+          <w:lang w:val="pt_PT" w:bidi="pt_PT"/>
+        </w:rPr>
+      </w:r>
+      <w:r>
+        <w:rPr>
+          <w:lang w:val="pt_PT" w:bidi="pt_PT"/>
+        </w:rPr>
+        <w:t>Jeremias 9.7–9</w:t>
+      </w:r>
+    </w:p>
+    <w:p>
+      <w:pPr>
+        <w:pStyle w:val="ListBullet"/>
+        <w:spacing w:line="240" w:lineRule="auto"/>
+        <w:ind w:left="720"/>
+      </w:pPr>
+      <w:r>
+        <w:rPr>
+          <w:lang w:val="pt_PT" w:bidi="pt_PT"/>
+        </w:rPr>
+      </w:r>
+      <w:r>
+        <w:rPr>
+          <w:lang w:val="pt_PT" w:bidi="pt_PT"/>
+        </w:rPr>
+        <w:t>Oseias 5.7</w:t>
+      </w:r>
+    </w:p>
+    <w:p>
+      <w:pPr>
+        <w:pStyle w:val="ListBullet"/>
+        <w:spacing w:line="240" w:lineRule="auto"/>
+        <w:ind w:left="720"/>
+      </w:pPr>
+      <w:r>
+        <w:rPr>
+          <w:lang w:val="pt_PT" w:bidi="pt_PT"/>
+        </w:rPr>
+      </w:r>
+      <w:r>
+        <w:rPr>
+          <w:lang w:val="pt_PT" w:bidi="pt_PT"/>
+        </w:rPr>
+        <w:t>Lucas 12.46</w:t>
+      </w:r>
+    </w:p>
+    <w:p>
+      <w:pPr>
+        <w:pStyle w:val="ListBullet"/>
+        <w:spacing w:line="240" w:lineRule="auto"/>
+        <w:ind w:left="720"/>
+      </w:pPr>
+      <w:r>
+        <w:rPr>
+          <w:lang w:val="pt_PT" w:bidi="pt_PT"/>
+        </w:rPr>
+      </w:r>
+      <w:r>
+        <w:rPr>
+          <w:lang w:val="pt_PT" w:bidi="pt_PT"/>
+        </w:rPr>
+        <w:t>Lucas 16.10</w:t>
+      </w:r>
+    </w:p>
+    <w:p>
+      <w:pPr>
+        <w:pStyle w:val="ListBullet"/>
+        <w:spacing w:line="240" w:lineRule="auto"/>
+        <w:ind w:left="720"/>
+      </w:pPr>
+      <w:r>
+        <w:rPr>
+          <w:lang w:val="pt_PT" w:bidi="pt_PT"/>
+        </w:rPr>
+      </w:r>
+      <w:r>
+        <w:rPr>
+          <w:lang w:val="pt_PT" w:bidi="pt_PT"/>
+        </w:rPr>
+        <w:t>Colossenses 1.7</w:t>
+      </w:r>
+    </w:p>
+    <w:p>
+      <w:pPr>
+        <w:pStyle w:val="ListBullet"/>
+        <w:spacing w:line="240" w:lineRule="auto"/>
+        <w:ind w:left="720"/>
+      </w:pPr>
+      <w:r>
+        <w:rPr>
+          <w:lang w:val="pt_PT" w:bidi="pt_PT"/>
+        </w:rPr>
+      </w:r>
+      <w:r>
+        <w:rPr>
+          <w:lang w:val="pt_PT" w:bidi="pt_PT"/>
+        </w:rPr>
+        <w:t>1 Tessalonicenses 5.24</w:t>
+      </w:r>
+    </w:p>
+    <w:p>
+      <w:pPr>
+        <w:pStyle w:val="ListBullet"/>
+        <w:spacing w:line="240" w:lineRule="auto"/>
+        <w:ind w:left="720"/>
+      </w:pPr>
+      <w:r>
+        <w:rPr>
+          <w:lang w:val="pt_PT" w:bidi="pt_PT"/>
+        </w:rPr>
+      </w:r>
+      <w:r>
+        <w:rPr>
+          <w:lang w:val="pt_PT" w:bidi="pt_PT"/>
+        </w:rPr>
+        <w:t>3 João 1.5</w:t>
+      </w:r>
     </w:p>
     <w:p>
       <w:pPr>
@@ -7543,138 +6967,102 @@
           <w:lang w:val="pt_PT" w:bidi="pt_PT"/>
         </w:rPr>
       </w:r>
-      <w:hyperlink r:id="rId108">
-        <w:r>
-          <w:rPr>
-            <w:lang w:val="pt_PT" w:bidi="pt_PT"/>
-          </w:rPr>
-          <w:rPr>
-            <w:color w:val="0000EE"/>
-            <w:u w:val="single"/>
-          </w:rPr>
-          <w:t>Habacuque 3.17</w:t>
-        </w:r>
-      </w:hyperlink>
-    </w:p>
-    <w:p>
-      <w:pPr>
-        <w:pStyle w:val="ListBullet"/>
-        <w:spacing w:line="240" w:lineRule="auto"/>
-        <w:ind w:left="720"/>
-      </w:pPr>
-      <w:r>
-        <w:rPr>
-          <w:lang w:val="pt_PT" w:bidi="pt_PT"/>
-        </w:rPr>
-      </w:r>
-      <w:hyperlink r:id="rId109">
-        <w:r>
-          <w:rPr>
-            <w:lang w:val="pt_PT" w:bidi="pt_PT"/>
-          </w:rPr>
-          <w:rPr>
-            <w:color w:val="0000EE"/>
-            <w:u w:val="single"/>
-          </w:rPr>
-          <w:t>Tiago 3.12</w:t>
-        </w:r>
-      </w:hyperlink>
-    </w:p>
-    <w:p>
-      <w:pPr>
-        <w:pStyle w:val="ListBullet"/>
-        <w:spacing w:line="240" w:lineRule="auto"/>
-        <w:ind w:left="720"/>
-      </w:pPr>
-      <w:r>
-        <w:rPr>
-          <w:lang w:val="pt_PT" w:bidi="pt_PT"/>
-        </w:rPr>
-      </w:r>
-      <w:hyperlink r:id="rId110">
-        <w:r>
-          <w:rPr>
-            <w:lang w:val="pt_PT" w:bidi="pt_PT"/>
-          </w:rPr>
-          <w:rPr>
-            <w:color w:val="0000EE"/>
-            <w:u w:val="single"/>
-          </w:rPr>
-          <w:t>Lucas 13.7</w:t>
-        </w:r>
-      </w:hyperlink>
-    </w:p>
-    <w:p>
-      <w:pPr>
-        <w:pStyle w:val="ListBullet"/>
-        <w:spacing w:line="240" w:lineRule="auto"/>
-        <w:ind w:left="720"/>
-      </w:pPr>
-      <w:r>
-        <w:rPr>
-          <w:lang w:val="pt_PT" w:bidi="pt_PT"/>
-        </w:rPr>
-      </w:r>
-      <w:hyperlink r:id="rId111">
-        <w:r>
-          <w:rPr>
-            <w:lang w:val="pt_PT" w:bidi="pt_PT"/>
-          </w:rPr>
-          <w:rPr>
-            <w:color w:val="0000EE"/>
-            <w:u w:val="single"/>
-          </w:rPr>
-          <w:t>Marcos 11.14</w:t>
-        </w:r>
-      </w:hyperlink>
-    </w:p>
-    <w:p>
-      <w:pPr>
-        <w:pStyle w:val="ListBullet"/>
-        <w:spacing w:line="240" w:lineRule="auto"/>
-        <w:ind w:left="720"/>
-      </w:pPr>
-      <w:r>
-        <w:rPr>
-          <w:lang w:val="pt_PT" w:bidi="pt_PT"/>
-        </w:rPr>
-      </w:r>
-      <w:hyperlink r:id="rId112">
-        <w:r>
-          <w:rPr>
-            <w:lang w:val="pt_PT" w:bidi="pt_PT"/>
-          </w:rPr>
-          <w:rPr>
-            <w:color w:val="0000EE"/>
-            <w:u w:val="single"/>
-          </w:rPr>
-          <w:t>Mateus 7.17</w:t>
-        </w:r>
-      </w:hyperlink>
-    </w:p>
-    <w:p>
-      <w:pPr>
-        <w:pStyle w:val="ListBullet"/>
-        <w:spacing w:line="240" w:lineRule="auto"/>
-        <w:ind w:left="720"/>
-      </w:pPr>
-      <w:r>
-        <w:rPr>
-          <w:lang w:val="pt_PT" w:bidi="pt_PT"/>
-        </w:rPr>
-      </w:r>
-      <w:hyperlink r:id="rId113">
-        <w:r>
-          <w:rPr>
-            <w:lang w:val="pt_PT" w:bidi="pt_PT"/>
-          </w:rPr>
-          <w:rPr>
-            <w:color w:val="0000EE"/>
-            <w:u w:val="single"/>
-          </w:rPr>
-          <w:t>Mateus 21.18</w:t>
-        </w:r>
-      </w:hyperlink>
+      <w:r>
+        <w:rPr>
+          <w:lang w:val="pt_PT" w:bidi="pt_PT"/>
+        </w:rPr>
+        <w:t>Habacuque 3.17</w:t>
+      </w:r>
+    </w:p>
+    <w:p>
+      <w:pPr>
+        <w:pStyle w:val="ListBullet"/>
+        <w:spacing w:line="240" w:lineRule="auto"/>
+        <w:ind w:left="720"/>
+      </w:pPr>
+      <w:r>
+        <w:rPr>
+          <w:lang w:val="pt_PT" w:bidi="pt_PT"/>
+        </w:rPr>
+      </w:r>
+      <w:r>
+        <w:rPr>
+          <w:lang w:val="pt_PT" w:bidi="pt_PT"/>
+        </w:rPr>
+        <w:t>Tiago 3.12</w:t>
+      </w:r>
+    </w:p>
+    <w:p>
+      <w:pPr>
+        <w:pStyle w:val="ListBullet"/>
+        <w:spacing w:line="240" w:lineRule="auto"/>
+        <w:ind w:left="720"/>
+      </w:pPr>
+      <w:r>
+        <w:rPr>
+          <w:lang w:val="pt_PT" w:bidi="pt_PT"/>
+        </w:rPr>
+      </w:r>
+      <w:r>
+        <w:rPr>
+          <w:lang w:val="pt_PT" w:bidi="pt_PT"/>
+        </w:rPr>
+        <w:t>Lucas 13.7</w:t>
+      </w:r>
+    </w:p>
+    <w:p>
+      <w:pPr>
+        <w:pStyle w:val="ListBullet"/>
+        <w:spacing w:line="240" w:lineRule="auto"/>
+        <w:ind w:left="720"/>
+      </w:pPr>
+      <w:r>
+        <w:rPr>
+          <w:lang w:val="pt_PT" w:bidi="pt_PT"/>
+        </w:rPr>
+      </w:r>
+      <w:r>
+        <w:rPr>
+          <w:lang w:val="pt_PT" w:bidi="pt_PT"/>
+        </w:rPr>
+        <w:t>Marcos 11.14</w:t>
+      </w:r>
+    </w:p>
+    <w:p>
+      <w:pPr>
+        <w:pStyle w:val="ListBullet"/>
+        <w:spacing w:line="240" w:lineRule="auto"/>
+        <w:ind w:left="720"/>
+      </w:pPr>
+      <w:r>
+        <w:rPr>
+          <w:lang w:val="pt_PT" w:bidi="pt_PT"/>
+        </w:rPr>
+      </w:r>
+      <w:r>
+        <w:rPr>
+          <w:lang w:val="pt_PT" w:bidi="pt_PT"/>
+        </w:rPr>
+        <w:t>Mateus 7.17</w:t>
+      </w:r>
+    </w:p>
+    <w:p>
+      <w:pPr>
+        <w:pStyle w:val="ListBullet"/>
+        <w:spacing w:line="240" w:lineRule="auto"/>
+        <w:ind w:left="720"/>
+      </w:pPr>
+      <w:r>
+        <w:rPr>
+          <w:lang w:val="pt_PT" w:bidi="pt_PT"/>
+        </w:rPr>
+      </w:r>
+      <w:r>
+        <w:rPr>
+          <w:lang w:val="pt_PT" w:bidi="pt_PT"/>
+        </w:rPr>
+        <w:t>Mateus 21.18</w:t>
+      </w:r>
     </w:p>
     <w:p>
       <w:pPr>
@@ -7955,66 +7343,48 @@
           <w:lang w:val="pt_PT" w:bidi="pt_PT"/>
         </w:rPr>
       </w:r>
-      <w:hyperlink r:id="rId114">
-        <w:r>
-          <w:rPr>
-            <w:lang w:val="pt_PT" w:bidi="pt_PT"/>
-          </w:rPr>
-          <w:rPr>
-            <w:color w:val="0000EE"/>
-            <w:u w:val="single"/>
-          </w:rPr>
-          <w:t>Jeremias 6.2</w:t>
-        </w:r>
-      </w:hyperlink>
-    </w:p>
-    <w:p>
-      <w:pPr>
-        <w:pStyle w:val="ListBullet"/>
-        <w:spacing w:line="240" w:lineRule="auto"/>
-        <w:ind w:left="720"/>
-      </w:pPr>
-      <w:r>
-        <w:rPr>
-          <w:lang w:val="pt_PT" w:bidi="pt_PT"/>
-        </w:rPr>
-      </w:r>
-      <w:hyperlink r:id="rId115">
-        <w:r>
-          <w:rPr>
-            <w:lang w:val="pt_PT" w:bidi="pt_PT"/>
-          </w:rPr>
-          <w:rPr>
-            <w:color w:val="0000EE"/>
-            <w:u w:val="single"/>
-          </w:rPr>
-          <w:t>João 12.15</w:t>
-        </w:r>
-      </w:hyperlink>
-    </w:p>
-    <w:p>
-      <w:pPr>
-        <w:pStyle w:val="ListBullet"/>
-        <w:spacing w:line="240" w:lineRule="auto"/>
-        <w:ind w:left="720"/>
-      </w:pPr>
-      <w:r>
-        <w:rPr>
-          <w:lang w:val="pt_PT" w:bidi="pt_PT"/>
-        </w:rPr>
-      </w:r>
-      <w:hyperlink r:id="rId116">
-        <w:r>
-          <w:rPr>
-            <w:lang w:val="pt_PT" w:bidi="pt_PT"/>
-          </w:rPr>
-          <w:rPr>
-            <w:color w:val="0000EE"/>
-            <w:u w:val="single"/>
-          </w:rPr>
-          <w:t>Mateus 21.5</w:t>
-        </w:r>
-      </w:hyperlink>
+      <w:r>
+        <w:rPr>
+          <w:lang w:val="pt_PT" w:bidi="pt_PT"/>
+        </w:rPr>
+        <w:t>Jeremias 6.2</w:t>
+      </w:r>
+    </w:p>
+    <w:p>
+      <w:pPr>
+        <w:pStyle w:val="ListBullet"/>
+        <w:spacing w:line="240" w:lineRule="auto"/>
+        <w:ind w:left="720"/>
+      </w:pPr>
+      <w:r>
+        <w:rPr>
+          <w:lang w:val="pt_PT" w:bidi="pt_PT"/>
+        </w:rPr>
+      </w:r>
+      <w:r>
+        <w:rPr>
+          <w:lang w:val="pt_PT" w:bidi="pt_PT"/>
+        </w:rPr>
+        <w:t>João 12.15</w:t>
+      </w:r>
+    </w:p>
+    <w:p>
+      <w:pPr>
+        <w:pStyle w:val="ListBullet"/>
+        <w:spacing w:line="240" w:lineRule="auto"/>
+        <w:ind w:left="720"/>
+      </w:pPr>
+      <w:r>
+        <w:rPr>
+          <w:lang w:val="pt_PT" w:bidi="pt_PT"/>
+        </w:rPr>
+      </w:r>
+      <w:r>
+        <w:rPr>
+          <w:lang w:val="pt_PT" w:bidi="pt_PT"/>
+        </w:rPr>
+        <w:t>Mateus 21.5</w:t>
+      </w:r>
     </w:p>
     <w:p>
       <w:pPr>
@@ -8419,234 +7789,174 @@
           <w:lang w:val="pt_PT" w:bidi="pt_PT"/>
         </w:rPr>
       </w:r>
-      <w:hyperlink r:id="rId117">
-        <w:r>
-          <w:rPr>
-            <w:lang w:val="pt_PT" w:bidi="pt_PT"/>
-          </w:rPr>
-          <w:rPr>
-            <w:color w:val="0000EE"/>
-            <w:u w:val="single"/>
-          </w:rPr>
-          <w:t>1 João 4.10</w:t>
-        </w:r>
-      </w:hyperlink>
-    </w:p>
-    <w:p>
-      <w:pPr>
-        <w:pStyle w:val="ListBullet"/>
-        <w:spacing w:line="240" w:lineRule="auto"/>
-        <w:ind w:left="720"/>
-      </w:pPr>
-      <w:r>
-        <w:rPr>
-          <w:lang w:val="pt_PT" w:bidi="pt_PT"/>
-        </w:rPr>
-      </w:r>
-      <w:hyperlink r:id="rId118">
-        <w:r>
-          <w:rPr>
-            <w:lang w:val="pt_PT" w:bidi="pt_PT"/>
-          </w:rPr>
-          <w:rPr>
-            <w:color w:val="0000EE"/>
-            <w:u w:val="single"/>
-          </w:rPr>
-          <w:t>Atos 9.20</w:t>
-        </w:r>
-      </w:hyperlink>
-    </w:p>
-    <w:p>
-      <w:pPr>
-        <w:pStyle w:val="ListBullet"/>
-        <w:spacing w:line="240" w:lineRule="auto"/>
-        <w:ind w:left="720"/>
-      </w:pPr>
-      <w:r>
-        <w:rPr>
-          <w:lang w:val="pt_PT" w:bidi="pt_PT"/>
-        </w:rPr>
-      </w:r>
-      <w:hyperlink r:id="rId119">
-        <w:r>
-          <w:rPr>
-            <w:lang w:val="pt_PT" w:bidi="pt_PT"/>
-          </w:rPr>
-          <w:rPr>
-            <w:color w:val="0000EE"/>
-            <w:u w:val="single"/>
-          </w:rPr>
-          <w:t>Colossenses 1.17</w:t>
-        </w:r>
-      </w:hyperlink>
-    </w:p>
-    <w:p>
-      <w:pPr>
-        <w:pStyle w:val="ListBullet"/>
-        <w:spacing w:line="240" w:lineRule="auto"/>
-        <w:ind w:left="720"/>
-      </w:pPr>
-      <w:r>
-        <w:rPr>
-          <w:lang w:val="pt_PT" w:bidi="pt_PT"/>
-        </w:rPr>
-      </w:r>
-      <w:hyperlink r:id="rId120">
-        <w:r>
-          <w:rPr>
-            <w:lang w:val="pt_PT" w:bidi="pt_PT"/>
-          </w:rPr>
-          <w:rPr>
-            <w:color w:val="0000EE"/>
-            <w:u w:val="single"/>
-          </w:rPr>
-          <w:t>Gálatas 2.20</w:t>
-        </w:r>
-      </w:hyperlink>
-    </w:p>
-    <w:p>
-      <w:pPr>
-        <w:pStyle w:val="ListBullet"/>
-        <w:spacing w:line="240" w:lineRule="auto"/>
-        <w:ind w:left="720"/>
-      </w:pPr>
-      <w:r>
-        <w:rPr>
-          <w:lang w:val="pt_PT" w:bidi="pt_PT"/>
-        </w:rPr>
-      </w:r>
-      <w:hyperlink r:id="rId121">
-        <w:r>
-          <w:rPr>
-            <w:lang w:val="pt_PT" w:bidi="pt_PT"/>
-          </w:rPr>
-          <w:rPr>
-            <w:color w:val="0000EE"/>
-            <w:u w:val="single"/>
-          </w:rPr>
-          <w:t>Hebreus 4.14</w:t>
-        </w:r>
-      </w:hyperlink>
-    </w:p>
-    <w:p>
-      <w:pPr>
-        <w:pStyle w:val="ListBullet"/>
-        <w:spacing w:line="240" w:lineRule="auto"/>
-        <w:ind w:left="720"/>
-      </w:pPr>
-      <w:r>
-        <w:rPr>
-          <w:lang w:val="pt_PT" w:bidi="pt_PT"/>
-        </w:rPr>
-      </w:r>
-      <w:hyperlink r:id="rId122">
-        <w:r>
-          <w:rPr>
-            <w:lang w:val="pt_PT" w:bidi="pt_PT"/>
-          </w:rPr>
-          <w:rPr>
-            <w:color w:val="0000EE"/>
-            <w:u w:val="single"/>
-          </w:rPr>
-          <w:t>João 3.18</w:t>
-        </w:r>
-      </w:hyperlink>
-    </w:p>
-    <w:p>
-      <w:pPr>
-        <w:pStyle w:val="ListBullet"/>
-        <w:spacing w:line="240" w:lineRule="auto"/>
-        <w:ind w:left="720"/>
-      </w:pPr>
-      <w:r>
-        <w:rPr>
-          <w:lang w:val="pt_PT" w:bidi="pt_PT"/>
-        </w:rPr>
-      </w:r>
-      <w:hyperlink r:id="rId123">
-        <w:r>
-          <w:rPr>
-            <w:lang w:val="pt_PT" w:bidi="pt_PT"/>
-          </w:rPr>
-          <w:rPr>
-            <w:color w:val="0000EE"/>
-            <w:u w:val="single"/>
-          </w:rPr>
-          <w:t>Lucas 10.22</w:t>
-        </w:r>
-      </w:hyperlink>
-    </w:p>
-    <w:p>
-      <w:pPr>
-        <w:pStyle w:val="ListBullet"/>
-        <w:spacing w:line="240" w:lineRule="auto"/>
-        <w:ind w:left="720"/>
-      </w:pPr>
-      <w:r>
-        <w:rPr>
-          <w:lang w:val="pt_PT" w:bidi="pt_PT"/>
-        </w:rPr>
-      </w:r>
-      <w:hyperlink r:id="rId124">
-        <w:r>
-          <w:rPr>
-            <w:lang w:val="pt_PT" w:bidi="pt_PT"/>
-          </w:rPr>
-          <w:rPr>
-            <w:color w:val="0000EE"/>
-            <w:u w:val="single"/>
-          </w:rPr>
-          <w:t>Mateus 11.27</w:t>
-        </w:r>
-      </w:hyperlink>
-    </w:p>
-    <w:p>
-      <w:pPr>
-        <w:pStyle w:val="ListBullet"/>
-        <w:spacing w:line="240" w:lineRule="auto"/>
-        <w:ind w:left="720"/>
-      </w:pPr>
-      <w:r>
-        <w:rPr>
-          <w:lang w:val="pt_PT" w:bidi="pt_PT"/>
-        </w:rPr>
-      </w:r>
-      <w:hyperlink r:id="rId125">
-        <w:r>
-          <w:rPr>
-            <w:lang w:val="pt_PT" w:bidi="pt_PT"/>
-          </w:rPr>
-          <w:rPr>
-            <w:color w:val="0000EE"/>
-            <w:u w:val="single"/>
-          </w:rPr>
-          <w:t>Apocalipse 2.18</w:t>
-        </w:r>
-      </w:hyperlink>
-    </w:p>
-    <w:p>
-      <w:pPr>
-        <w:pStyle w:val="ListBullet"/>
-        <w:spacing w:line="240" w:lineRule="auto"/>
-        <w:ind w:left="720"/>
-      </w:pPr>
-      <w:r>
-        <w:rPr>
-          <w:lang w:val="pt_PT" w:bidi="pt_PT"/>
-        </w:rPr>
-      </w:r>
-      <w:hyperlink r:id="rId126">
-        <w:r>
-          <w:rPr>
-            <w:lang w:val="pt_PT" w:bidi="pt_PT"/>
-          </w:rPr>
-          <w:rPr>
-            <w:color w:val="0000EE"/>
-            <w:u w:val="single"/>
-          </w:rPr>
-          <w:t>Romanos 8.29</w:t>
-        </w:r>
-      </w:hyperlink>
+      <w:r>
+        <w:rPr>
+          <w:lang w:val="pt_PT" w:bidi="pt_PT"/>
+        </w:rPr>
+        <w:t>1 João 4.10</w:t>
+      </w:r>
+    </w:p>
+    <w:p>
+      <w:pPr>
+        <w:pStyle w:val="ListBullet"/>
+        <w:spacing w:line="240" w:lineRule="auto"/>
+        <w:ind w:left="720"/>
+      </w:pPr>
+      <w:r>
+        <w:rPr>
+          <w:lang w:val="pt_PT" w:bidi="pt_PT"/>
+        </w:rPr>
+      </w:r>
+      <w:r>
+        <w:rPr>
+          <w:lang w:val="pt_PT" w:bidi="pt_PT"/>
+        </w:rPr>
+        <w:t>Atos 9.20</w:t>
+      </w:r>
+    </w:p>
+    <w:p>
+      <w:pPr>
+        <w:pStyle w:val="ListBullet"/>
+        <w:spacing w:line="240" w:lineRule="auto"/>
+        <w:ind w:left="720"/>
+      </w:pPr>
+      <w:r>
+        <w:rPr>
+          <w:lang w:val="pt_PT" w:bidi="pt_PT"/>
+        </w:rPr>
+      </w:r>
+      <w:r>
+        <w:rPr>
+          <w:lang w:val="pt_PT" w:bidi="pt_PT"/>
+        </w:rPr>
+        <w:t>Colossenses 1.17</w:t>
+      </w:r>
+    </w:p>
+    <w:p>
+      <w:pPr>
+        <w:pStyle w:val="ListBullet"/>
+        <w:spacing w:line="240" w:lineRule="auto"/>
+        <w:ind w:left="720"/>
+      </w:pPr>
+      <w:r>
+        <w:rPr>
+          <w:lang w:val="pt_PT" w:bidi="pt_PT"/>
+        </w:rPr>
+      </w:r>
+      <w:r>
+        <w:rPr>
+          <w:lang w:val="pt_PT" w:bidi="pt_PT"/>
+        </w:rPr>
+        <w:t>Gálatas 2.20</w:t>
+      </w:r>
+    </w:p>
+    <w:p>
+      <w:pPr>
+        <w:pStyle w:val="ListBullet"/>
+        <w:spacing w:line="240" w:lineRule="auto"/>
+        <w:ind w:left="720"/>
+      </w:pPr>
+      <w:r>
+        <w:rPr>
+          <w:lang w:val="pt_PT" w:bidi="pt_PT"/>
+        </w:rPr>
+      </w:r>
+      <w:r>
+        <w:rPr>
+          <w:lang w:val="pt_PT" w:bidi="pt_PT"/>
+        </w:rPr>
+        <w:t>Hebreus 4.14</w:t>
+      </w:r>
+    </w:p>
+    <w:p>
+      <w:pPr>
+        <w:pStyle w:val="ListBullet"/>
+        <w:spacing w:line="240" w:lineRule="auto"/>
+        <w:ind w:left="720"/>
+      </w:pPr>
+      <w:r>
+        <w:rPr>
+          <w:lang w:val="pt_PT" w:bidi="pt_PT"/>
+        </w:rPr>
+      </w:r>
+      <w:r>
+        <w:rPr>
+          <w:lang w:val="pt_PT" w:bidi="pt_PT"/>
+        </w:rPr>
+        <w:t>João 3.18</w:t>
+      </w:r>
+    </w:p>
+    <w:p>
+      <w:pPr>
+        <w:pStyle w:val="ListBullet"/>
+        <w:spacing w:line="240" w:lineRule="auto"/>
+        <w:ind w:left="720"/>
+      </w:pPr>
+      <w:r>
+        <w:rPr>
+          <w:lang w:val="pt_PT" w:bidi="pt_PT"/>
+        </w:rPr>
+      </w:r>
+      <w:r>
+        <w:rPr>
+          <w:lang w:val="pt_PT" w:bidi="pt_PT"/>
+        </w:rPr>
+        <w:t>Lucas 10.22</w:t>
+      </w:r>
+    </w:p>
+    <w:p>
+      <w:pPr>
+        <w:pStyle w:val="ListBullet"/>
+        <w:spacing w:line="240" w:lineRule="auto"/>
+        <w:ind w:left="720"/>
+      </w:pPr>
+      <w:r>
+        <w:rPr>
+          <w:lang w:val="pt_PT" w:bidi="pt_PT"/>
+        </w:rPr>
+      </w:r>
+      <w:r>
+        <w:rPr>
+          <w:lang w:val="pt_PT" w:bidi="pt_PT"/>
+        </w:rPr>
+        <w:t>Mateus 11.27</w:t>
+      </w:r>
+    </w:p>
+    <w:p>
+      <w:pPr>
+        <w:pStyle w:val="ListBullet"/>
+        <w:spacing w:line="240" w:lineRule="auto"/>
+        <w:ind w:left="720"/>
+      </w:pPr>
+      <w:r>
+        <w:rPr>
+          <w:lang w:val="pt_PT" w:bidi="pt_PT"/>
+        </w:rPr>
+      </w:r>
+      <w:r>
+        <w:rPr>
+          <w:lang w:val="pt_PT" w:bidi="pt_PT"/>
+        </w:rPr>
+        <w:t>Apocalipse 2.18</w:t>
+      </w:r>
+    </w:p>
+    <w:p>
+      <w:pPr>
+        <w:pStyle w:val="ListBullet"/>
+        <w:spacing w:line="240" w:lineRule="auto"/>
+        <w:ind w:left="720"/>
+      </w:pPr>
+      <w:r>
+        <w:rPr>
+          <w:lang w:val="pt_PT" w:bidi="pt_PT"/>
+        </w:rPr>
+      </w:r>
+      <w:r>
+        <w:rPr>
+          <w:lang w:val="pt_PT" w:bidi="pt_PT"/>
+        </w:rPr>
+        <w:t>Romanos 8.29</w:t>
+      </w:r>
     </w:p>
     <w:p>
       <w:pPr>
@@ -9270,210 +8580,156 @@
           <w:lang w:val="pt_PT" w:bidi="pt_PT"/>
         </w:rPr>
       </w:r>
-      <w:hyperlink r:id="rId127">
-        <w:r>
-          <w:rPr>
-            <w:lang w:val="pt_PT" w:bidi="pt_PT"/>
-          </w:rPr>
-          <w:rPr>
-            <w:color w:val="0000EE"/>
-            <w:u w:val="single"/>
-          </w:rPr>
-          <w:t>Atos 7.56</w:t>
-        </w:r>
-      </w:hyperlink>
-    </w:p>
-    <w:p>
-      <w:pPr>
-        <w:pStyle w:val="ListBullet"/>
-        <w:spacing w:line="240" w:lineRule="auto"/>
-        <w:ind w:left="720"/>
-      </w:pPr>
-      <w:r>
-        <w:rPr>
-          <w:lang w:val="pt_PT" w:bidi="pt_PT"/>
-        </w:rPr>
-      </w:r>
-      <w:hyperlink r:id="rId128">
-        <w:r>
-          <w:rPr>
-            <w:lang w:val="pt_PT" w:bidi="pt_PT"/>
-          </w:rPr>
-          <w:rPr>
-            <w:color w:val="0000EE"/>
-            <w:u w:val="single"/>
-          </w:rPr>
-          <w:t>Daniel 7.14</w:t>
-        </w:r>
-      </w:hyperlink>
-    </w:p>
-    <w:p>
-      <w:pPr>
-        <w:pStyle w:val="ListBullet"/>
-        <w:spacing w:line="240" w:lineRule="auto"/>
-        <w:ind w:left="720"/>
-      </w:pPr>
-      <w:r>
-        <w:rPr>
-          <w:lang w:val="pt_PT" w:bidi="pt_PT"/>
-        </w:rPr>
-      </w:r>
-      <w:hyperlink r:id="rId129">
-        <w:r>
-          <w:rPr>
-            <w:lang w:val="pt_PT" w:bidi="pt_PT"/>
-          </w:rPr>
-          <w:rPr>
-            <w:color w:val="0000EE"/>
-            <w:u w:val="single"/>
-          </w:rPr>
-          <w:t>Ezequiel 43.6–8</w:t>
-        </w:r>
-      </w:hyperlink>
-    </w:p>
-    <w:p>
-      <w:pPr>
-        <w:pStyle w:val="ListBullet"/>
-        <w:spacing w:line="240" w:lineRule="auto"/>
-        <w:ind w:left="720"/>
-      </w:pPr>
-      <w:r>
-        <w:rPr>
-          <w:lang w:val="pt_PT" w:bidi="pt_PT"/>
-        </w:rPr>
-      </w:r>
-      <w:hyperlink r:id="rId130">
-        <w:r>
-          <w:rPr>
-            <w:lang w:val="pt_PT" w:bidi="pt_PT"/>
-          </w:rPr>
-          <w:rPr>
-            <w:color w:val="0000EE"/>
-            <w:u w:val="single"/>
-          </w:rPr>
-          <w:t>João 3.12–13</w:t>
-        </w:r>
-      </w:hyperlink>
-    </w:p>
-    <w:p>
-      <w:pPr>
-        <w:pStyle w:val="ListBullet"/>
-        <w:spacing w:line="240" w:lineRule="auto"/>
-        <w:ind w:left="720"/>
-      </w:pPr>
-      <w:r>
-        <w:rPr>
-          <w:lang w:val="pt_PT" w:bidi="pt_PT"/>
-        </w:rPr>
-      </w:r>
-      <w:hyperlink r:id="rId131">
-        <w:r>
-          <w:rPr>
-            <w:lang w:val="pt_PT" w:bidi="pt_PT"/>
-          </w:rPr>
-          <w:rPr>
-            <w:color w:val="0000EE"/>
-            <w:u w:val="single"/>
-          </w:rPr>
-          <w:t>Lucas 6.5</w:t>
-        </w:r>
-      </w:hyperlink>
-    </w:p>
-    <w:p>
-      <w:pPr>
-        <w:pStyle w:val="ListBullet"/>
-        <w:spacing w:line="240" w:lineRule="auto"/>
-        <w:ind w:left="720"/>
-      </w:pPr>
-      <w:r>
-        <w:rPr>
-          <w:lang w:val="pt_PT" w:bidi="pt_PT"/>
-        </w:rPr>
-      </w:r>
-      <w:hyperlink r:id="rId132">
-        <w:r>
-          <w:rPr>
-            <w:lang w:val="pt_PT" w:bidi="pt_PT"/>
-          </w:rPr>
-          <w:rPr>
-            <w:color w:val="0000EE"/>
-            <w:u w:val="single"/>
-          </w:rPr>
-          <w:t>Marcos 2.10</w:t>
-        </w:r>
-      </w:hyperlink>
-    </w:p>
-    <w:p>
-      <w:pPr>
-        <w:pStyle w:val="ListBullet"/>
-        <w:spacing w:line="240" w:lineRule="auto"/>
-        <w:ind w:left="720"/>
-      </w:pPr>
-      <w:r>
-        <w:rPr>
-          <w:lang w:val="pt_PT" w:bidi="pt_PT"/>
-        </w:rPr>
-      </w:r>
-      <w:hyperlink r:id="rId133">
-        <w:r>
-          <w:rPr>
-            <w:lang w:val="pt_PT" w:bidi="pt_PT"/>
-          </w:rPr>
-          <w:rPr>
-            <w:color w:val="0000EE"/>
-            <w:u w:val="single"/>
-          </w:rPr>
-          <w:t>Mateus 13.37</w:t>
-        </w:r>
-      </w:hyperlink>
-    </w:p>
-    <w:p>
-      <w:pPr>
-        <w:pStyle w:val="ListBullet"/>
-        <w:spacing w:line="240" w:lineRule="auto"/>
-        <w:ind w:left="720"/>
-      </w:pPr>
-      <w:r>
-        <w:rPr>
-          <w:lang w:val="pt_PT" w:bidi="pt_PT"/>
-        </w:rPr>
-      </w:r>
-      <w:hyperlink r:id="rId134">
-        <w:r>
-          <w:rPr>
-            <w:lang w:val="pt_PT" w:bidi="pt_PT"/>
-          </w:rPr>
-          <w:rPr>
-            <w:color w:val="0000EE"/>
-            <w:u w:val="single"/>
-          </w:rPr>
-          <w:t>Salmos 80.17–18</w:t>
-        </w:r>
-      </w:hyperlink>
-    </w:p>
-    <w:p>
-      <w:pPr>
-        <w:pStyle w:val="ListBullet"/>
-        <w:spacing w:line="240" w:lineRule="auto"/>
-        <w:ind w:left="720"/>
-      </w:pPr>
-      <w:r>
-        <w:rPr>
-          <w:lang w:val="pt_PT" w:bidi="pt_PT"/>
-        </w:rPr>
-      </w:r>
-      <w:hyperlink r:id="rId135">
-        <w:r>
-          <w:rPr>
-            <w:lang w:val="pt_PT" w:bidi="pt_PT"/>
-          </w:rPr>
-          <w:rPr>
-            <w:color w:val="0000EE"/>
-            <w:u w:val="single"/>
-          </w:rPr>
-          <w:t>Apocalipse 14.14</w:t>
-        </w:r>
-      </w:hyperlink>
+      <w:r>
+        <w:rPr>
+          <w:lang w:val="pt_PT" w:bidi="pt_PT"/>
+        </w:rPr>
+        <w:t>Atos 7.56</w:t>
+      </w:r>
+    </w:p>
+    <w:p>
+      <w:pPr>
+        <w:pStyle w:val="ListBullet"/>
+        <w:spacing w:line="240" w:lineRule="auto"/>
+        <w:ind w:left="720"/>
+      </w:pPr>
+      <w:r>
+        <w:rPr>
+          <w:lang w:val="pt_PT" w:bidi="pt_PT"/>
+        </w:rPr>
+      </w:r>
+      <w:r>
+        <w:rPr>
+          <w:lang w:val="pt_PT" w:bidi="pt_PT"/>
+        </w:rPr>
+        <w:t>Daniel 7.14</w:t>
+      </w:r>
+    </w:p>
+    <w:p>
+      <w:pPr>
+        <w:pStyle w:val="ListBullet"/>
+        <w:spacing w:line="240" w:lineRule="auto"/>
+        <w:ind w:left="720"/>
+      </w:pPr>
+      <w:r>
+        <w:rPr>
+          <w:lang w:val="pt_PT" w:bidi="pt_PT"/>
+        </w:rPr>
+      </w:r>
+      <w:r>
+        <w:rPr>
+          <w:lang w:val="pt_PT" w:bidi="pt_PT"/>
+        </w:rPr>
+        <w:t>Ezequiel 43.6–8</w:t>
+      </w:r>
+    </w:p>
+    <w:p>
+      <w:pPr>
+        <w:pStyle w:val="ListBullet"/>
+        <w:spacing w:line="240" w:lineRule="auto"/>
+        <w:ind w:left="720"/>
+      </w:pPr>
+      <w:r>
+        <w:rPr>
+          <w:lang w:val="pt_PT" w:bidi="pt_PT"/>
+        </w:rPr>
+      </w:r>
+      <w:r>
+        <w:rPr>
+          <w:lang w:val="pt_PT" w:bidi="pt_PT"/>
+        </w:rPr>
+        <w:t>João 3.12–13</w:t>
+      </w:r>
+    </w:p>
+    <w:p>
+      <w:pPr>
+        <w:pStyle w:val="ListBullet"/>
+        <w:spacing w:line="240" w:lineRule="auto"/>
+        <w:ind w:left="720"/>
+      </w:pPr>
+      <w:r>
+        <w:rPr>
+          <w:lang w:val="pt_PT" w:bidi="pt_PT"/>
+        </w:rPr>
+      </w:r>
+      <w:r>
+        <w:rPr>
+          <w:lang w:val="pt_PT" w:bidi="pt_PT"/>
+        </w:rPr>
+        <w:t>Lucas 6.5</w:t>
+      </w:r>
+    </w:p>
+    <w:p>
+      <w:pPr>
+        <w:pStyle w:val="ListBullet"/>
+        <w:spacing w:line="240" w:lineRule="auto"/>
+        <w:ind w:left="720"/>
+      </w:pPr>
+      <w:r>
+        <w:rPr>
+          <w:lang w:val="pt_PT" w:bidi="pt_PT"/>
+        </w:rPr>
+      </w:r>
+      <w:r>
+        <w:rPr>
+          <w:lang w:val="pt_PT" w:bidi="pt_PT"/>
+        </w:rPr>
+        <w:t>Marcos 2.10</w:t>
+      </w:r>
+    </w:p>
+    <w:p>
+      <w:pPr>
+        <w:pStyle w:val="ListBullet"/>
+        <w:spacing w:line="240" w:lineRule="auto"/>
+        <w:ind w:left="720"/>
+      </w:pPr>
+      <w:r>
+        <w:rPr>
+          <w:lang w:val="pt_PT" w:bidi="pt_PT"/>
+        </w:rPr>
+      </w:r>
+      <w:r>
+        <w:rPr>
+          <w:lang w:val="pt_PT" w:bidi="pt_PT"/>
+        </w:rPr>
+        <w:t>Mateus 13.37</w:t>
+      </w:r>
+    </w:p>
+    <w:p>
+      <w:pPr>
+        <w:pStyle w:val="ListBullet"/>
+        <w:spacing w:line="240" w:lineRule="auto"/>
+        <w:ind w:left="720"/>
+      </w:pPr>
+      <w:r>
+        <w:rPr>
+          <w:lang w:val="pt_PT" w:bidi="pt_PT"/>
+        </w:rPr>
+      </w:r>
+      <w:r>
+        <w:rPr>
+          <w:lang w:val="pt_PT" w:bidi="pt_PT"/>
+        </w:rPr>
+        <w:t>Salmos 80.17–18</w:t>
+      </w:r>
+    </w:p>
+    <w:p>
+      <w:pPr>
+        <w:pStyle w:val="ListBullet"/>
+        <w:spacing w:line="240" w:lineRule="auto"/>
+        <w:ind w:left="720"/>
+      </w:pPr>
+      <w:r>
+        <w:rPr>
+          <w:lang w:val="pt_PT" w:bidi="pt_PT"/>
+        </w:rPr>
+      </w:r>
+      <w:r>
+        <w:rPr>
+          <w:lang w:val="pt_PT" w:bidi="pt_PT"/>
+        </w:rPr>
+        <w:t>Apocalipse 14.14</w:t>
+      </w:r>
     </w:p>
     <w:p>
       <w:pPr>
@@ -9808,90 +9064,66 @@
           <w:lang w:val="pt_PT" w:bidi="pt_PT"/>
         </w:rPr>
       </w:r>
-      <w:hyperlink r:id="rId136">
-        <w:r>
-          <w:rPr>
-            <w:lang w:val="pt_PT" w:bidi="pt_PT"/>
-          </w:rPr>
-          <w:rPr>
-            <w:color w:val="0000EE"/>
-            <w:u w:val="single"/>
-          </w:rPr>
-          <w:t>Gênesis 6.2</w:t>
-        </w:r>
-      </w:hyperlink>
-    </w:p>
-    <w:p>
-      <w:pPr>
-        <w:pStyle w:val="ListBullet"/>
-        <w:spacing w:line="240" w:lineRule="auto"/>
-        <w:ind w:left="720"/>
-      </w:pPr>
-      <w:r>
-        <w:rPr>
-          <w:lang w:val="pt_PT" w:bidi="pt_PT"/>
-        </w:rPr>
-      </w:r>
-      <w:hyperlink r:id="rId137">
-        <w:r>
-          <w:rPr>
-            <w:lang w:val="pt_PT" w:bidi="pt_PT"/>
-          </w:rPr>
-          <w:rPr>
-            <w:color w:val="0000EE"/>
-            <w:u w:val="single"/>
-          </w:rPr>
-          <w:t>Gênesis 6.4</w:t>
-        </w:r>
-      </w:hyperlink>
-    </w:p>
-    <w:p>
-      <w:pPr>
-        <w:pStyle w:val="ListBullet"/>
-        <w:spacing w:line="240" w:lineRule="auto"/>
-        <w:ind w:left="720"/>
-      </w:pPr>
-      <w:r>
-        <w:rPr>
-          <w:lang w:val="pt_PT" w:bidi="pt_PT"/>
-        </w:rPr>
-      </w:r>
-      <w:hyperlink r:id="rId138">
-        <w:r>
-          <w:rPr>
-            <w:lang w:val="pt_PT" w:bidi="pt_PT"/>
-          </w:rPr>
-          <w:rPr>
-            <w:color w:val="0000EE"/>
-            <w:u w:val="single"/>
-          </w:rPr>
-          <w:t>Jó 1.6</w:t>
-        </w:r>
-      </w:hyperlink>
-    </w:p>
-    <w:p>
-      <w:pPr>
-        <w:pStyle w:val="ListBullet"/>
-        <w:spacing w:line="240" w:lineRule="auto"/>
-        <w:ind w:left="720"/>
-      </w:pPr>
-      <w:r>
-        <w:rPr>
-          <w:lang w:val="pt_PT" w:bidi="pt_PT"/>
-        </w:rPr>
-      </w:r>
-      <w:hyperlink r:id="rId139">
-        <w:r>
-          <w:rPr>
-            <w:lang w:val="pt_PT" w:bidi="pt_PT"/>
-          </w:rPr>
-          <w:rPr>
-            <w:color w:val="0000EE"/>
-            <w:u w:val="single"/>
-          </w:rPr>
-          <w:t>Romanos 8.14</w:t>
-        </w:r>
-      </w:hyperlink>
+      <w:r>
+        <w:rPr>
+          <w:lang w:val="pt_PT" w:bidi="pt_PT"/>
+        </w:rPr>
+        <w:t>Gênesis 6.2</w:t>
+      </w:r>
+    </w:p>
+    <w:p>
+      <w:pPr>
+        <w:pStyle w:val="ListBullet"/>
+        <w:spacing w:line="240" w:lineRule="auto"/>
+        <w:ind w:left="720"/>
+      </w:pPr>
+      <w:r>
+        <w:rPr>
+          <w:lang w:val="pt_PT" w:bidi="pt_PT"/>
+        </w:rPr>
+      </w:r>
+      <w:r>
+        <w:rPr>
+          <w:lang w:val="pt_PT" w:bidi="pt_PT"/>
+        </w:rPr>
+        <w:t>Gênesis 6.4</w:t>
+      </w:r>
+    </w:p>
+    <w:p>
+      <w:pPr>
+        <w:pStyle w:val="ListBullet"/>
+        <w:spacing w:line="240" w:lineRule="auto"/>
+        <w:ind w:left="720"/>
+      </w:pPr>
+      <w:r>
+        <w:rPr>
+          <w:lang w:val="pt_PT" w:bidi="pt_PT"/>
+        </w:rPr>
+      </w:r>
+      <w:r>
+        <w:rPr>
+          <w:lang w:val="pt_PT" w:bidi="pt_PT"/>
+        </w:rPr>
+        <w:t>Jó 1.6</w:t>
+      </w:r>
+    </w:p>
+    <w:p>
+      <w:pPr>
+        <w:pStyle w:val="ListBullet"/>
+        <w:spacing w:line="240" w:lineRule="auto"/>
+        <w:ind w:left="720"/>
+      </w:pPr>
+      <w:r>
+        <w:rPr>
+          <w:lang w:val="pt_PT" w:bidi="pt_PT"/>
+        </w:rPr>
+      </w:r>
+      <w:r>
+        <w:rPr>
+          <w:lang w:val="pt_PT" w:bidi="pt_PT"/>
+        </w:rPr>
+        <w:t>Romanos 8.14</w:t>
+      </w:r>
     </w:p>
     <w:p>
       <w:pPr>
@@ -10097,138 +9329,102 @@
           <w:lang w:val="pt_PT" w:bidi="pt_PT"/>
         </w:rPr>
       </w:r>
-      <w:hyperlink r:id="rId140">
-        <w:r>
-          <w:rPr>
-            <w:lang w:val="pt_PT" w:bidi="pt_PT"/>
-          </w:rPr>
-          <w:rPr>
-            <w:color w:val="0000EE"/>
-            <w:u w:val="single"/>
-          </w:rPr>
-          <w:t>Atos 6.5–6</w:t>
-        </w:r>
-      </w:hyperlink>
-    </w:p>
-    <w:p>
-      <w:pPr>
-        <w:pStyle w:val="ListBullet"/>
-        <w:spacing w:line="240" w:lineRule="auto"/>
-        <w:ind w:left="720"/>
-      </w:pPr>
-      <w:r>
-        <w:rPr>
-          <w:lang w:val="pt_PT" w:bidi="pt_PT"/>
-        </w:rPr>
-      </w:r>
-      <w:hyperlink r:id="rId141">
-        <w:r>
-          <w:rPr>
-            <w:lang w:val="pt_PT" w:bidi="pt_PT"/>
-          </w:rPr>
-          <w:rPr>
-            <w:color w:val="0000EE"/>
-            <w:u w:val="single"/>
-          </w:rPr>
-          <w:t>Atos 8.6</w:t>
-        </w:r>
-      </w:hyperlink>
-    </w:p>
-    <w:p>
-      <w:pPr>
-        <w:pStyle w:val="ListBullet"/>
-        <w:spacing w:line="240" w:lineRule="auto"/>
-        <w:ind w:left="720"/>
-      </w:pPr>
-      <w:r>
-        <w:rPr>
-          <w:lang w:val="pt_PT" w:bidi="pt_PT"/>
-        </w:rPr>
-      </w:r>
-      <w:hyperlink r:id="rId142">
-        <w:r>
-          <w:rPr>
-            <w:lang w:val="pt_PT" w:bidi="pt_PT"/>
-          </w:rPr>
-          <w:rPr>
-            <w:color w:val="0000EE"/>
-            <w:u w:val="single"/>
-          </w:rPr>
-          <w:t>Atos 8.13</w:t>
-        </w:r>
-      </w:hyperlink>
-    </w:p>
-    <w:p>
-      <w:pPr>
-        <w:pStyle w:val="ListBullet"/>
-        <w:spacing w:line="240" w:lineRule="auto"/>
-        <w:ind w:left="720"/>
-      </w:pPr>
-      <w:r>
-        <w:rPr>
-          <w:lang w:val="pt_PT" w:bidi="pt_PT"/>
-        </w:rPr>
-      </w:r>
-      <w:hyperlink r:id="rId143">
-        <w:r>
-          <w:rPr>
-            <w:lang w:val="pt_PT" w:bidi="pt_PT"/>
-          </w:rPr>
-          <w:rPr>
-            <w:color w:val="0000EE"/>
-            <w:u w:val="single"/>
-          </w:rPr>
-          <w:t>Atos 8.31</w:t>
-        </w:r>
-      </w:hyperlink>
-    </w:p>
-    <w:p>
-      <w:pPr>
-        <w:pStyle w:val="ListBullet"/>
-        <w:spacing w:line="240" w:lineRule="auto"/>
-        <w:ind w:left="720"/>
-      </w:pPr>
-      <w:r>
-        <w:rPr>
-          <w:lang w:val="pt_PT" w:bidi="pt_PT"/>
-        </w:rPr>
-      </w:r>
-      <w:hyperlink r:id="rId144">
-        <w:r>
-          <w:rPr>
-            <w:lang w:val="pt_PT" w:bidi="pt_PT"/>
-          </w:rPr>
-          <w:rPr>
-            <w:color w:val="0000EE"/>
-            <w:u w:val="single"/>
-          </w:rPr>
-          <w:t>Atos 8.36</w:t>
-        </w:r>
-      </w:hyperlink>
-    </w:p>
-    <w:p>
-      <w:pPr>
-        <w:pStyle w:val="ListBullet"/>
-        <w:spacing w:line="240" w:lineRule="auto"/>
-        <w:ind w:left="720"/>
-      </w:pPr>
-      <w:r>
-        <w:rPr>
-          <w:lang w:val="pt_PT" w:bidi="pt_PT"/>
-        </w:rPr>
-      </w:r>
-      <w:hyperlink r:id="rId145">
-        <w:r>
-          <w:rPr>
-            <w:lang w:val="pt_PT" w:bidi="pt_PT"/>
-          </w:rPr>
-          <w:rPr>
-            <w:color w:val="0000EE"/>
-            <w:u w:val="single"/>
-          </w:rPr>
-          <w:t>Atos 8.40</w:t>
-        </w:r>
-      </w:hyperlink>
+      <w:r>
+        <w:rPr>
+          <w:lang w:val="pt_PT" w:bidi="pt_PT"/>
+        </w:rPr>
+        <w:t>Atos 6.5–6</w:t>
+      </w:r>
+    </w:p>
+    <w:p>
+      <w:pPr>
+        <w:pStyle w:val="ListBullet"/>
+        <w:spacing w:line="240" w:lineRule="auto"/>
+        <w:ind w:left="720"/>
+      </w:pPr>
+      <w:r>
+        <w:rPr>
+          <w:lang w:val="pt_PT" w:bidi="pt_PT"/>
+        </w:rPr>
+      </w:r>
+      <w:r>
+        <w:rPr>
+          <w:lang w:val="pt_PT" w:bidi="pt_PT"/>
+        </w:rPr>
+        <w:t>Atos 8.6</w:t>
+      </w:r>
+    </w:p>
+    <w:p>
+      <w:pPr>
+        <w:pStyle w:val="ListBullet"/>
+        <w:spacing w:line="240" w:lineRule="auto"/>
+        <w:ind w:left="720"/>
+      </w:pPr>
+      <w:r>
+        <w:rPr>
+          <w:lang w:val="pt_PT" w:bidi="pt_PT"/>
+        </w:rPr>
+      </w:r>
+      <w:r>
+        <w:rPr>
+          <w:lang w:val="pt_PT" w:bidi="pt_PT"/>
+        </w:rPr>
+        <w:t>Atos 8.13</w:t>
+      </w:r>
+    </w:p>
+    <w:p>
+      <w:pPr>
+        <w:pStyle w:val="ListBullet"/>
+        <w:spacing w:line="240" w:lineRule="auto"/>
+        <w:ind w:left="720"/>
+      </w:pPr>
+      <w:r>
+        <w:rPr>
+          <w:lang w:val="pt_PT" w:bidi="pt_PT"/>
+        </w:rPr>
+      </w:r>
+      <w:r>
+        <w:rPr>
+          <w:lang w:val="pt_PT" w:bidi="pt_PT"/>
+        </w:rPr>
+        <w:t>Atos 8.31</w:t>
+      </w:r>
+    </w:p>
+    <w:p>
+      <w:pPr>
+        <w:pStyle w:val="ListBullet"/>
+        <w:spacing w:line="240" w:lineRule="auto"/>
+        <w:ind w:left="720"/>
+      </w:pPr>
+      <w:r>
+        <w:rPr>
+          <w:lang w:val="pt_PT" w:bidi="pt_PT"/>
+        </w:rPr>
+      </w:r>
+      <w:r>
+        <w:rPr>
+          <w:lang w:val="pt_PT" w:bidi="pt_PT"/>
+        </w:rPr>
+        <w:t>Atos 8.36</w:t>
+      </w:r>
+    </w:p>
+    <w:p>
+      <w:pPr>
+        <w:pStyle w:val="ListBullet"/>
+        <w:spacing w:line="240" w:lineRule="auto"/>
+        <w:ind w:left="720"/>
+      </w:pPr>
+      <w:r>
+        <w:rPr>
+          <w:lang w:val="pt_PT" w:bidi="pt_PT"/>
+        </w:rPr>
+      </w:r>
+      <w:r>
+        <w:rPr>
+          <w:lang w:val="pt_PT" w:bidi="pt_PT"/>
+        </w:rPr>
+        <w:t>Atos 8.40</w:t>
+      </w:r>
     </w:p>
     <w:p>
       <w:pPr>
@@ -10452,114 +9648,84 @@
           <w:lang w:val="pt_PT" w:bidi="pt_PT"/>
         </w:rPr>
       </w:r>
-      <w:hyperlink r:id="rId146">
-        <w:r>
-          <w:rPr>
-            <w:lang w:val="pt_PT" w:bidi="pt_PT"/>
-          </w:rPr>
-          <w:rPr>
-            <w:color w:val="0000EE"/>
-            <w:u w:val="single"/>
-          </w:rPr>
-          <w:t>Atos 1.14</w:t>
-        </w:r>
-      </w:hyperlink>
-    </w:p>
-    <w:p>
-      <w:pPr>
-        <w:pStyle w:val="ListBullet"/>
-        <w:spacing w:line="240" w:lineRule="auto"/>
-        <w:ind w:left="720"/>
-      </w:pPr>
-      <w:r>
-        <w:rPr>
-          <w:lang w:val="pt_PT" w:bidi="pt_PT"/>
-        </w:rPr>
-      </w:r>
-      <w:hyperlink r:id="rId147">
-        <w:r>
-          <w:rPr>
-            <w:lang w:val="pt_PT" w:bidi="pt_PT"/>
-          </w:rPr>
-          <w:rPr>
-            <w:color w:val="0000EE"/>
-            <w:u w:val="single"/>
-          </w:rPr>
-          <w:t>João 1.44</w:t>
-        </w:r>
-      </w:hyperlink>
-    </w:p>
-    <w:p>
-      <w:pPr>
-        <w:pStyle w:val="ListBullet"/>
-        <w:spacing w:line="240" w:lineRule="auto"/>
-        <w:ind w:left="720"/>
-      </w:pPr>
-      <w:r>
-        <w:rPr>
-          <w:lang w:val="pt_PT" w:bidi="pt_PT"/>
-        </w:rPr>
-      </w:r>
-      <w:hyperlink r:id="rId148">
-        <w:r>
-          <w:rPr>
-            <w:lang w:val="pt_PT" w:bidi="pt_PT"/>
-          </w:rPr>
-          <w:rPr>
-            <w:color w:val="0000EE"/>
-            <w:u w:val="single"/>
-          </w:rPr>
-          <w:t>João 6.6</w:t>
-        </w:r>
-      </w:hyperlink>
-    </w:p>
-    <w:p>
-      <w:pPr>
-        <w:pStyle w:val="ListBullet"/>
-        <w:spacing w:line="240" w:lineRule="auto"/>
-        <w:ind w:left="720"/>
-      </w:pPr>
-      <w:r>
-        <w:rPr>
-          <w:lang w:val="pt_PT" w:bidi="pt_PT"/>
-        </w:rPr>
-      </w:r>
-      <w:hyperlink r:id="rId149">
-        <w:r>
-          <w:rPr>
-            <w:lang w:val="pt_PT" w:bidi="pt_PT"/>
-          </w:rPr>
-          <w:rPr>
-            <w:color w:val="0000EE"/>
-            <w:u w:val="single"/>
-          </w:rPr>
-          <w:t>Lucas 6.14</w:t>
-        </w:r>
-      </w:hyperlink>
-    </w:p>
-    <w:p>
-      <w:pPr>
-        <w:pStyle w:val="ListBullet"/>
-        <w:spacing w:line="240" w:lineRule="auto"/>
-        <w:ind w:left="720"/>
-      </w:pPr>
-      <w:r>
-        <w:rPr>
-          <w:lang w:val="pt_PT" w:bidi="pt_PT"/>
-        </w:rPr>
-      </w:r>
-      <w:hyperlink r:id="rId150">
-        <w:r>
-          <w:rPr>
-            <w:lang w:val="pt_PT" w:bidi="pt_PT"/>
-          </w:rPr>
-          <w:rPr>
-            <w:color w:val="0000EE"/>
-            <w:u w:val="single"/>
-          </w:rPr>
-          <w:t>Marcos 3.17–19</w:t>
-        </w:r>
-      </w:hyperlink>
+      <w:r>
+        <w:rPr>
+          <w:lang w:val="pt_PT" w:bidi="pt_PT"/>
+        </w:rPr>
+        <w:t>Atos 1.14</w:t>
+      </w:r>
+    </w:p>
+    <w:p>
+      <w:pPr>
+        <w:pStyle w:val="ListBullet"/>
+        <w:spacing w:line="240" w:lineRule="auto"/>
+        <w:ind w:left="720"/>
+      </w:pPr>
+      <w:r>
+        <w:rPr>
+          <w:lang w:val="pt_PT" w:bidi="pt_PT"/>
+        </w:rPr>
+      </w:r>
+      <w:r>
+        <w:rPr>
+          <w:lang w:val="pt_PT" w:bidi="pt_PT"/>
+        </w:rPr>
+        <w:t>João 1.44</w:t>
+      </w:r>
+    </w:p>
+    <w:p>
+      <w:pPr>
+        <w:pStyle w:val="ListBullet"/>
+        <w:spacing w:line="240" w:lineRule="auto"/>
+        <w:ind w:left="720"/>
+      </w:pPr>
+      <w:r>
+        <w:rPr>
+          <w:lang w:val="pt_PT" w:bidi="pt_PT"/>
+        </w:rPr>
+      </w:r>
+      <w:r>
+        <w:rPr>
+          <w:lang w:val="pt_PT" w:bidi="pt_PT"/>
+        </w:rPr>
+        <w:t>João 6.6</w:t>
+      </w:r>
+    </w:p>
+    <w:p>
+      <w:pPr>
+        <w:pStyle w:val="ListBullet"/>
+        <w:spacing w:line="240" w:lineRule="auto"/>
+        <w:ind w:left="720"/>
+      </w:pPr>
+      <w:r>
+        <w:rPr>
+          <w:lang w:val="pt_PT" w:bidi="pt_PT"/>
+        </w:rPr>
+      </w:r>
+      <w:r>
+        <w:rPr>
+          <w:lang w:val="pt_PT" w:bidi="pt_PT"/>
+        </w:rPr>
+        <w:t>Lucas 6.14</w:t>
+      </w:r>
+    </w:p>
+    <w:p>
+      <w:pPr>
+        <w:pStyle w:val="ListBullet"/>
+        <w:spacing w:line="240" w:lineRule="auto"/>
+        <w:ind w:left="720"/>
+      </w:pPr>
+      <w:r>
+        <w:rPr>
+          <w:lang w:val="pt_PT" w:bidi="pt_PT"/>
+        </w:rPr>
+      </w:r>
+      <w:r>
+        <w:rPr>
+          <w:lang w:val="pt_PT" w:bidi="pt_PT"/>
+        </w:rPr>
+        <w:t>Marcos 3.17–19</w:t>
+      </w:r>
     </w:p>
     <w:p>
       <w:pPr>
@@ -10829,90 +9995,66 @@
           <w:lang w:val="pt_PT" w:bidi="pt_PT"/>
         </w:rPr>
       </w:r>
-      <w:hyperlink r:id="rId151">
-        <w:r>
-          <w:rPr>
-            <w:lang w:val="pt_PT" w:bidi="pt_PT"/>
-          </w:rPr>
-          <w:rPr>
-            <w:color w:val="0000EE"/>
-            <w:u w:val="single"/>
-          </w:rPr>
-          <w:t>1 Tessalonicenses 2.1–2</w:t>
-        </w:r>
-      </w:hyperlink>
-    </w:p>
-    <w:p>
-      <w:pPr>
-        <w:pStyle w:val="ListBullet"/>
-        <w:spacing w:line="240" w:lineRule="auto"/>
-        <w:ind w:left="720"/>
-      </w:pPr>
-      <w:r>
-        <w:rPr>
-          <w:lang w:val="pt_PT" w:bidi="pt_PT"/>
-        </w:rPr>
-      </w:r>
-      <w:hyperlink r:id="rId152">
-        <w:r>
-          <w:rPr>
-            <w:lang w:val="pt_PT" w:bidi="pt_PT"/>
-          </w:rPr>
-          <w:rPr>
-            <w:color w:val="0000EE"/>
-            <w:u w:val="single"/>
-          </w:rPr>
-          <w:t>Atos 16.11</w:t>
-        </w:r>
-      </w:hyperlink>
-    </w:p>
-    <w:p>
-      <w:pPr>
-        <w:pStyle w:val="ListBullet"/>
-        <w:spacing w:line="240" w:lineRule="auto"/>
-        <w:ind w:left="720"/>
-      </w:pPr>
-      <w:r>
-        <w:rPr>
-          <w:lang w:val="pt_PT" w:bidi="pt_PT"/>
-        </w:rPr>
-      </w:r>
-      <w:hyperlink r:id="rId153">
-        <w:r>
-          <w:rPr>
-            <w:lang w:val="pt_PT" w:bidi="pt_PT"/>
-          </w:rPr>
-          <w:rPr>
-            <w:color w:val="0000EE"/>
-            <w:u w:val="single"/>
-          </w:rPr>
-          <w:t>Mateus 16.13–16</w:t>
-        </w:r>
-      </w:hyperlink>
-    </w:p>
-    <w:p>
-      <w:pPr>
-        <w:pStyle w:val="ListBullet"/>
-        <w:spacing w:line="240" w:lineRule="auto"/>
-        <w:ind w:left="720"/>
-      </w:pPr>
-      <w:r>
-        <w:rPr>
-          <w:lang w:val="pt_PT" w:bidi="pt_PT"/>
-        </w:rPr>
-      </w:r>
-      <w:hyperlink r:id="rId154">
-        <w:r>
-          <w:rPr>
-            <w:lang w:val="pt_PT" w:bidi="pt_PT"/>
-          </w:rPr>
-          <w:rPr>
-            <w:color w:val="0000EE"/>
-            <w:u w:val="single"/>
-          </w:rPr>
-          <w:t>Filipenses 1.1</w:t>
-        </w:r>
-      </w:hyperlink>
+      <w:r>
+        <w:rPr>
+          <w:lang w:val="pt_PT" w:bidi="pt_PT"/>
+        </w:rPr>
+        <w:t>1 Tessalonicenses 2.1–2</w:t>
+      </w:r>
+    </w:p>
+    <w:p>
+      <w:pPr>
+        <w:pStyle w:val="ListBullet"/>
+        <w:spacing w:line="240" w:lineRule="auto"/>
+        <w:ind w:left="720"/>
+      </w:pPr>
+      <w:r>
+        <w:rPr>
+          <w:lang w:val="pt_PT" w:bidi="pt_PT"/>
+        </w:rPr>
+      </w:r>
+      <w:r>
+        <w:rPr>
+          <w:lang w:val="pt_PT" w:bidi="pt_PT"/>
+        </w:rPr>
+        <w:t>Atos 16.11</w:t>
+      </w:r>
+    </w:p>
+    <w:p>
+      <w:pPr>
+        <w:pStyle w:val="ListBullet"/>
+        <w:spacing w:line="240" w:lineRule="auto"/>
+        <w:ind w:left="720"/>
+      </w:pPr>
+      <w:r>
+        <w:rPr>
+          <w:lang w:val="pt_PT" w:bidi="pt_PT"/>
+        </w:rPr>
+      </w:r>
+      <w:r>
+        <w:rPr>
+          <w:lang w:val="pt_PT" w:bidi="pt_PT"/>
+        </w:rPr>
+        <w:t>Mateus 16.13–16</w:t>
+      </w:r>
+    </w:p>
+    <w:p>
+      <w:pPr>
+        <w:pStyle w:val="ListBullet"/>
+        <w:spacing w:line="240" w:lineRule="auto"/>
+        <w:ind w:left="720"/>
+      </w:pPr>
+      <w:r>
+        <w:rPr>
+          <w:lang w:val="pt_PT" w:bidi="pt_PT"/>
+        </w:rPr>
+      </w:r>
+      <w:r>
+        <w:rPr>
+          <w:lang w:val="pt_PT" w:bidi="pt_PT"/>
+        </w:rPr>
+        <w:t>Filipenses 1.1</w:t>
+      </w:r>
     </w:p>
     <w:p>
       <w:pPr>
@@ -11325,114 +10467,84 @@
           <w:lang w:val="pt_PT" w:bidi="pt_PT"/>
         </w:rPr>
       </w:r>
-      <w:hyperlink r:id="rId155">
-        <w:r>
-          <w:rPr>
-            <w:lang w:val="pt_PT" w:bidi="pt_PT"/>
-          </w:rPr>
-          <w:rPr>
-            <w:color w:val="0000EE"/>
-            <w:u w:val="single"/>
-          </w:rPr>
-          <w:t>1 Crônicas 18.9–11</w:t>
-        </w:r>
-      </w:hyperlink>
-    </w:p>
-    <w:p>
-      <w:pPr>
-        <w:pStyle w:val="ListBullet"/>
-        <w:spacing w:line="240" w:lineRule="auto"/>
-        <w:ind w:left="720"/>
-      </w:pPr>
-      <w:r>
-        <w:rPr>
-          <w:lang w:val="pt_PT" w:bidi="pt_PT"/>
-        </w:rPr>
-      </w:r>
-      <w:hyperlink r:id="rId156">
-        <w:r>
-          <w:rPr>
-            <w:lang w:val="pt_PT" w:bidi="pt_PT"/>
-          </w:rPr>
-          <w:rPr>
-            <w:color w:val="0000EE"/>
-            <w:u w:val="single"/>
-          </w:rPr>
-          <w:t>1 Samuel 13.4</w:t>
-        </w:r>
-      </w:hyperlink>
-    </w:p>
-    <w:p>
-      <w:pPr>
-        <w:pStyle w:val="ListBullet"/>
-        <w:spacing w:line="240" w:lineRule="auto"/>
-        <w:ind w:left="720"/>
-      </w:pPr>
-      <w:r>
-        <w:rPr>
-          <w:lang w:val="pt_PT" w:bidi="pt_PT"/>
-        </w:rPr>
-      </w:r>
-      <w:hyperlink r:id="rId157">
-        <w:r>
-          <w:rPr>
-            <w:lang w:val="pt_PT" w:bidi="pt_PT"/>
-          </w:rPr>
-          <w:rPr>
-            <w:color w:val="0000EE"/>
-            <w:u w:val="single"/>
-          </w:rPr>
-          <w:t>2 Crônicas 9.25–26</w:t>
-        </w:r>
-      </w:hyperlink>
-    </w:p>
-    <w:p>
-      <w:pPr>
-        <w:pStyle w:val="ListBullet"/>
-        <w:spacing w:line="240" w:lineRule="auto"/>
-        <w:ind w:left="720"/>
-      </w:pPr>
-      <w:r>
-        <w:rPr>
-          <w:lang w:val="pt_PT" w:bidi="pt_PT"/>
-        </w:rPr>
-      </w:r>
-      <w:hyperlink r:id="rId158">
-        <w:r>
-          <w:rPr>
-            <w:lang w:val="pt_PT" w:bidi="pt_PT"/>
-          </w:rPr>
-          <w:rPr>
-            <w:color w:val="0000EE"/>
-            <w:u w:val="single"/>
-          </w:rPr>
-          <w:t>Gênesis 10.11–14</w:t>
-        </w:r>
-      </w:hyperlink>
-    </w:p>
-    <w:p>
-      <w:pPr>
-        <w:pStyle w:val="ListBullet"/>
-        <w:spacing w:line="240" w:lineRule="auto"/>
-        <w:ind w:left="720"/>
-      </w:pPr>
-      <w:r>
-        <w:rPr>
-          <w:lang w:val="pt_PT" w:bidi="pt_PT"/>
-        </w:rPr>
-      </w:r>
-      <w:hyperlink r:id="rId159">
-        <w:r>
-          <w:rPr>
-            <w:lang w:val="pt_PT" w:bidi="pt_PT"/>
-          </w:rPr>
-          <w:rPr>
-            <w:color w:val="0000EE"/>
-            <w:u w:val="single"/>
-          </w:rPr>
-          <w:t>Salmo 56.1–2</w:t>
-        </w:r>
-      </w:hyperlink>
+      <w:r>
+        <w:rPr>
+          <w:lang w:val="pt_PT" w:bidi="pt_PT"/>
+        </w:rPr>
+        <w:t>1 Crônicas 18.9–11</w:t>
+      </w:r>
+    </w:p>
+    <w:p>
+      <w:pPr>
+        <w:pStyle w:val="ListBullet"/>
+        <w:spacing w:line="240" w:lineRule="auto"/>
+        <w:ind w:left="720"/>
+      </w:pPr>
+      <w:r>
+        <w:rPr>
+          <w:lang w:val="pt_PT" w:bidi="pt_PT"/>
+        </w:rPr>
+      </w:r>
+      <w:r>
+        <w:rPr>
+          <w:lang w:val="pt_PT" w:bidi="pt_PT"/>
+        </w:rPr>
+        <w:t>1 Samuel 13.4</w:t>
+      </w:r>
+    </w:p>
+    <w:p>
+      <w:pPr>
+        <w:pStyle w:val="ListBullet"/>
+        <w:spacing w:line="240" w:lineRule="auto"/>
+        <w:ind w:left="720"/>
+      </w:pPr>
+      <w:r>
+        <w:rPr>
+          <w:lang w:val="pt_PT" w:bidi="pt_PT"/>
+        </w:rPr>
+      </w:r>
+      <w:r>
+        <w:rPr>
+          <w:lang w:val="pt_PT" w:bidi="pt_PT"/>
+        </w:rPr>
+        <w:t>2 Crônicas 9.25–26</w:t>
+      </w:r>
+    </w:p>
+    <w:p>
+      <w:pPr>
+        <w:pStyle w:val="ListBullet"/>
+        <w:spacing w:line="240" w:lineRule="auto"/>
+        <w:ind w:left="720"/>
+      </w:pPr>
+      <w:r>
+        <w:rPr>
+          <w:lang w:val="pt_PT" w:bidi="pt_PT"/>
+        </w:rPr>
+      </w:r>
+      <w:r>
+        <w:rPr>
+          <w:lang w:val="pt_PT" w:bidi="pt_PT"/>
+        </w:rPr>
+        <w:t>Gênesis 10.11–14</w:t>
+      </w:r>
+    </w:p>
+    <w:p>
+      <w:pPr>
+        <w:pStyle w:val="ListBullet"/>
+        <w:spacing w:line="240" w:lineRule="auto"/>
+        <w:ind w:left="720"/>
+      </w:pPr>
+      <w:r>
+        <w:rPr>
+          <w:lang w:val="pt_PT" w:bidi="pt_PT"/>
+        </w:rPr>
+      </w:r>
+      <w:r>
+        <w:rPr>
+          <w:lang w:val="pt_PT" w:bidi="pt_PT"/>
+        </w:rPr>
+        <w:t>Salmo 56.1–2</w:t>
+      </w:r>
     </w:p>
     <w:p>
       <w:pPr>
@@ -11630,66 +10742,48 @@
           <w:lang w:val="pt_PT" w:bidi="pt_PT"/>
         </w:rPr>
       </w:r>
-      <w:hyperlink r:id="rId160">
-        <w:r>
-          <w:rPr>
-            <w:lang w:val="pt_PT" w:bidi="pt_PT"/>
-          </w:rPr>
-          <w:rPr>
-            <w:color w:val="0000EE"/>
-            <w:u w:val="single"/>
-          </w:rPr>
-          <w:t>1 Crônicas 10.9–10</w:t>
-        </w:r>
-      </w:hyperlink>
-    </w:p>
-    <w:p>
-      <w:pPr>
-        <w:pStyle w:val="ListBullet"/>
-        <w:spacing w:line="240" w:lineRule="auto"/>
-        <w:ind w:left="720"/>
-      </w:pPr>
-      <w:r>
-        <w:rPr>
-          <w:lang w:val="pt_PT" w:bidi="pt_PT"/>
-        </w:rPr>
-      </w:r>
-      <w:hyperlink r:id="rId161">
-        <w:r>
-          <w:rPr>
-            <w:lang w:val="pt_PT" w:bidi="pt_PT"/>
-          </w:rPr>
-          <w:rPr>
-            <w:color w:val="0000EE"/>
-            <w:u w:val="single"/>
-          </w:rPr>
-          <w:t>Joel 3.4</w:t>
-        </w:r>
-      </w:hyperlink>
-    </w:p>
-    <w:p>
-      <w:pPr>
-        <w:pStyle w:val="ListBullet"/>
-        <w:spacing w:line="240" w:lineRule="auto"/>
-        <w:ind w:left="720"/>
-      </w:pPr>
-      <w:r>
-        <w:rPr>
-          <w:lang w:val="pt_PT" w:bidi="pt_PT"/>
-        </w:rPr>
-      </w:r>
-      <w:hyperlink r:id="rId162">
-        <w:r>
-          <w:rPr>
-            <w:lang w:val="pt_PT" w:bidi="pt_PT"/>
-          </w:rPr>
-          <w:rPr>
-            <w:color w:val="0000EE"/>
-            <w:u w:val="single"/>
-          </w:rPr>
-          <w:t>Salmos 60.8–9</w:t>
-        </w:r>
-      </w:hyperlink>
+      <w:r>
+        <w:rPr>
+          <w:lang w:val="pt_PT" w:bidi="pt_PT"/>
+        </w:rPr>
+        <w:t>1 Crônicas 10.9–10</w:t>
+      </w:r>
+    </w:p>
+    <w:p>
+      <w:pPr>
+        <w:pStyle w:val="ListBullet"/>
+        <w:spacing w:line="240" w:lineRule="auto"/>
+        <w:ind w:left="720"/>
+      </w:pPr>
+      <w:r>
+        <w:rPr>
+          <w:lang w:val="pt_PT" w:bidi="pt_PT"/>
+        </w:rPr>
+      </w:r>
+      <w:r>
+        <w:rPr>
+          <w:lang w:val="pt_PT" w:bidi="pt_PT"/>
+        </w:rPr>
+        <w:t>Joel 3.4</w:t>
+      </w:r>
+    </w:p>
+    <w:p>
+      <w:pPr>
+        <w:pStyle w:val="ListBullet"/>
+        <w:spacing w:line="240" w:lineRule="auto"/>
+        <w:ind w:left="720"/>
+      </w:pPr>
+      <w:r>
+        <w:rPr>
+          <w:lang w:val="pt_PT" w:bidi="pt_PT"/>
+        </w:rPr>
+      </w:r>
+      <w:r>
+        <w:rPr>
+          <w:lang w:val="pt_PT" w:bidi="pt_PT"/>
+        </w:rPr>
+        <w:t>Salmos 60.8–9</w:t>
+      </w:r>
     </w:p>
     <w:p>
       <w:pPr>
@@ -11979,90 +11073,66 @@
           <w:lang w:val="pt_PT" w:bidi="pt_PT"/>
         </w:rPr>
       </w:r>
-      <w:hyperlink r:id="rId163">
-        <w:r>
-          <w:rPr>
-            <w:lang w:val="pt_PT" w:bidi="pt_PT"/>
-          </w:rPr>
-          <w:rPr>
-            <w:color w:val="0000EE"/>
-            <w:u w:val="single"/>
-          </w:rPr>
-          <w:t>1 Samuel 4.4</w:t>
-        </w:r>
-      </w:hyperlink>
-    </w:p>
-    <w:p>
-      <w:pPr>
-        <w:pStyle w:val="ListBullet"/>
-        <w:spacing w:line="240" w:lineRule="auto"/>
-        <w:ind w:left="720"/>
-      </w:pPr>
-      <w:r>
-        <w:rPr>
-          <w:lang w:val="pt_PT" w:bidi="pt_PT"/>
-        </w:rPr>
-      </w:r>
-      <w:hyperlink r:id="rId164">
-        <w:r>
-          <w:rPr>
-            <w:lang w:val="pt_PT" w:bidi="pt_PT"/>
-          </w:rPr>
-          <w:rPr>
-            <w:color w:val="0000EE"/>
-            <w:u w:val="single"/>
-          </w:rPr>
-          <w:t>Esdras 8.2</w:t>
-        </w:r>
-      </w:hyperlink>
-    </w:p>
-    <w:p>
-      <w:pPr>
-        <w:pStyle w:val="ListBullet"/>
-        <w:spacing w:line="240" w:lineRule="auto"/>
-        <w:ind w:left="720"/>
-      </w:pPr>
-      <w:r>
-        <w:rPr>
-          <w:lang w:val="pt_PT" w:bidi="pt_PT"/>
-        </w:rPr>
-      </w:r>
-      <w:hyperlink r:id="rId165">
-        <w:r>
-          <w:rPr>
-            <w:lang w:val="pt_PT" w:bidi="pt_PT"/>
-          </w:rPr>
-          <w:rPr>
-            <w:color w:val="0000EE"/>
-            <w:u w:val="single"/>
-          </w:rPr>
-          <w:t>Josué 22.13–14</w:t>
-        </w:r>
-      </w:hyperlink>
-    </w:p>
-    <w:p>
-      <w:pPr>
-        <w:pStyle w:val="ListBullet"/>
-        <w:spacing w:line="240" w:lineRule="auto"/>
-        <w:ind w:left="720"/>
-      </w:pPr>
-      <w:r>
-        <w:rPr>
-          <w:lang w:val="pt_PT" w:bidi="pt_PT"/>
-        </w:rPr>
-      </w:r>
-      <w:hyperlink r:id="rId166">
-        <w:r>
-          <w:rPr>
-            <w:lang w:val="pt_PT" w:bidi="pt_PT"/>
-          </w:rPr>
-          <w:rPr>
-            <w:color w:val="0000EE"/>
-            <w:u w:val="single"/>
-          </w:rPr>
-          <w:t>Números 25.6–7</w:t>
-        </w:r>
-      </w:hyperlink>
+      <w:r>
+        <w:rPr>
+          <w:lang w:val="pt_PT" w:bidi="pt_PT"/>
+        </w:rPr>
+        <w:t>1 Samuel 4.4</w:t>
+      </w:r>
+    </w:p>
+    <w:p>
+      <w:pPr>
+        <w:pStyle w:val="ListBullet"/>
+        <w:spacing w:line="240" w:lineRule="auto"/>
+        <w:ind w:left="720"/>
+      </w:pPr>
+      <w:r>
+        <w:rPr>
+          <w:lang w:val="pt_PT" w:bidi="pt_PT"/>
+        </w:rPr>
+      </w:r>
+      <w:r>
+        <w:rPr>
+          <w:lang w:val="pt_PT" w:bidi="pt_PT"/>
+        </w:rPr>
+        <w:t>Esdras 8.2</w:t>
+      </w:r>
+    </w:p>
+    <w:p>
+      <w:pPr>
+        <w:pStyle w:val="ListBullet"/>
+        <w:spacing w:line="240" w:lineRule="auto"/>
+        <w:ind w:left="720"/>
+      </w:pPr>
+      <w:r>
+        <w:rPr>
+          <w:lang w:val="pt_PT" w:bidi="pt_PT"/>
+        </w:rPr>
+      </w:r>
+      <w:r>
+        <w:rPr>
+          <w:lang w:val="pt_PT" w:bidi="pt_PT"/>
+        </w:rPr>
+        <w:t>Josué 22.13–14</w:t>
+      </w:r>
+    </w:p>
+    <w:p>
+      <w:pPr>
+        <w:pStyle w:val="ListBullet"/>
+        <w:spacing w:line="240" w:lineRule="auto"/>
+        <w:ind w:left="720"/>
+      </w:pPr>
+      <w:r>
+        <w:rPr>
+          <w:lang w:val="pt_PT" w:bidi="pt_PT"/>
+        </w:rPr>
+      </w:r>
+      <w:r>
+        <w:rPr>
+          <w:lang w:val="pt_PT" w:bidi="pt_PT"/>
+        </w:rPr>
+        <w:t>Números 25.6–7</w:t>
+      </w:r>
     </w:p>
     <w:p>
       <w:pPr>
@@ -12284,138 +11354,102 @@
           <w:lang w:val="pt_PT" w:bidi="pt_PT"/>
         </w:rPr>
       </w:r>
-      <w:hyperlink r:id="rId167">
-        <w:r>
-          <w:rPr>
-            <w:lang w:val="pt_PT" w:bidi="pt_PT"/>
-          </w:rPr>
-          <w:rPr>
-            <w:color w:val="0000EE"/>
-            <w:u w:val="single"/>
-          </w:rPr>
-          <w:t>1 Coríntios 14.7</w:t>
-        </w:r>
-      </w:hyperlink>
-    </w:p>
-    <w:p>
-      <w:pPr>
-        <w:pStyle w:val="ListBullet"/>
-        <w:spacing w:line="240" w:lineRule="auto"/>
-        <w:ind w:left="720"/>
-      </w:pPr>
-      <w:r>
-        <w:rPr>
-          <w:lang w:val="pt_PT" w:bidi="pt_PT"/>
-        </w:rPr>
-      </w:r>
-      <w:hyperlink r:id="rId168">
-        <w:r>
-          <w:rPr>
-            <w:lang w:val="pt_PT" w:bidi="pt_PT"/>
-          </w:rPr>
-          <w:rPr>
-            <w:color w:val="0000EE"/>
-            <w:u w:val="single"/>
-          </w:rPr>
-          <w:t>1 Reis 1.38–40</w:t>
-        </w:r>
-      </w:hyperlink>
-    </w:p>
-    <w:p>
-      <w:pPr>
-        <w:pStyle w:val="ListBullet"/>
-        <w:spacing w:line="240" w:lineRule="auto"/>
-        <w:ind w:left="720"/>
-      </w:pPr>
-      <w:r>
-        <w:rPr>
-          <w:lang w:val="pt_PT" w:bidi="pt_PT"/>
-        </w:rPr>
-      </w:r>
-      <w:hyperlink r:id="rId169">
-        <w:r>
-          <w:rPr>
-            <w:lang w:val="pt_PT" w:bidi="pt_PT"/>
-          </w:rPr>
-          <w:rPr>
-            <w:color w:val="0000EE"/>
-            <w:u w:val="single"/>
-          </w:rPr>
-          <w:t>Daniel 3.3–5</w:t>
-        </w:r>
-      </w:hyperlink>
-    </w:p>
-    <w:p>
-      <w:pPr>
-        <w:pStyle w:val="ListBullet"/>
-        <w:spacing w:line="240" w:lineRule="auto"/>
-        <w:ind w:left="720"/>
-      </w:pPr>
-      <w:r>
-        <w:rPr>
-          <w:lang w:val="pt_PT" w:bidi="pt_PT"/>
-        </w:rPr>
-      </w:r>
-      <w:hyperlink r:id="rId170">
-        <w:r>
-          <w:rPr>
-            <w:lang w:val="pt_PT" w:bidi="pt_PT"/>
-          </w:rPr>
-          <w:rPr>
-            <w:color w:val="0000EE"/>
-            <w:u w:val="single"/>
-          </w:rPr>
-          <w:t>Lucas 7.31–32</w:t>
-        </w:r>
-      </w:hyperlink>
-    </w:p>
-    <w:p>
-      <w:pPr>
-        <w:pStyle w:val="ListBullet"/>
-        <w:spacing w:line="240" w:lineRule="auto"/>
-        <w:ind w:left="720"/>
-      </w:pPr>
-      <w:r>
-        <w:rPr>
-          <w:lang w:val="pt_PT" w:bidi="pt_PT"/>
-        </w:rPr>
-      </w:r>
-      <w:hyperlink r:id="rId171">
-        <w:r>
-          <w:rPr>
-            <w:lang w:val="pt_PT" w:bidi="pt_PT"/>
-          </w:rPr>
-          <w:rPr>
-            <w:color w:val="0000EE"/>
-            <w:u w:val="single"/>
-          </w:rPr>
-          <w:t>Mateus 9.23</w:t>
-        </w:r>
-      </w:hyperlink>
-    </w:p>
-    <w:p>
-      <w:pPr>
-        <w:pStyle w:val="ListBullet"/>
-        <w:spacing w:line="240" w:lineRule="auto"/>
-        <w:ind w:left="720"/>
-      </w:pPr>
-      <w:r>
-        <w:rPr>
-          <w:lang w:val="pt_PT" w:bidi="pt_PT"/>
-        </w:rPr>
-      </w:r>
-      <w:hyperlink r:id="rId172">
-        <w:r>
-          <w:rPr>
-            <w:lang w:val="pt_PT" w:bidi="pt_PT"/>
-          </w:rPr>
-          <w:rPr>
-            <w:color w:val="0000EE"/>
-            <w:u w:val="single"/>
-          </w:rPr>
-          <w:t>Mateus 11.17</w:t>
-        </w:r>
-      </w:hyperlink>
+      <w:r>
+        <w:rPr>
+          <w:lang w:val="pt_PT" w:bidi="pt_PT"/>
+        </w:rPr>
+        <w:t>1 Coríntios 14.7</w:t>
+      </w:r>
+    </w:p>
+    <w:p>
+      <w:pPr>
+        <w:pStyle w:val="ListBullet"/>
+        <w:spacing w:line="240" w:lineRule="auto"/>
+        <w:ind w:left="720"/>
+      </w:pPr>
+      <w:r>
+        <w:rPr>
+          <w:lang w:val="pt_PT" w:bidi="pt_PT"/>
+        </w:rPr>
+      </w:r>
+      <w:r>
+        <w:rPr>
+          <w:lang w:val="pt_PT" w:bidi="pt_PT"/>
+        </w:rPr>
+        <w:t>1 Reis 1.38–40</w:t>
+      </w:r>
+    </w:p>
+    <w:p>
+      <w:pPr>
+        <w:pStyle w:val="ListBullet"/>
+        <w:spacing w:line="240" w:lineRule="auto"/>
+        <w:ind w:left="720"/>
+      </w:pPr>
+      <w:r>
+        <w:rPr>
+          <w:lang w:val="pt_PT" w:bidi="pt_PT"/>
+        </w:rPr>
+      </w:r>
+      <w:r>
+        <w:rPr>
+          <w:lang w:val="pt_PT" w:bidi="pt_PT"/>
+        </w:rPr>
+        <w:t>Daniel 3.3–5</w:t>
+      </w:r>
+    </w:p>
+    <w:p>
+      <w:pPr>
+        <w:pStyle w:val="ListBullet"/>
+        <w:spacing w:line="240" w:lineRule="auto"/>
+        <w:ind w:left="720"/>
+      </w:pPr>
+      <w:r>
+        <w:rPr>
+          <w:lang w:val="pt_PT" w:bidi="pt_PT"/>
+        </w:rPr>
+      </w:r>
+      <w:r>
+        <w:rPr>
+          <w:lang w:val="pt_PT" w:bidi="pt_PT"/>
+        </w:rPr>
+        <w:t>Lucas 7.31–32</w:t>
+      </w:r>
+    </w:p>
+    <w:p>
+      <w:pPr>
+        <w:pStyle w:val="ListBullet"/>
+        <w:spacing w:line="240" w:lineRule="auto"/>
+        <w:ind w:left="720"/>
+      </w:pPr>
+      <w:r>
+        <w:rPr>
+          <w:lang w:val="pt_PT" w:bidi="pt_PT"/>
+        </w:rPr>
+      </w:r>
+      <w:r>
+        <w:rPr>
+          <w:lang w:val="pt_PT" w:bidi="pt_PT"/>
+        </w:rPr>
+        <w:t>Mateus 9.23</w:t>
+      </w:r>
+    </w:p>
+    <w:p>
+      <w:pPr>
+        <w:pStyle w:val="ListBullet"/>
+        <w:spacing w:line="240" w:lineRule="auto"/>
+        <w:ind w:left="720"/>
+      </w:pPr>
+      <w:r>
+        <w:rPr>
+          <w:lang w:val="pt_PT" w:bidi="pt_PT"/>
+        </w:rPr>
+      </w:r>
+      <w:r>
+        <w:rPr>
+          <w:lang w:val="pt_PT" w:bidi="pt_PT"/>
+        </w:rPr>
+        <w:t>Mateus 11.17</w:t>
+      </w:r>
     </w:p>
     <w:p>
       <w:pPr>
@@ -12589,114 +11623,84 @@
           <w:lang w:val="pt_PT" w:bidi="pt_PT"/>
         </w:rPr>
       </w:r>
-      <w:hyperlink r:id="rId173">
-        <w:r>
-          <w:rPr>
-            <w:lang w:val="pt_PT" w:bidi="pt_PT"/>
-          </w:rPr>
-          <w:rPr>
-            <w:color w:val="0000EE"/>
-            <w:u w:val="single"/>
-          </w:rPr>
-          <w:t>1 Timóteo 5.13</w:t>
-        </w:r>
-      </w:hyperlink>
-    </w:p>
-    <w:p>
-      <w:pPr>
-        <w:pStyle w:val="ListBullet"/>
-        <w:spacing w:line="240" w:lineRule="auto"/>
-        <w:ind w:left="720"/>
-      </w:pPr>
-      <w:r>
-        <w:rPr>
-          <w:lang w:val="pt_PT" w:bidi="pt_PT"/>
-        </w:rPr>
-      </w:r>
-      <w:hyperlink r:id="rId174">
-        <w:r>
-          <w:rPr>
-            <w:lang w:val="pt_PT" w:bidi="pt_PT"/>
-          </w:rPr>
-          <w:rPr>
-            <w:color w:val="0000EE"/>
-            <w:u w:val="single"/>
-          </w:rPr>
-          <w:t>2 Coríntios 12.20</w:t>
-        </w:r>
-      </w:hyperlink>
-    </w:p>
-    <w:p>
-      <w:pPr>
-        <w:pStyle w:val="ListBullet"/>
-        <w:spacing w:line="240" w:lineRule="auto"/>
-        <w:ind w:left="720"/>
-      </w:pPr>
-      <w:r>
-        <w:rPr>
-          <w:lang w:val="pt_PT" w:bidi="pt_PT"/>
-        </w:rPr>
-      </w:r>
-      <w:hyperlink r:id="rId175">
-        <w:r>
-          <w:rPr>
-            <w:lang w:val="pt_PT" w:bidi="pt_PT"/>
-          </w:rPr>
-          <w:rPr>
-            <w:color w:val="0000EE"/>
-            <w:u w:val="single"/>
-          </w:rPr>
-          <w:t>Levítico 19.15–16</w:t>
-        </w:r>
-      </w:hyperlink>
-    </w:p>
-    <w:p>
-      <w:pPr>
-        <w:pStyle w:val="ListBullet"/>
-        <w:spacing w:line="240" w:lineRule="auto"/>
-        <w:ind w:left="720"/>
-      </w:pPr>
-      <w:r>
-        <w:rPr>
-          <w:lang w:val="pt_PT" w:bidi="pt_PT"/>
-        </w:rPr>
-      </w:r>
-      <w:hyperlink r:id="rId176">
-        <w:r>
-          <w:rPr>
-            <w:lang w:val="pt_PT" w:bidi="pt_PT"/>
-          </w:rPr>
-          <w:rPr>
-            <w:color w:val="0000EE"/>
-            <w:u w:val="single"/>
-          </w:rPr>
-          <w:t>Provérbios 16.28</w:t>
-        </w:r>
-      </w:hyperlink>
-    </w:p>
-    <w:p>
-      <w:pPr>
-        <w:pStyle w:val="ListBullet"/>
-        <w:spacing w:line="240" w:lineRule="auto"/>
-        <w:ind w:left="720"/>
-      </w:pPr>
-      <w:r>
-        <w:rPr>
-          <w:lang w:val="pt_PT" w:bidi="pt_PT"/>
-        </w:rPr>
-      </w:r>
-      <w:hyperlink r:id="rId177">
-        <w:r>
-          <w:rPr>
-            <w:lang w:val="pt_PT" w:bidi="pt_PT"/>
-          </w:rPr>
-          <w:rPr>
-            <w:color w:val="0000EE"/>
-            <w:u w:val="single"/>
-          </w:rPr>
-          <w:t>Romanos 1.29–31</w:t>
-        </w:r>
-      </w:hyperlink>
+      <w:r>
+        <w:rPr>
+          <w:lang w:val="pt_PT" w:bidi="pt_PT"/>
+        </w:rPr>
+        <w:t>1 Timóteo 5.13</w:t>
+      </w:r>
+    </w:p>
+    <w:p>
+      <w:pPr>
+        <w:pStyle w:val="ListBullet"/>
+        <w:spacing w:line="240" w:lineRule="auto"/>
+        <w:ind w:left="720"/>
+      </w:pPr>
+      <w:r>
+        <w:rPr>
+          <w:lang w:val="pt_PT" w:bidi="pt_PT"/>
+        </w:rPr>
+      </w:r>
+      <w:r>
+        <w:rPr>
+          <w:lang w:val="pt_PT" w:bidi="pt_PT"/>
+        </w:rPr>
+        <w:t>2 Coríntios 12.20</w:t>
+      </w:r>
+    </w:p>
+    <w:p>
+      <w:pPr>
+        <w:pStyle w:val="ListBullet"/>
+        <w:spacing w:line="240" w:lineRule="auto"/>
+        <w:ind w:left="720"/>
+      </w:pPr>
+      <w:r>
+        <w:rPr>
+          <w:lang w:val="pt_PT" w:bidi="pt_PT"/>
+        </w:rPr>
+      </w:r>
+      <w:r>
+        <w:rPr>
+          <w:lang w:val="pt_PT" w:bidi="pt_PT"/>
+        </w:rPr>
+        <w:t>Levítico 19.15–16</w:t>
+      </w:r>
+    </w:p>
+    <w:p>
+      <w:pPr>
+        <w:pStyle w:val="ListBullet"/>
+        <w:spacing w:line="240" w:lineRule="auto"/>
+        <w:ind w:left="720"/>
+      </w:pPr>
+      <w:r>
+        <w:rPr>
+          <w:lang w:val="pt_PT" w:bidi="pt_PT"/>
+        </w:rPr>
+      </w:r>
+      <w:r>
+        <w:rPr>
+          <w:lang w:val="pt_PT" w:bidi="pt_PT"/>
+        </w:rPr>
+        <w:t>Provérbios 16.28</w:t>
+      </w:r>
+    </w:p>
+    <w:p>
+      <w:pPr>
+        <w:pStyle w:val="ListBullet"/>
+        <w:spacing w:line="240" w:lineRule="auto"/>
+        <w:ind w:left="720"/>
+      </w:pPr>
+      <w:r>
+        <w:rPr>
+          <w:lang w:val="pt_PT" w:bidi="pt_PT"/>
+        </w:rPr>
+      </w:r>
+      <w:r>
+        <w:rPr>
+          <w:lang w:val="pt_PT" w:bidi="pt_PT"/>
+        </w:rPr>
+        <w:t>Romanos 1.29–31</w:t>
+      </w:r>
     </w:p>
     <w:p>
       <w:pPr>
@@ -12880,162 +11884,120 @@
           <w:lang w:val="pt_PT" w:bidi="pt_PT"/>
         </w:rPr>
       </w:r>
-      <w:hyperlink r:id="rId178">
-        <w:r>
-          <w:rPr>
-            <w:lang w:val="pt_PT" w:bidi="pt_PT"/>
-          </w:rPr>
-          <w:rPr>
-            <w:color w:val="0000EE"/>
-            <w:u w:val="single"/>
-          </w:rPr>
-          <w:t>1 Crônicas 21.11–12</w:t>
-        </w:r>
-      </w:hyperlink>
-    </w:p>
-    <w:p>
-      <w:pPr>
-        <w:pStyle w:val="ListBullet"/>
-        <w:spacing w:line="240" w:lineRule="auto"/>
-        <w:ind w:left="720"/>
-      </w:pPr>
-      <w:r>
-        <w:rPr>
-          <w:lang w:val="pt_PT" w:bidi="pt_PT"/>
-        </w:rPr>
-      </w:r>
-      <w:hyperlink r:id="rId179">
-        <w:r>
-          <w:rPr>
-            <w:lang w:val="pt_PT" w:bidi="pt_PT"/>
-          </w:rPr>
-          <w:rPr>
-            <w:color w:val="0000EE"/>
-            <w:u w:val="single"/>
-          </w:rPr>
-          <w:t>Atos 7.11</w:t>
-        </w:r>
-      </w:hyperlink>
-    </w:p>
-    <w:p>
-      <w:pPr>
-        <w:pStyle w:val="ListBullet"/>
-        <w:spacing w:line="240" w:lineRule="auto"/>
-        <w:ind w:left="720"/>
-      </w:pPr>
-      <w:r>
-        <w:rPr>
-          <w:lang w:val="pt_PT" w:bidi="pt_PT"/>
-        </w:rPr>
-      </w:r>
-      <w:hyperlink r:id="rId180">
-        <w:r>
-          <w:rPr>
-            <w:lang w:val="pt_PT" w:bidi="pt_PT"/>
-          </w:rPr>
-          <w:rPr>
-            <w:color w:val="0000EE"/>
-            <w:u w:val="single"/>
-          </w:rPr>
-          <w:t>Gênesis 12.10</w:t>
-        </w:r>
-      </w:hyperlink>
-    </w:p>
-    <w:p>
-      <w:pPr>
-        <w:pStyle w:val="ListBullet"/>
-        <w:spacing w:line="240" w:lineRule="auto"/>
-        <w:ind w:left="720"/>
-      </w:pPr>
-      <w:r>
-        <w:rPr>
-          <w:lang w:val="pt_PT" w:bidi="pt_PT"/>
-        </w:rPr>
-      </w:r>
-      <w:hyperlink r:id="rId181">
-        <w:r>
-          <w:rPr>
-            <w:lang w:val="pt_PT" w:bidi="pt_PT"/>
-          </w:rPr>
-          <w:rPr>
-            <w:color w:val="0000EE"/>
-            <w:u w:val="single"/>
-          </w:rPr>
-          <w:t>Gênesis 45.6</w:t>
-        </w:r>
-      </w:hyperlink>
-    </w:p>
-    <w:p>
-      <w:pPr>
-        <w:pStyle w:val="ListBullet"/>
-        <w:spacing w:line="240" w:lineRule="auto"/>
-        <w:ind w:left="720"/>
-      </w:pPr>
-      <w:r>
-        <w:rPr>
-          <w:lang w:val="pt_PT" w:bidi="pt_PT"/>
-        </w:rPr>
-      </w:r>
-      <w:hyperlink r:id="rId182">
-        <w:r>
-          <w:rPr>
-            <w:lang w:val="pt_PT" w:bidi="pt_PT"/>
-          </w:rPr>
-          <w:rPr>
-            <w:color w:val="0000EE"/>
-            <w:u w:val="single"/>
-          </w:rPr>
-          <w:t>Jeremias 11.21–23</w:t>
-        </w:r>
-      </w:hyperlink>
-    </w:p>
-    <w:p>
-      <w:pPr>
-        <w:pStyle w:val="ListBullet"/>
-        <w:spacing w:line="240" w:lineRule="auto"/>
-        <w:ind w:left="720"/>
-      </w:pPr>
-      <w:r>
-        <w:rPr>
-          <w:lang w:val="pt_PT" w:bidi="pt_PT"/>
-        </w:rPr>
-      </w:r>
-      <w:hyperlink r:id="rId183">
-        <w:r>
-          <w:rPr>
-            <w:lang w:val="pt_PT" w:bidi="pt_PT"/>
-          </w:rPr>
-          <w:rPr>
-            <w:color w:val="0000EE"/>
-            <w:u w:val="single"/>
-          </w:rPr>
-          <w:t>Lucas 4.25</w:t>
-        </w:r>
-      </w:hyperlink>
-    </w:p>
-    <w:p>
-      <w:pPr>
-        <w:pStyle w:val="ListBullet"/>
-        <w:spacing w:line="240" w:lineRule="auto"/>
-        <w:ind w:left="720"/>
-      </w:pPr>
-      <w:r>
-        <w:rPr>
-          <w:lang w:val="pt_PT" w:bidi="pt_PT"/>
-        </w:rPr>
-      </w:r>
-      <w:hyperlink r:id="rId184">
-        <w:r>
-          <w:rPr>
-            <w:lang w:val="pt_PT" w:bidi="pt_PT"/>
-          </w:rPr>
-          <w:rPr>
-            <w:color w:val="0000EE"/>
-            <w:u w:val="single"/>
-          </w:rPr>
-          <w:t>Mateus 24.8</w:t>
-        </w:r>
-      </w:hyperlink>
+      <w:r>
+        <w:rPr>
+          <w:lang w:val="pt_PT" w:bidi="pt_PT"/>
+        </w:rPr>
+        <w:t>1 Crônicas 21.11–12</w:t>
+      </w:r>
+    </w:p>
+    <w:p>
+      <w:pPr>
+        <w:pStyle w:val="ListBullet"/>
+        <w:spacing w:line="240" w:lineRule="auto"/>
+        <w:ind w:left="720"/>
+      </w:pPr>
+      <w:r>
+        <w:rPr>
+          <w:lang w:val="pt_PT" w:bidi="pt_PT"/>
+        </w:rPr>
+      </w:r>
+      <w:r>
+        <w:rPr>
+          <w:lang w:val="pt_PT" w:bidi="pt_PT"/>
+        </w:rPr>
+        <w:t>Atos 7.11</w:t>
+      </w:r>
+    </w:p>
+    <w:p>
+      <w:pPr>
+        <w:pStyle w:val="ListBullet"/>
+        <w:spacing w:line="240" w:lineRule="auto"/>
+        <w:ind w:left="720"/>
+      </w:pPr>
+      <w:r>
+        <w:rPr>
+          <w:lang w:val="pt_PT" w:bidi="pt_PT"/>
+        </w:rPr>
+      </w:r>
+      <w:r>
+        <w:rPr>
+          <w:lang w:val="pt_PT" w:bidi="pt_PT"/>
+        </w:rPr>
+        <w:t>Gênesis 12.10</w:t>
+      </w:r>
+    </w:p>
+    <w:p>
+      <w:pPr>
+        <w:pStyle w:val="ListBullet"/>
+        <w:spacing w:line="240" w:lineRule="auto"/>
+        <w:ind w:left="720"/>
+      </w:pPr>
+      <w:r>
+        <w:rPr>
+          <w:lang w:val="pt_PT" w:bidi="pt_PT"/>
+        </w:rPr>
+      </w:r>
+      <w:r>
+        <w:rPr>
+          <w:lang w:val="pt_PT" w:bidi="pt_PT"/>
+        </w:rPr>
+        <w:t>Gênesis 45.6</w:t>
+      </w:r>
+    </w:p>
+    <w:p>
+      <w:pPr>
+        <w:pStyle w:val="ListBullet"/>
+        <w:spacing w:line="240" w:lineRule="auto"/>
+        <w:ind w:left="720"/>
+      </w:pPr>
+      <w:r>
+        <w:rPr>
+          <w:lang w:val="pt_PT" w:bidi="pt_PT"/>
+        </w:rPr>
+      </w:r>
+      <w:r>
+        <w:rPr>
+          <w:lang w:val="pt_PT" w:bidi="pt_PT"/>
+        </w:rPr>
+        <w:t>Jeremias 11.21–23</w:t>
+      </w:r>
+    </w:p>
+    <w:p>
+      <w:pPr>
+        <w:pStyle w:val="ListBullet"/>
+        <w:spacing w:line="240" w:lineRule="auto"/>
+        <w:ind w:left="720"/>
+      </w:pPr>
+      <w:r>
+        <w:rPr>
+          <w:lang w:val="pt_PT" w:bidi="pt_PT"/>
+        </w:rPr>
+      </w:r>
+      <w:r>
+        <w:rPr>
+          <w:lang w:val="pt_PT" w:bidi="pt_PT"/>
+        </w:rPr>
+        <w:t>Lucas 4.25</w:t>
+      </w:r>
+    </w:p>
+    <w:p>
+      <w:pPr>
+        <w:pStyle w:val="ListBullet"/>
+        <w:spacing w:line="240" w:lineRule="auto"/>
+        <w:ind w:left="720"/>
+      </w:pPr>
+      <w:r>
+        <w:rPr>
+          <w:lang w:val="pt_PT" w:bidi="pt_PT"/>
+        </w:rPr>
+      </w:r>
+      <w:r>
+        <w:rPr>
+          <w:lang w:val="pt_PT" w:bidi="pt_PT"/>
+        </w:rPr>
+        <w:t>Mateus 24.8</w:t>
+      </w:r>
     </w:p>
     <w:p>
       <w:pPr>
@@ -13227,138 +12189,102 @@
           <w:lang w:val="pt_PT" w:bidi="pt_PT"/>
         </w:rPr>
       </w:r>
-      <w:hyperlink r:id="rId185">
-        <w:r>
-          <w:rPr>
-            <w:lang w:val="pt_PT" w:bidi="pt_PT"/>
-          </w:rPr>
-          <w:rPr>
-            <w:color w:val="0000EE"/>
-            <w:u w:val="single"/>
-          </w:rPr>
-          <w:t>2 Pedro 2.17</w:t>
-        </w:r>
-      </w:hyperlink>
-    </w:p>
-    <w:p>
-      <w:pPr>
-        <w:pStyle w:val="ListBullet"/>
-        <w:spacing w:line="240" w:lineRule="auto"/>
-        <w:ind w:left="720"/>
-      </w:pPr>
-      <w:r>
-        <w:rPr>
-          <w:lang w:val="pt_PT" w:bidi="pt_PT"/>
-        </w:rPr>
-      </w:r>
-      <w:hyperlink r:id="rId186">
-        <w:r>
-          <w:rPr>
-            <w:lang w:val="pt_PT" w:bidi="pt_PT"/>
-          </w:rPr>
-          <w:rPr>
-            <w:color w:val="0000EE"/>
-            <w:u w:val="single"/>
-          </w:rPr>
-          <w:t>Gênesis 7.11</w:t>
-        </w:r>
-      </w:hyperlink>
-    </w:p>
-    <w:p>
-      <w:pPr>
-        <w:pStyle w:val="ListBullet"/>
-        <w:spacing w:line="240" w:lineRule="auto"/>
-        <w:ind w:left="720"/>
-      </w:pPr>
-      <w:r>
-        <w:rPr>
-          <w:lang w:val="pt_PT" w:bidi="pt_PT"/>
-        </w:rPr>
-      </w:r>
-      <w:hyperlink r:id="rId187">
-        <w:r>
-          <w:rPr>
-            <w:lang w:val="pt_PT" w:bidi="pt_PT"/>
-          </w:rPr>
-          <w:rPr>
-            <w:color w:val="0000EE"/>
-            <w:u w:val="single"/>
-          </w:rPr>
-          <w:t>Gênesis 8.2</w:t>
-        </w:r>
-      </w:hyperlink>
-    </w:p>
-    <w:p>
-      <w:pPr>
-        <w:pStyle w:val="ListBullet"/>
-        <w:spacing w:line="240" w:lineRule="auto"/>
-        <w:ind w:left="720"/>
-      </w:pPr>
-      <w:r>
-        <w:rPr>
-          <w:lang w:val="pt_PT" w:bidi="pt_PT"/>
-        </w:rPr>
-      </w:r>
-      <w:hyperlink r:id="rId188">
-        <w:r>
-          <w:rPr>
-            <w:lang w:val="pt_PT" w:bidi="pt_PT"/>
-          </w:rPr>
-          <w:rPr>
-            <w:color w:val="0000EE"/>
-            <w:u w:val="single"/>
-          </w:rPr>
-          <w:t>Gênesis 24.13</w:t>
-        </w:r>
-      </w:hyperlink>
-    </w:p>
-    <w:p>
-      <w:pPr>
-        <w:pStyle w:val="ListBullet"/>
-        <w:spacing w:line="240" w:lineRule="auto"/>
-        <w:ind w:left="720"/>
-      </w:pPr>
-      <w:r>
-        <w:rPr>
-          <w:lang w:val="pt_PT" w:bidi="pt_PT"/>
-        </w:rPr>
-      </w:r>
-      <w:hyperlink r:id="rId189">
-        <w:r>
-          <w:rPr>
-            <w:lang w:val="pt_PT" w:bidi="pt_PT"/>
-          </w:rPr>
-          <w:rPr>
-            <w:color w:val="0000EE"/>
-            <w:u w:val="single"/>
-          </w:rPr>
-          <w:t>Gênesis 24.42</w:t>
-        </w:r>
-      </w:hyperlink>
-    </w:p>
-    <w:p>
-      <w:pPr>
-        <w:pStyle w:val="ListBullet"/>
-        <w:spacing w:line="240" w:lineRule="auto"/>
-        <w:ind w:left="720"/>
-      </w:pPr>
-      <w:r>
-        <w:rPr>
-          <w:lang w:val="pt_PT" w:bidi="pt_PT"/>
-        </w:rPr>
-      </w:r>
-      <w:hyperlink r:id="rId190">
-        <w:r>
-          <w:rPr>
-            <w:lang w:val="pt_PT" w:bidi="pt_PT"/>
-          </w:rPr>
-          <w:rPr>
-            <w:color w:val="0000EE"/>
-            <w:u w:val="single"/>
-          </w:rPr>
-          <w:t>Tiago 3.11</w:t>
-        </w:r>
-      </w:hyperlink>
+      <w:r>
+        <w:rPr>
+          <w:lang w:val="pt_PT" w:bidi="pt_PT"/>
+        </w:rPr>
+        <w:t>2 Pedro 2.17</w:t>
+      </w:r>
+    </w:p>
+    <w:p>
+      <w:pPr>
+        <w:pStyle w:val="ListBullet"/>
+        <w:spacing w:line="240" w:lineRule="auto"/>
+        <w:ind w:left="720"/>
+      </w:pPr>
+      <w:r>
+        <w:rPr>
+          <w:lang w:val="pt_PT" w:bidi="pt_PT"/>
+        </w:rPr>
+      </w:r>
+      <w:r>
+        <w:rPr>
+          <w:lang w:val="pt_PT" w:bidi="pt_PT"/>
+        </w:rPr>
+        <w:t>Gênesis 7.11</w:t>
+      </w:r>
+    </w:p>
+    <w:p>
+      <w:pPr>
+        <w:pStyle w:val="ListBullet"/>
+        <w:spacing w:line="240" w:lineRule="auto"/>
+        <w:ind w:left="720"/>
+      </w:pPr>
+      <w:r>
+        <w:rPr>
+          <w:lang w:val="pt_PT" w:bidi="pt_PT"/>
+        </w:rPr>
+      </w:r>
+      <w:r>
+        <w:rPr>
+          <w:lang w:val="pt_PT" w:bidi="pt_PT"/>
+        </w:rPr>
+        <w:t>Gênesis 8.2</w:t>
+      </w:r>
+    </w:p>
+    <w:p>
+      <w:pPr>
+        <w:pStyle w:val="ListBullet"/>
+        <w:spacing w:line="240" w:lineRule="auto"/>
+        <w:ind w:left="720"/>
+      </w:pPr>
+      <w:r>
+        <w:rPr>
+          <w:lang w:val="pt_PT" w:bidi="pt_PT"/>
+        </w:rPr>
+      </w:r>
+      <w:r>
+        <w:rPr>
+          <w:lang w:val="pt_PT" w:bidi="pt_PT"/>
+        </w:rPr>
+        <w:t>Gênesis 24.13</w:t>
+      </w:r>
+    </w:p>
+    <w:p>
+      <w:pPr>
+        <w:pStyle w:val="ListBullet"/>
+        <w:spacing w:line="240" w:lineRule="auto"/>
+        <w:ind w:left="720"/>
+      </w:pPr>
+      <w:r>
+        <w:rPr>
+          <w:lang w:val="pt_PT" w:bidi="pt_PT"/>
+        </w:rPr>
+      </w:r>
+      <w:r>
+        <w:rPr>
+          <w:lang w:val="pt_PT" w:bidi="pt_PT"/>
+        </w:rPr>
+        <w:t>Gênesis 24.42</w:t>
+      </w:r>
+    </w:p>
+    <w:p>
+      <w:pPr>
+        <w:pStyle w:val="ListBullet"/>
+        <w:spacing w:line="240" w:lineRule="auto"/>
+        <w:ind w:left="720"/>
+      </w:pPr>
+      <w:r>
+        <w:rPr>
+          <w:lang w:val="pt_PT" w:bidi="pt_PT"/>
+        </w:rPr>
+      </w:r>
+      <w:r>
+        <w:rPr>
+          <w:lang w:val="pt_PT" w:bidi="pt_PT"/>
+        </w:rPr>
+        <w:t>Tiago 3.11</w:t>
+      </w:r>
     </w:p>
     <w:p>
       <w:pPr>
@@ -13562,114 +12488,84 @@
           <w:lang w:val="pt_PT" w:bidi="pt_PT"/>
         </w:rPr>
       </w:r>
-      <w:hyperlink r:id="rId191">
-        <w:r>
-          <w:rPr>
-            <w:lang w:val="pt_PT" w:bidi="pt_PT"/>
-          </w:rPr>
-          <w:rPr>
-            <w:color w:val="0000EE"/>
-            <w:u w:val="single"/>
-          </w:rPr>
-          <w:t>1 Reis 8.51</w:t>
-        </w:r>
-      </w:hyperlink>
-    </w:p>
-    <w:p>
-      <w:pPr>
-        <w:pStyle w:val="ListBullet"/>
-        <w:spacing w:line="240" w:lineRule="auto"/>
-        <w:ind w:left="720"/>
-      </w:pPr>
-      <w:r>
-        <w:rPr>
-          <w:lang w:val="pt_PT" w:bidi="pt_PT"/>
-        </w:rPr>
-      </w:r>
-      <w:hyperlink r:id="rId192">
-        <w:r>
-          <w:rPr>
-            <w:lang w:val="pt_PT" w:bidi="pt_PT"/>
-          </w:rPr>
-          <w:rPr>
-            <w:color w:val="0000EE"/>
-            <w:u w:val="single"/>
-          </w:rPr>
-          <w:t>Gênesis 19.28</w:t>
-        </w:r>
-      </w:hyperlink>
-    </w:p>
-    <w:p>
-      <w:pPr>
-        <w:pStyle w:val="ListBullet"/>
-        <w:spacing w:line="240" w:lineRule="auto"/>
-        <w:ind w:left="720"/>
-      </w:pPr>
-      <w:r>
-        <w:rPr>
-          <w:lang w:val="pt_PT" w:bidi="pt_PT"/>
-        </w:rPr>
-      </w:r>
-      <w:hyperlink r:id="rId193">
-        <w:r>
-          <w:rPr>
-            <w:lang w:val="pt_PT" w:bidi="pt_PT"/>
-          </w:rPr>
-          <w:rPr>
-            <w:color w:val="0000EE"/>
-            <w:u w:val="single"/>
-          </w:rPr>
-          <w:t>Provérbios 17.3</w:t>
-        </w:r>
-      </w:hyperlink>
-    </w:p>
-    <w:p>
-      <w:pPr>
-        <w:pStyle w:val="ListBullet"/>
-        <w:spacing w:line="240" w:lineRule="auto"/>
-        <w:ind w:left="720"/>
-      </w:pPr>
-      <w:r>
-        <w:rPr>
-          <w:lang w:val="pt_PT" w:bidi="pt_PT"/>
-        </w:rPr>
-      </w:r>
-      <w:hyperlink r:id="rId194">
-        <w:r>
-          <w:rPr>
-            <w:lang w:val="pt_PT" w:bidi="pt_PT"/>
-          </w:rPr>
-          <w:rPr>
-            <w:color w:val="0000EE"/>
-            <w:u w:val="single"/>
-          </w:rPr>
-          <w:t>Salmos 21.9</w:t>
-        </w:r>
-      </w:hyperlink>
-    </w:p>
-    <w:p>
-      <w:pPr>
-        <w:pStyle w:val="ListBullet"/>
-        <w:spacing w:line="240" w:lineRule="auto"/>
-        <w:ind w:left="720"/>
-      </w:pPr>
-      <w:r>
-        <w:rPr>
-          <w:lang w:val="pt_PT" w:bidi="pt_PT"/>
-        </w:rPr>
-      </w:r>
-      <w:hyperlink r:id="rId195">
-        <w:r>
-          <w:rPr>
-            <w:lang w:val="pt_PT" w:bidi="pt_PT"/>
-          </w:rPr>
-          <w:rPr>
-            <w:color w:val="0000EE"/>
-            <w:u w:val="single"/>
-          </w:rPr>
-          <w:t>Apocalipse 9.2</w:t>
-        </w:r>
-      </w:hyperlink>
+      <w:r>
+        <w:rPr>
+          <w:lang w:val="pt_PT" w:bidi="pt_PT"/>
+        </w:rPr>
+        <w:t>1 Reis 8.51</w:t>
+      </w:r>
+    </w:p>
+    <w:p>
+      <w:pPr>
+        <w:pStyle w:val="ListBullet"/>
+        <w:spacing w:line="240" w:lineRule="auto"/>
+        <w:ind w:left="720"/>
+      </w:pPr>
+      <w:r>
+        <w:rPr>
+          <w:lang w:val="pt_PT" w:bidi="pt_PT"/>
+        </w:rPr>
+      </w:r>
+      <w:r>
+        <w:rPr>
+          <w:lang w:val="pt_PT" w:bidi="pt_PT"/>
+        </w:rPr>
+        <w:t>Gênesis 19.28</w:t>
+      </w:r>
+    </w:p>
+    <w:p>
+      <w:pPr>
+        <w:pStyle w:val="ListBullet"/>
+        <w:spacing w:line="240" w:lineRule="auto"/>
+        <w:ind w:left="720"/>
+      </w:pPr>
+      <w:r>
+        <w:rPr>
+          <w:lang w:val="pt_PT" w:bidi="pt_PT"/>
+        </w:rPr>
+      </w:r>
+      <w:r>
+        <w:rPr>
+          <w:lang w:val="pt_PT" w:bidi="pt_PT"/>
+        </w:rPr>
+        <w:t>Provérbios 17.3</w:t>
+      </w:r>
+    </w:p>
+    <w:p>
+      <w:pPr>
+        <w:pStyle w:val="ListBullet"/>
+        <w:spacing w:line="240" w:lineRule="auto"/>
+        <w:ind w:left="720"/>
+      </w:pPr>
+      <w:r>
+        <w:rPr>
+          <w:lang w:val="pt_PT" w:bidi="pt_PT"/>
+        </w:rPr>
+      </w:r>
+      <w:r>
+        <w:rPr>
+          <w:lang w:val="pt_PT" w:bidi="pt_PT"/>
+        </w:rPr>
+        <w:t>Salmos 21.9</w:t>
+      </w:r>
+    </w:p>
+    <w:p>
+      <w:pPr>
+        <w:pStyle w:val="ListBullet"/>
+        <w:spacing w:line="240" w:lineRule="auto"/>
+        <w:ind w:left="720"/>
+      </w:pPr>
+      <w:r>
+        <w:rPr>
+          <w:lang w:val="pt_PT" w:bidi="pt_PT"/>
+        </w:rPr>
+      </w:r>
+      <w:r>
+        <w:rPr>
+          <w:lang w:val="pt_PT" w:bidi="pt_PT"/>
+        </w:rPr>
+        <w:t>Apocalipse 9.2</w:t>
+      </w:r>
     </w:p>
     <w:p>
       <w:pPr>
@@ -13998,186 +12894,138 @@
           <w:lang w:val="pt_PT" w:bidi="pt_PT"/>
         </w:rPr>
       </w:r>
-      <w:hyperlink r:id="rId26">
-        <w:r>
-          <w:rPr>
-            <w:lang w:val="pt_PT" w:bidi="pt_PT"/>
-          </w:rPr>
-          <w:rPr>
-            <w:color w:val="0000EE"/>
-            <w:u w:val="single"/>
-          </w:rPr>
-          <w:t>Atos 15.20</w:t>
-        </w:r>
-      </w:hyperlink>
-    </w:p>
-    <w:p>
-      <w:pPr>
-        <w:pStyle w:val="ListBullet"/>
-        <w:spacing w:line="240" w:lineRule="auto"/>
-        <w:ind w:left="720"/>
-      </w:pPr>
-      <w:r>
-        <w:rPr>
-          <w:lang w:val="pt_PT" w:bidi="pt_PT"/>
-        </w:rPr>
-      </w:r>
-      <w:hyperlink r:id="rId196">
-        <w:r>
-          <w:rPr>
-            <w:lang w:val="pt_PT" w:bidi="pt_PT"/>
-          </w:rPr>
-          <w:rPr>
-            <w:color w:val="0000EE"/>
-            <w:u w:val="single"/>
-          </w:rPr>
-          <w:t>Atos 21.25–26</w:t>
-        </w:r>
-      </w:hyperlink>
-    </w:p>
-    <w:p>
-      <w:pPr>
-        <w:pStyle w:val="ListBullet"/>
-        <w:spacing w:line="240" w:lineRule="auto"/>
-        <w:ind w:left="720"/>
-      </w:pPr>
-      <w:r>
-        <w:rPr>
-          <w:lang w:val="pt_PT" w:bidi="pt_PT"/>
-        </w:rPr>
-      </w:r>
-      <w:hyperlink r:id="rId197">
-        <w:r>
-          <w:rPr>
-            <w:lang w:val="pt_PT" w:bidi="pt_PT"/>
-          </w:rPr>
-          <w:rPr>
-            <w:color w:val="0000EE"/>
-            <w:u w:val="single"/>
-          </w:rPr>
-          <w:t>Colossenses 3.5–8</w:t>
-        </w:r>
-      </w:hyperlink>
-    </w:p>
-    <w:p>
-      <w:pPr>
-        <w:pStyle w:val="ListBullet"/>
-        <w:spacing w:line="240" w:lineRule="auto"/>
-        <w:ind w:left="720"/>
-      </w:pPr>
-      <w:r>
-        <w:rPr>
-          <w:lang w:val="pt_PT" w:bidi="pt_PT"/>
-        </w:rPr>
-      </w:r>
-      <w:hyperlink r:id="rId198">
-        <w:r>
-          <w:rPr>
-            <w:lang w:val="pt_PT" w:bidi="pt_PT"/>
-          </w:rPr>
-          <w:rPr>
-            <w:color w:val="0000EE"/>
-            <w:u w:val="single"/>
-          </w:rPr>
-          <w:t>Efésios 5.3</w:t>
-        </w:r>
-      </w:hyperlink>
-    </w:p>
-    <w:p>
-      <w:pPr>
-        <w:pStyle w:val="ListBullet"/>
-        <w:spacing w:line="240" w:lineRule="auto"/>
-        <w:ind w:left="720"/>
-      </w:pPr>
-      <w:r>
-        <w:rPr>
-          <w:lang w:val="pt_PT" w:bidi="pt_PT"/>
-        </w:rPr>
-      </w:r>
-      <w:hyperlink r:id="rId199">
-        <w:r>
-          <w:rPr>
-            <w:lang w:val="pt_PT" w:bidi="pt_PT"/>
-          </w:rPr>
-          <w:rPr>
-            <w:color w:val="0000EE"/>
-            <w:u w:val="single"/>
-          </w:rPr>
-          <w:t>Gênesis 38.24–26</w:t>
-        </w:r>
-      </w:hyperlink>
-    </w:p>
-    <w:p>
-      <w:pPr>
-        <w:pStyle w:val="ListBullet"/>
-        <w:spacing w:line="240" w:lineRule="auto"/>
-        <w:ind w:left="720"/>
-      </w:pPr>
-      <w:r>
-        <w:rPr>
-          <w:lang w:val="pt_PT" w:bidi="pt_PT"/>
-        </w:rPr>
-      </w:r>
-      <w:hyperlink r:id="rId200">
-        <w:r>
-          <w:rPr>
-            <w:lang w:val="pt_PT" w:bidi="pt_PT"/>
-          </w:rPr>
-          <w:rPr>
-            <w:color w:val="0000EE"/>
-            <w:u w:val="single"/>
-          </w:rPr>
-          <w:t>Oseias 4.13–14</w:t>
-        </w:r>
-      </w:hyperlink>
-    </w:p>
-    <w:p>
-      <w:pPr>
-        <w:pStyle w:val="ListBullet"/>
-        <w:spacing w:line="240" w:lineRule="auto"/>
-        <w:ind w:left="720"/>
-      </w:pPr>
-      <w:r>
-        <w:rPr>
-          <w:lang w:val="pt_PT" w:bidi="pt_PT"/>
-        </w:rPr>
-      </w:r>
-      <w:hyperlink r:id="rId201">
-        <w:r>
-          <w:rPr>
-            <w:lang w:val="pt_PT" w:bidi="pt_PT"/>
-          </w:rPr>
-          <w:rPr>
-            <w:color w:val="0000EE"/>
-            <w:u w:val="single"/>
-          </w:rPr>
-          <w:t>Mateus 5.31–32</w:t>
-        </w:r>
-      </w:hyperlink>
-    </w:p>
-    <w:p>
-      <w:pPr>
-        <w:pStyle w:val="ListBullet"/>
-        <w:spacing w:line="240" w:lineRule="auto"/>
-        <w:ind w:left="720"/>
-      </w:pPr>
-      <w:r>
-        <w:rPr>
-          <w:lang w:val="pt_PT" w:bidi="pt_PT"/>
-        </w:rPr>
-      </w:r>
-      <w:hyperlink r:id="rId202">
-        <w:r>
-          <w:rPr>
-            <w:lang w:val="pt_PT" w:bidi="pt_PT"/>
-          </w:rPr>
-          <w:rPr>
-            <w:color w:val="0000EE"/>
-            <w:u w:val="single"/>
-          </w:rPr>
-          <w:t>Mateus 19.7–9</w:t>
-        </w:r>
-      </w:hyperlink>
+      <w:r>
+        <w:rPr>
+          <w:lang w:val="pt_PT" w:bidi="pt_PT"/>
+        </w:rPr>
+        <w:t>Atos 15.20</w:t>
+      </w:r>
+    </w:p>
+    <w:p>
+      <w:pPr>
+        <w:pStyle w:val="ListBullet"/>
+        <w:spacing w:line="240" w:lineRule="auto"/>
+        <w:ind w:left="720"/>
+      </w:pPr>
+      <w:r>
+        <w:rPr>
+          <w:lang w:val="pt_PT" w:bidi="pt_PT"/>
+        </w:rPr>
+      </w:r>
+      <w:r>
+        <w:rPr>
+          <w:lang w:val="pt_PT" w:bidi="pt_PT"/>
+        </w:rPr>
+        <w:t>Atos 21.25–26</w:t>
+      </w:r>
+    </w:p>
+    <w:p>
+      <w:pPr>
+        <w:pStyle w:val="ListBullet"/>
+        <w:spacing w:line="240" w:lineRule="auto"/>
+        <w:ind w:left="720"/>
+      </w:pPr>
+      <w:r>
+        <w:rPr>
+          <w:lang w:val="pt_PT" w:bidi="pt_PT"/>
+        </w:rPr>
+      </w:r>
+      <w:r>
+        <w:rPr>
+          <w:lang w:val="pt_PT" w:bidi="pt_PT"/>
+        </w:rPr>
+        <w:t>Colossenses 3.5–8</w:t>
+      </w:r>
+    </w:p>
+    <w:p>
+      <w:pPr>
+        <w:pStyle w:val="ListBullet"/>
+        <w:spacing w:line="240" w:lineRule="auto"/>
+        <w:ind w:left="720"/>
+      </w:pPr>
+      <w:r>
+        <w:rPr>
+          <w:lang w:val="pt_PT" w:bidi="pt_PT"/>
+        </w:rPr>
+      </w:r>
+      <w:r>
+        <w:rPr>
+          <w:lang w:val="pt_PT" w:bidi="pt_PT"/>
+        </w:rPr>
+        <w:t>Efésios 5.3</w:t>
+      </w:r>
+    </w:p>
+    <w:p>
+      <w:pPr>
+        <w:pStyle w:val="ListBullet"/>
+        <w:spacing w:line="240" w:lineRule="auto"/>
+        <w:ind w:left="720"/>
+      </w:pPr>
+      <w:r>
+        <w:rPr>
+          <w:lang w:val="pt_PT" w:bidi="pt_PT"/>
+        </w:rPr>
+      </w:r>
+      <w:r>
+        <w:rPr>
+          <w:lang w:val="pt_PT" w:bidi="pt_PT"/>
+        </w:rPr>
+        <w:t>Gênesis 38.24–26</w:t>
+      </w:r>
+    </w:p>
+    <w:p>
+      <w:pPr>
+        <w:pStyle w:val="ListBullet"/>
+        <w:spacing w:line="240" w:lineRule="auto"/>
+        <w:ind w:left="720"/>
+      </w:pPr>
+      <w:r>
+        <w:rPr>
+          <w:lang w:val="pt_PT" w:bidi="pt_PT"/>
+        </w:rPr>
+      </w:r>
+      <w:r>
+        <w:rPr>
+          <w:lang w:val="pt_PT" w:bidi="pt_PT"/>
+        </w:rPr>
+        <w:t>Oseias 4.13–14</w:t>
+      </w:r>
+    </w:p>
+    <w:p>
+      <w:pPr>
+        <w:pStyle w:val="ListBullet"/>
+        <w:spacing w:line="240" w:lineRule="auto"/>
+        <w:ind w:left="720"/>
+      </w:pPr>
+      <w:r>
+        <w:rPr>
+          <w:lang w:val="pt_PT" w:bidi="pt_PT"/>
+        </w:rPr>
+      </w:r>
+      <w:r>
+        <w:rPr>
+          <w:lang w:val="pt_PT" w:bidi="pt_PT"/>
+        </w:rPr>
+        <w:t>Mateus 5.31–32</w:t>
+      </w:r>
+    </w:p>
+    <w:p>
+      <w:pPr>
+        <w:pStyle w:val="ListBullet"/>
+        <w:spacing w:line="240" w:lineRule="auto"/>
+        <w:ind w:left="720"/>
+      </w:pPr>
+      <w:r>
+        <w:rPr>
+          <w:lang w:val="pt_PT" w:bidi="pt_PT"/>
+        </w:rPr>
+      </w:r>
+      <w:r>
+        <w:rPr>
+          <w:lang w:val="pt_PT" w:bidi="pt_PT"/>
+        </w:rPr>
+        <w:t>Mateus 19.7–9</w:t>
+      </w:r>
     </w:p>
     <w:p>
       <w:pPr>
@@ -14459,114 +13307,84 @@
           <w:lang w:val="pt_PT" w:bidi="pt_PT"/>
         </w:rPr>
       </w:r>
-      <w:hyperlink r:id="rId203">
-        <w:r>
-          <w:rPr>
-            <w:lang w:val="pt_PT" w:bidi="pt_PT"/>
-          </w:rPr>
-          <w:rPr>
-            <w:color w:val="0000EE"/>
-            <w:u w:val="single"/>
-          </w:rPr>
-          <w:t>2 Coríntios 10.4</w:t>
-        </w:r>
-      </w:hyperlink>
-    </w:p>
-    <w:p>
-      <w:pPr>
-        <w:pStyle w:val="ListBullet"/>
-        <w:spacing w:line="240" w:lineRule="auto"/>
-        <w:ind w:left="720"/>
-      </w:pPr>
-      <w:r>
-        <w:rPr>
-          <w:lang w:val="pt_PT" w:bidi="pt_PT"/>
-        </w:rPr>
-      </w:r>
-      <w:hyperlink r:id="rId204">
-        <w:r>
-          <w:rPr>
-            <w:lang w:val="pt_PT" w:bidi="pt_PT"/>
-          </w:rPr>
-          <w:rPr>
-            <w:color w:val="0000EE"/>
-            <w:u w:val="single"/>
-          </w:rPr>
-          <w:t>2 Reis 8.10–12</w:t>
-        </w:r>
-      </w:hyperlink>
-    </w:p>
-    <w:p>
-      <w:pPr>
-        <w:pStyle w:val="ListBullet"/>
-        <w:spacing w:line="240" w:lineRule="auto"/>
-        <w:ind w:left="720"/>
-      </w:pPr>
-      <w:r>
-        <w:rPr>
-          <w:lang w:val="pt_PT" w:bidi="pt_PT"/>
-        </w:rPr>
-      </w:r>
-      <w:hyperlink r:id="rId205">
-        <w:r>
-          <w:rPr>
-            <w:lang w:val="pt_PT" w:bidi="pt_PT"/>
-          </w:rPr>
-          <w:rPr>
-            <w:color w:val="0000EE"/>
-            <w:u w:val="single"/>
-          </w:rPr>
-          <w:t>2 Samuel 5.8–10</w:t>
-        </w:r>
-      </w:hyperlink>
-    </w:p>
-    <w:p>
-      <w:pPr>
-        <w:pStyle w:val="ListBullet"/>
-        <w:spacing w:line="240" w:lineRule="auto"/>
-        <w:ind w:left="720"/>
-      </w:pPr>
-      <w:r>
-        <w:rPr>
-          <w:lang w:val="pt_PT" w:bidi="pt_PT"/>
-        </w:rPr>
-      </w:r>
-      <w:hyperlink r:id="rId206">
-        <w:r>
-          <w:rPr>
-            <w:lang w:val="pt_PT" w:bidi="pt_PT"/>
-          </w:rPr>
-          <w:rPr>
-            <w:color w:val="0000EE"/>
-            <w:u w:val="single"/>
-          </w:rPr>
-          <w:t>Atos 21.35</w:t>
-        </w:r>
-      </w:hyperlink>
-    </w:p>
-    <w:p>
-      <w:pPr>
-        <w:pStyle w:val="ListBullet"/>
-        <w:spacing w:line="240" w:lineRule="auto"/>
-        <w:ind w:left="720"/>
-      </w:pPr>
-      <w:r>
-        <w:rPr>
-          <w:lang w:val="pt_PT" w:bidi="pt_PT"/>
-        </w:rPr>
-      </w:r>
-      <w:hyperlink r:id="rId207">
-        <w:r>
-          <w:rPr>
-            <w:lang w:val="pt_PT" w:bidi="pt_PT"/>
-          </w:rPr>
-          <w:rPr>
-            <w:color w:val="0000EE"/>
-            <w:u w:val="single"/>
-          </w:rPr>
-          <w:t>Habacuque 1.10–11</w:t>
-        </w:r>
-      </w:hyperlink>
+      <w:r>
+        <w:rPr>
+          <w:lang w:val="pt_PT" w:bidi="pt_PT"/>
+        </w:rPr>
+        <w:t>2 Coríntios 10.4</w:t>
+      </w:r>
+    </w:p>
+    <w:p>
+      <w:pPr>
+        <w:pStyle w:val="ListBullet"/>
+        <w:spacing w:line="240" w:lineRule="auto"/>
+        <w:ind w:left="720"/>
+      </w:pPr>
+      <w:r>
+        <w:rPr>
+          <w:lang w:val="pt_PT" w:bidi="pt_PT"/>
+        </w:rPr>
+      </w:r>
+      <w:r>
+        <w:rPr>
+          <w:lang w:val="pt_PT" w:bidi="pt_PT"/>
+        </w:rPr>
+        <w:t>2 Reis 8.10–12</w:t>
+      </w:r>
+    </w:p>
+    <w:p>
+      <w:pPr>
+        <w:pStyle w:val="ListBullet"/>
+        <w:spacing w:line="240" w:lineRule="auto"/>
+        <w:ind w:left="720"/>
+      </w:pPr>
+      <w:r>
+        <w:rPr>
+          <w:lang w:val="pt_PT" w:bidi="pt_PT"/>
+        </w:rPr>
+      </w:r>
+      <w:r>
+        <w:rPr>
+          <w:lang w:val="pt_PT" w:bidi="pt_PT"/>
+        </w:rPr>
+        <w:t>2 Samuel 5.8–10</w:t>
+      </w:r>
+    </w:p>
+    <w:p>
+      <w:pPr>
+        <w:pStyle w:val="ListBullet"/>
+        <w:spacing w:line="240" w:lineRule="auto"/>
+        <w:ind w:left="720"/>
+      </w:pPr>
+      <w:r>
+        <w:rPr>
+          <w:lang w:val="pt_PT" w:bidi="pt_PT"/>
+        </w:rPr>
+      </w:r>
+      <w:r>
+        <w:rPr>
+          <w:lang w:val="pt_PT" w:bidi="pt_PT"/>
+        </w:rPr>
+        <w:t>Atos 21.35</w:t>
+      </w:r>
+    </w:p>
+    <w:p>
+      <w:pPr>
+        <w:pStyle w:val="ListBullet"/>
+        <w:spacing w:line="240" w:lineRule="auto"/>
+        <w:ind w:left="720"/>
+      </w:pPr>
+      <w:r>
+        <w:rPr>
+          <w:lang w:val="pt_PT" w:bidi="pt_PT"/>
+        </w:rPr>
+      </w:r>
+      <w:r>
+        <w:rPr>
+          <w:lang w:val="pt_PT" w:bidi="pt_PT"/>
+        </w:rPr>
+        <w:t>Habacuque 1.10–11</w:t>
+      </w:r>
     </w:p>
     <w:p>
       <w:pPr>
@@ -14883,42 +13701,30 @@
           <w:lang w:val="pt_PT" w:bidi="pt_PT"/>
         </w:rPr>
       </w:r>
-      <w:hyperlink r:id="rId208">
-        <w:r>
-          <w:rPr>
-            <w:lang w:val="pt_PT" w:bidi="pt_PT"/>
-          </w:rPr>
-          <w:rPr>
-            <w:color w:val="0000EE"/>
-            <w:u w:val="single"/>
-          </w:rPr>
-          <w:t>Gênesis 1.11</w:t>
-        </w:r>
-      </w:hyperlink>
-    </w:p>
-    <w:p>
-      <w:pPr>
-        <w:pStyle w:val="ListBullet"/>
-        <w:spacing w:line="240" w:lineRule="auto"/>
-        <w:ind w:left="720"/>
-      </w:pPr>
-      <w:r>
-        <w:rPr>
-          <w:lang w:val="pt_PT" w:bidi="pt_PT"/>
-        </w:rPr>
-      </w:r>
-      <w:hyperlink r:id="rId112">
-        <w:r>
-          <w:rPr>
-            <w:lang w:val="pt_PT" w:bidi="pt_PT"/>
-          </w:rPr>
-          <w:rPr>
-            <w:color w:val="0000EE"/>
-            <w:u w:val="single"/>
-          </w:rPr>
-          <w:t>Mateus 7.17</w:t>
-        </w:r>
-      </w:hyperlink>
+      <w:r>
+        <w:rPr>
+          <w:lang w:val="pt_PT" w:bidi="pt_PT"/>
+        </w:rPr>
+        <w:t>Gênesis 1.11</w:t>
+      </w:r>
+    </w:p>
+    <w:p>
+      <w:pPr>
+        <w:pStyle w:val="ListBullet"/>
+        <w:spacing w:line="240" w:lineRule="auto"/>
+        <w:ind w:left="720"/>
+      </w:pPr>
+      <w:r>
+        <w:rPr>
+          <w:lang w:val="pt_PT" w:bidi="pt_PT"/>
+        </w:rPr>
+      </w:r>
+      <w:r>
+        <w:rPr>
+          <w:lang w:val="pt_PT" w:bidi="pt_PT"/>
+        </w:rPr>
+        <w:t>Mateus 7.17</w:t>
+      </w:r>
     </w:p>
     <w:p>
       <w:pPr>
@@ -15187,138 +13993,102 @@
           <w:lang w:val="pt_PT" w:bidi="pt_PT"/>
         </w:rPr>
       </w:r>
-      <w:hyperlink r:id="rId209">
-        <w:r>
-          <w:rPr>
-            <w:lang w:val="pt_PT" w:bidi="pt_PT"/>
-          </w:rPr>
-          <w:rPr>
-            <w:color w:val="0000EE"/>
-            <w:u w:val="single"/>
-          </w:rPr>
-          <w:t>1 Reis 6.37–38</w:t>
-        </w:r>
-      </w:hyperlink>
-    </w:p>
-    <w:p>
-      <w:pPr>
-        <w:pStyle w:val="ListBullet"/>
-        <w:spacing w:line="240" w:lineRule="auto"/>
-        <w:ind w:left="720"/>
-      </w:pPr>
-      <w:r>
-        <w:rPr>
-          <w:lang w:val="pt_PT" w:bidi="pt_PT"/>
-        </w:rPr>
-      </w:r>
-      <w:hyperlink r:id="rId210">
-        <w:r>
-          <w:rPr>
-            <w:lang w:val="pt_PT" w:bidi="pt_PT"/>
-          </w:rPr>
-          <w:rPr>
-            <w:color w:val="0000EE"/>
-            <w:u w:val="single"/>
-          </w:rPr>
-          <w:t>2 Crônicas 3.1–3</w:t>
-        </w:r>
-      </w:hyperlink>
-    </w:p>
-    <w:p>
-      <w:pPr>
-        <w:pStyle w:val="ListBullet"/>
-        <w:spacing w:line="240" w:lineRule="auto"/>
-        <w:ind w:left="720"/>
-      </w:pPr>
-      <w:r>
-        <w:rPr>
-          <w:lang w:val="pt_PT" w:bidi="pt_PT"/>
-        </w:rPr>
-      </w:r>
-      <w:hyperlink r:id="rId211">
-        <w:r>
-          <w:rPr>
-            <w:lang w:val="pt_PT" w:bidi="pt_PT"/>
-          </w:rPr>
-          <w:rPr>
-            <w:color w:val="0000EE"/>
-            <w:u w:val="single"/>
-          </w:rPr>
-          <w:t>Ezequiel 13.13–14</w:t>
-        </w:r>
-      </w:hyperlink>
-    </w:p>
-    <w:p>
-      <w:pPr>
-        <w:pStyle w:val="ListBullet"/>
-        <w:spacing w:line="240" w:lineRule="auto"/>
-        <w:ind w:left="720"/>
-      </w:pPr>
-      <w:r>
-        <w:rPr>
-          <w:lang w:val="pt_PT" w:bidi="pt_PT"/>
-        </w:rPr>
-      </w:r>
-      <w:hyperlink r:id="rId212">
-        <w:r>
-          <w:rPr>
-            <w:lang w:val="pt_PT" w:bidi="pt_PT"/>
-          </w:rPr>
-          <w:rPr>
-            <w:color w:val="0000EE"/>
-            <w:u w:val="single"/>
-          </w:rPr>
-          <w:t>Lucas 14.29</w:t>
-        </w:r>
-      </w:hyperlink>
-    </w:p>
-    <w:p>
-      <w:pPr>
-        <w:pStyle w:val="ListBullet"/>
-        <w:spacing w:line="240" w:lineRule="auto"/>
-        <w:ind w:left="720"/>
-      </w:pPr>
-      <w:r>
-        <w:rPr>
-          <w:lang w:val="pt_PT" w:bidi="pt_PT"/>
-        </w:rPr>
-      </w:r>
-      <w:hyperlink r:id="rId213">
-        <w:r>
-          <w:rPr>
-            <w:lang w:val="pt_PT" w:bidi="pt_PT"/>
-          </w:rPr>
-          <w:rPr>
-            <w:color w:val="0000EE"/>
-            <w:u w:val="single"/>
-          </w:rPr>
-          <w:t>Mateus 13.35</w:t>
-        </w:r>
-      </w:hyperlink>
-    </w:p>
-    <w:p>
-      <w:pPr>
-        <w:pStyle w:val="ListBullet"/>
-        <w:spacing w:line="240" w:lineRule="auto"/>
-        <w:ind w:left="720"/>
-      </w:pPr>
-      <w:r>
-        <w:rPr>
-          <w:lang w:val="pt_PT" w:bidi="pt_PT"/>
-        </w:rPr>
-      </w:r>
-      <w:hyperlink r:id="rId214">
-        <w:r>
-          <w:rPr>
-            <w:lang w:val="pt_PT" w:bidi="pt_PT"/>
-          </w:rPr>
-          <w:rPr>
-            <w:color w:val="0000EE"/>
-            <w:u w:val="single"/>
-          </w:rPr>
-          <w:t>Mateus 25.34</w:t>
-        </w:r>
-      </w:hyperlink>
+      <w:r>
+        <w:rPr>
+          <w:lang w:val="pt_PT" w:bidi="pt_PT"/>
+        </w:rPr>
+        <w:t>1 Reis 6.37–38</w:t>
+      </w:r>
+    </w:p>
+    <w:p>
+      <w:pPr>
+        <w:pStyle w:val="ListBullet"/>
+        <w:spacing w:line="240" w:lineRule="auto"/>
+        <w:ind w:left="720"/>
+      </w:pPr>
+      <w:r>
+        <w:rPr>
+          <w:lang w:val="pt_PT" w:bidi="pt_PT"/>
+        </w:rPr>
+      </w:r>
+      <w:r>
+        <w:rPr>
+          <w:lang w:val="pt_PT" w:bidi="pt_PT"/>
+        </w:rPr>
+        <w:t>2 Crônicas 3.1–3</w:t>
+      </w:r>
+    </w:p>
+    <w:p>
+      <w:pPr>
+        <w:pStyle w:val="ListBullet"/>
+        <w:spacing w:line="240" w:lineRule="auto"/>
+        <w:ind w:left="720"/>
+      </w:pPr>
+      <w:r>
+        <w:rPr>
+          <w:lang w:val="pt_PT" w:bidi="pt_PT"/>
+        </w:rPr>
+      </w:r>
+      <w:r>
+        <w:rPr>
+          <w:lang w:val="pt_PT" w:bidi="pt_PT"/>
+        </w:rPr>
+        <w:t>Ezequiel 13.13–14</w:t>
+      </w:r>
+    </w:p>
+    <w:p>
+      <w:pPr>
+        <w:pStyle w:val="ListBullet"/>
+        <w:spacing w:line="240" w:lineRule="auto"/>
+        <w:ind w:left="720"/>
+      </w:pPr>
+      <w:r>
+        <w:rPr>
+          <w:lang w:val="pt_PT" w:bidi="pt_PT"/>
+        </w:rPr>
+      </w:r>
+      <w:r>
+        <w:rPr>
+          <w:lang w:val="pt_PT" w:bidi="pt_PT"/>
+        </w:rPr>
+        <w:t>Lucas 14.29</w:t>
+      </w:r>
+    </w:p>
+    <w:p>
+      <w:pPr>
+        <w:pStyle w:val="ListBullet"/>
+        <w:spacing w:line="240" w:lineRule="auto"/>
+        <w:ind w:left="720"/>
+      </w:pPr>
+      <w:r>
+        <w:rPr>
+          <w:lang w:val="pt_PT" w:bidi="pt_PT"/>
+        </w:rPr>
+      </w:r>
+      <w:r>
+        <w:rPr>
+          <w:lang w:val="pt_PT" w:bidi="pt_PT"/>
+        </w:rPr>
+        <w:t>Mateus 13.35</w:t>
+      </w:r>
+    </w:p>
+    <w:p>
+      <w:pPr>
+        <w:pStyle w:val="ListBullet"/>
+        <w:spacing w:line="240" w:lineRule="auto"/>
+        <w:ind w:left="720"/>
+      </w:pPr>
+      <w:r>
+        <w:rPr>
+          <w:lang w:val="pt_PT" w:bidi="pt_PT"/>
+        </w:rPr>
+      </w:r>
+      <w:r>
+        <w:rPr>
+          <w:lang w:val="pt_PT" w:bidi="pt_PT"/>
+        </w:rPr>
+        <w:t>Mateus 25.34</w:t>
+      </w:r>
     </w:p>
     <w:p>
       <w:pPr>
